--- a/docs/design/Phase1 Software Architecture.docx
+++ b/docs/design/Phase1 Software Architecture.docx
@@ -59,7 +59,29 @@
           <w:sz w:val="22"/>
           <w:szCs w:val="22"/>
         </w:rPr>
-        <w:t>Design specification for the Common Lisp implementation</w:t>
+        <w:t xml:space="preserve">Design </w:t>
+      </w:r>
+      <w:proofErr w:type="gramStart"/>
+      <w:r>
+        <w:rPr>
+          <w:i/>
+          <w:iCs/>
+          <w:color w:val="54687A"/>
+          <w:sz w:val="22"/>
+          <w:szCs w:val="22"/>
+        </w:rPr>
+        <w:t>specification</w:t>
+      </w:r>
+      <w:proofErr w:type="gramEnd"/>
+      <w:r>
+        <w:rPr>
+          <w:i/>
+          <w:iCs/>
+          <w:color w:val="54687A"/>
+          <w:sz w:val="22"/>
+          <w:szCs w:val="22"/>
+        </w:rPr>
+        <w:t xml:space="preserve"> for the Common Lisp implementation</w:t>
       </w:r>
     </w:p>
     <w:p>
@@ -72,7 +94,7 @@
           <w:sz w:val="20"/>
           <w:szCs w:val="20"/>
         </w:rPr>
-        <w:t>Revision 2 — July 2026</w:t>
+        <w:t>Revision 3 — July 2026</w:t>
       </w:r>
     </w:p>
     <w:p>
@@ -99,7 +121,7 @@
     <w:sdt>
       <w:sdtPr>
         <w:alias w:val="Contents"/>
-        <w:id w:val="2071543068"/>
+        <w:id w:val="-97726900"/>
       </w:sdtPr>
       <w:sdtEndPr/>
       <w:sdtContent>
@@ -122,7 +144,7 @@
           <w:r>
             <w:fldChar w:fldCharType="separate"/>
           </w:r>
-          <w:hyperlink w:anchor="_Toc236034255" w:history="1">
+          <w:hyperlink w:anchor="_Toc236037184" w:history="1">
             <w:r>
               <w:rPr>
                 <w:rStyle w:val="Hyperlink"/>
@@ -146,7 +168,68 @@
               <w:rPr>
                 <w:noProof/>
               </w:rPr>
-              <w:instrText xml:space="preserve"> PAGEREF _Toc236034255 \h </w:instrText>
+              <w:instrText xml:space="preserve"> PAGEREF _Toc236037184 \h </w:instrText>
+            </w:r>
+            <w:r>
+              <w:rPr>
+                <w:noProof/>
+              </w:rPr>
+            </w:r>
+            <w:r>
+              <w:rPr>
+                <w:noProof/>
+              </w:rPr>
+              <w:fldChar w:fldCharType="separate"/>
+            </w:r>
+            <w:r>
+              <w:rPr>
+                <w:noProof/>
+              </w:rPr>
+              <w:t>4</w:t>
+            </w:r>
+            <w:r>
+              <w:rPr>
+                <w:noProof/>
+              </w:rPr>
+              <w:fldChar w:fldCharType="end"/>
+            </w:r>
+          </w:hyperlink>
+        </w:p>
+        <w:p>
+          <w:pPr>
+            <w:pStyle w:val="TOC2"/>
+            <w:tabs>
+              <w:tab w:val="right" w:leader="dot" w:pos="9630"/>
+            </w:tabs>
+            <w:rPr>
+              <w:noProof/>
+            </w:rPr>
+          </w:pPr>
+          <w:hyperlink w:anchor="_Toc236037185" w:history="1">
+            <w:r>
+              <w:rPr>
+                <w:rStyle w:val="Hyperlink"/>
+                <w:noProof/>
+              </w:rPr>
+              <w:t>1.1 Changes in revision 3</w:t>
+            </w:r>
+            <w:r>
+              <w:rPr>
+                <w:noProof/>
+              </w:rPr>
+              <w:tab/>
+            </w:r>
+            <w:r>
+              <w:rPr>
+                <w:noProof/>
+              </w:rPr>
+              <w:fldChar w:fldCharType="begin"/>
+            </w:r>
+            <w:r>
+              <w:rPr>
+                <w:noProof/>
+              </w:rPr>
+              <w:instrText xml:space="preserve"> PAGEREF _Toc236037185 \h </w:instrText>
             </w:r>
             <w:r>
               <w:rPr>
@@ -183,7 +266,7 @@
               <w:noProof/>
             </w:rPr>
           </w:pPr>
-          <w:hyperlink w:anchor="_Toc236034256" w:history="1">
+          <w:hyperlink w:anchor="_Toc236037186" w:history="1">
             <w:r>
               <w:rPr>
                 <w:rStyle w:val="Hyperlink"/>
@@ -207,7 +290,7 @@
               <w:rPr>
                 <w:noProof/>
               </w:rPr>
-              <w:instrText xml:space="preserve"> PAGEREF _Toc236034256 \h </w:instrText>
+              <w:instrText xml:space="preserve"> PAGEREF _Toc236037186 \h </w:instrText>
             </w:r>
             <w:r>
               <w:rPr>
@@ -244,7 +327,7 @@
               <w:noProof/>
             </w:rPr>
           </w:pPr>
-          <w:hyperlink w:anchor="_Toc236034257" w:history="1">
+          <w:hyperlink w:anchor="_Toc236037187" w:history="1">
             <w:r>
               <w:rPr>
                 <w:rStyle w:val="Hyperlink"/>
@@ -268,7 +351,7 @@
               <w:rPr>
                 <w:noProof/>
               </w:rPr>
-              <w:instrText xml:space="preserve"> PAGEREF _Toc236034257 \h </w:instrText>
+              <w:instrText xml:space="preserve"> PAGEREF _Toc236037187 \h </w:instrText>
             </w:r>
             <w:r>
               <w:rPr>
@@ -305,7 +388,7 @@
               <w:noProof/>
             </w:rPr>
           </w:pPr>
-          <w:hyperlink w:anchor="_Toc236034258" w:history="1">
+          <w:hyperlink w:anchor="_Toc236037188" w:history="1">
             <w:r>
               <w:rPr>
                 <w:rStyle w:val="Hyperlink"/>
@@ -329,7 +412,7 @@
               <w:rPr>
                 <w:noProof/>
               </w:rPr>
-              <w:instrText xml:space="preserve"> PAGEREF _Toc236034258 \h </w:instrText>
+              <w:instrText xml:space="preserve"> PAGEREF _Toc236037188 \h </w:instrText>
             </w:r>
             <w:r>
               <w:rPr>
@@ -366,7 +449,7 @@
               <w:noProof/>
             </w:rPr>
           </w:pPr>
-          <w:hyperlink w:anchor="_Toc236034259" w:history="1">
+          <w:hyperlink w:anchor="_Toc236037189" w:history="1">
             <w:r>
               <w:rPr>
                 <w:rStyle w:val="Hyperlink"/>
@@ -390,7 +473,7 @@
               <w:rPr>
                 <w:noProof/>
               </w:rPr>
-              <w:instrText xml:space="preserve"> PAGEREF _Toc236034259 \h </w:instrText>
+              <w:instrText xml:space="preserve"> PAGEREF _Toc236037189 \h </w:instrText>
             </w:r>
             <w:r>
               <w:rPr>
@@ -427,7 +510,7 @@
               <w:noProof/>
             </w:rPr>
           </w:pPr>
-          <w:hyperlink w:anchor="_Toc236034260" w:history="1">
+          <w:hyperlink w:anchor="_Toc236037190" w:history="1">
             <w:r>
               <w:rPr>
                 <w:rStyle w:val="Hyperlink"/>
@@ -451,7 +534,7 @@
               <w:rPr>
                 <w:noProof/>
               </w:rPr>
-              <w:instrText xml:space="preserve"> PAGEREF _Toc236034260 \h </w:instrText>
+              <w:instrText xml:space="preserve"> PAGEREF _Toc236037190 \h </w:instrText>
             </w:r>
             <w:r>
               <w:rPr>
@@ -488,7 +571,7 @@
               <w:noProof/>
             </w:rPr>
           </w:pPr>
-          <w:hyperlink w:anchor="_Toc236034261" w:history="1">
+          <w:hyperlink w:anchor="_Toc236037191" w:history="1">
             <w:r>
               <w:rPr>
                 <w:rStyle w:val="Hyperlink"/>
@@ -512,7 +595,7 @@
               <w:rPr>
                 <w:noProof/>
               </w:rPr>
-              <w:instrText xml:space="preserve"> PAGEREF _Toc236034261 \h </w:instrText>
+              <w:instrText xml:space="preserve"> PAGEREF _Toc236037191 \h </w:instrText>
             </w:r>
             <w:r>
               <w:rPr>
@@ -549,7 +632,7 @@
               <w:noProof/>
             </w:rPr>
           </w:pPr>
-          <w:hyperlink w:anchor="_Toc236034262" w:history="1">
+          <w:hyperlink w:anchor="_Toc236037192" w:history="1">
             <w:r>
               <w:rPr>
                 <w:rStyle w:val="Hyperlink"/>
@@ -573,7 +656,7 @@
               <w:rPr>
                 <w:noProof/>
               </w:rPr>
-              <w:instrText xml:space="preserve"> PAGEREF _Toc236034262 \h </w:instrText>
+              <w:instrText xml:space="preserve"> PAGEREF _Toc236037192 \h </w:instrText>
             </w:r>
             <w:r>
               <w:rPr>
@@ -610,7 +693,7 @@
               <w:noProof/>
             </w:rPr>
           </w:pPr>
-          <w:hyperlink w:anchor="_Toc236034263" w:history="1">
+          <w:hyperlink w:anchor="_Toc236037193" w:history="1">
             <w:r>
               <w:rPr>
                 <w:rStyle w:val="Hyperlink"/>
@@ -634,7 +717,7 @@
               <w:rPr>
                 <w:noProof/>
               </w:rPr>
-              <w:instrText xml:space="preserve"> PAGEREF _Toc236034263 \h </w:instrText>
+              <w:instrText xml:space="preserve"> PAGEREF _Toc236037193 \h </w:instrText>
             </w:r>
             <w:r>
               <w:rPr>
@@ -671,7 +754,7 @@
               <w:noProof/>
             </w:rPr>
           </w:pPr>
-          <w:hyperlink w:anchor="_Toc236034264" w:history="1">
+          <w:hyperlink w:anchor="_Toc236037194" w:history="1">
             <w:r>
               <w:rPr>
                 <w:rStyle w:val="Hyperlink"/>
@@ -695,7 +778,7 @@
               <w:rPr>
                 <w:noProof/>
               </w:rPr>
-              <w:instrText xml:space="preserve"> PAGEREF _Toc236034264 \h </w:instrText>
+              <w:instrText xml:space="preserve"> PAGEREF _Toc236037194 \h </w:instrText>
             </w:r>
             <w:r>
               <w:rPr>
@@ -732,7 +815,7 @@
               <w:noProof/>
             </w:rPr>
           </w:pPr>
-          <w:hyperlink w:anchor="_Toc236034265" w:history="1">
+          <w:hyperlink w:anchor="_Toc236037195" w:history="1">
             <w:r>
               <w:rPr>
                 <w:rStyle w:val="Hyperlink"/>
@@ -756,7 +839,7 @@
               <w:rPr>
                 <w:noProof/>
               </w:rPr>
-              <w:instrText xml:space="preserve"> PAGEREF _Toc236034265 \h </w:instrText>
+              <w:instrText xml:space="preserve"> PAGEREF _Toc236037195 \h </w:instrText>
             </w:r>
             <w:r>
               <w:rPr>
@@ -793,7 +876,7 @@
               <w:noProof/>
             </w:rPr>
           </w:pPr>
-          <w:hyperlink w:anchor="_Toc236034266" w:history="1">
+          <w:hyperlink w:anchor="_Toc236037196" w:history="1">
             <w:r>
               <w:rPr>
                 <w:rStyle w:val="Hyperlink"/>
@@ -817,7 +900,7 @@
               <w:rPr>
                 <w:noProof/>
               </w:rPr>
-              <w:instrText xml:space="preserve"> PAGEREF _Toc236034266 \h </w:instrText>
+              <w:instrText xml:space="preserve"> PAGEREF _Toc236037196 \h </w:instrText>
             </w:r>
             <w:r>
               <w:rPr>
@@ -854,7 +937,7 @@
               <w:noProof/>
             </w:rPr>
           </w:pPr>
-          <w:hyperlink w:anchor="_Toc236034267" w:history="1">
+          <w:hyperlink w:anchor="_Toc236037197" w:history="1">
             <w:r>
               <w:rPr>
                 <w:rStyle w:val="Hyperlink"/>
@@ -878,7 +961,7 @@
               <w:rPr>
                 <w:noProof/>
               </w:rPr>
-              <w:instrText xml:space="preserve"> PAGEREF _Toc236034267 \h </w:instrText>
+              <w:instrText xml:space="preserve"> PAGEREF _Toc236037197 \h </w:instrText>
             </w:r>
             <w:r>
               <w:rPr>
@@ -895,7 +978,7 @@
               <w:rPr>
                 <w:noProof/>
               </w:rPr>
-              <w:t>9</w:t>
+              <w:t>10</w:t>
             </w:r>
             <w:r>
               <w:rPr>
@@ -915,7 +998,7 @@
               <w:noProof/>
             </w:rPr>
           </w:pPr>
-          <w:hyperlink w:anchor="_Toc236034268" w:history="1">
+          <w:hyperlink w:anchor="_Toc236037198" w:history="1">
             <w:r>
               <w:rPr>
                 <w:rStyle w:val="Hyperlink"/>
@@ -939,7 +1022,7 @@
               <w:rPr>
                 <w:noProof/>
               </w:rPr>
-              <w:instrText xml:space="preserve"> PAGEREF _Toc236034268 \h </w:instrText>
+              <w:instrText xml:space="preserve"> PAGEREF _Toc236037198 \h </w:instrText>
             </w:r>
             <w:r>
               <w:rPr>
@@ -956,7 +1039,7 @@
               <w:rPr>
                 <w:noProof/>
               </w:rPr>
-              <w:t>9</w:t>
+              <w:t>10</w:t>
             </w:r>
             <w:r>
               <w:rPr>
@@ -976,7 +1059,7 @@
               <w:noProof/>
             </w:rPr>
           </w:pPr>
-          <w:hyperlink w:anchor="_Toc236034269" w:history="1">
+          <w:hyperlink w:anchor="_Toc236037199" w:history="1">
             <w:r>
               <w:rPr>
                 <w:rStyle w:val="Hyperlink"/>
@@ -1000,7 +1083,7 @@
               <w:rPr>
                 <w:noProof/>
               </w:rPr>
-              <w:instrText xml:space="preserve"> PAGEREF _Toc236034269 \h </w:instrText>
+              <w:instrText xml:space="preserve"> PAGEREF _Toc236037199 \h </w:instrText>
             </w:r>
             <w:r>
               <w:rPr>
@@ -1017,7 +1100,7 @@
               <w:rPr>
                 <w:noProof/>
               </w:rPr>
-              <w:t>10</w:t>
+              <w:t>12</w:t>
             </w:r>
             <w:r>
               <w:rPr>
@@ -1037,7 +1120,7 @@
               <w:noProof/>
             </w:rPr>
           </w:pPr>
-          <w:hyperlink w:anchor="_Toc236034270" w:history="1">
+          <w:hyperlink w:anchor="_Toc236037200" w:history="1">
             <w:r>
               <w:rPr>
                 <w:rStyle w:val="Hyperlink"/>
@@ -1061,7 +1144,7 @@
               <w:rPr>
                 <w:noProof/>
               </w:rPr>
-              <w:instrText xml:space="preserve"> PAGEREF _Toc236034270 \h </w:instrText>
+              <w:instrText xml:space="preserve"> PAGEREF _Toc236037200 \h </w:instrText>
             </w:r>
             <w:r>
               <w:rPr>
@@ -1078,7 +1161,7 @@
               <w:rPr>
                 <w:noProof/>
               </w:rPr>
-              <w:t>10</w:t>
+              <w:t>12</w:t>
             </w:r>
             <w:r>
               <w:rPr>
@@ -1098,7 +1181,7 @@
               <w:noProof/>
             </w:rPr>
           </w:pPr>
-          <w:hyperlink w:anchor="_Toc236034271" w:history="1">
+          <w:hyperlink w:anchor="_Toc236037201" w:history="1">
             <w:r>
               <w:rPr>
                 <w:rStyle w:val="Hyperlink"/>
@@ -1122,7 +1205,7 @@
               <w:rPr>
                 <w:noProof/>
               </w:rPr>
-              <w:instrText xml:space="preserve"> PAGEREF _Toc236034271 \h </w:instrText>
+              <w:instrText xml:space="preserve"> PAGEREF _Toc236037201 \h </w:instrText>
             </w:r>
             <w:r>
               <w:rPr>
@@ -1139,7 +1222,7 @@
               <w:rPr>
                 <w:noProof/>
               </w:rPr>
-              <w:t>10</w:t>
+              <w:t>12</w:t>
             </w:r>
             <w:r>
               <w:rPr>
@@ -1159,7 +1242,7 @@
               <w:noProof/>
             </w:rPr>
           </w:pPr>
-          <w:hyperlink w:anchor="_Toc236034272" w:history="1">
+          <w:hyperlink w:anchor="_Toc236037202" w:history="1">
             <w:r>
               <w:rPr>
                 <w:rStyle w:val="Hyperlink"/>
@@ -1183,7 +1266,7 @@
               <w:rPr>
                 <w:noProof/>
               </w:rPr>
-              <w:instrText xml:space="preserve"> PAGEREF _Toc236034272 \h </w:instrText>
+              <w:instrText xml:space="preserve"> PAGEREF _Toc236037202 \h </w:instrText>
             </w:r>
             <w:r>
               <w:rPr>
@@ -1200,7 +1283,7 @@
               <w:rPr>
                 <w:noProof/>
               </w:rPr>
-              <w:t>10</w:t>
+              <w:t>12</w:t>
             </w:r>
             <w:r>
               <w:rPr>
@@ -1220,7 +1303,7 @@
               <w:noProof/>
             </w:rPr>
           </w:pPr>
-          <w:hyperlink w:anchor="_Toc236034273" w:history="1">
+          <w:hyperlink w:anchor="_Toc236037203" w:history="1">
             <w:r>
               <w:rPr>
                 <w:rStyle w:val="Hyperlink"/>
@@ -1244,7 +1327,7 @@
               <w:rPr>
                 <w:noProof/>
               </w:rPr>
-              <w:instrText xml:space="preserve"> PAGEREF _Toc236034273 \h </w:instrText>
+              <w:instrText xml:space="preserve"> PAGEREF _Toc236037203 \h </w:instrText>
             </w:r>
             <w:r>
               <w:rPr>
@@ -1261,7 +1344,7 @@
               <w:rPr>
                 <w:noProof/>
               </w:rPr>
-              <w:t>11</w:t>
+              <w:t>12</w:t>
             </w:r>
             <w:r>
               <w:rPr>
@@ -1281,7 +1364,7 @@
               <w:noProof/>
             </w:rPr>
           </w:pPr>
-          <w:hyperlink w:anchor="_Toc236034274" w:history="1">
+          <w:hyperlink w:anchor="_Toc236037204" w:history="1">
             <w:r>
               <w:rPr>
                 <w:rStyle w:val="Hyperlink"/>
@@ -1305,7 +1388,7 @@
               <w:rPr>
                 <w:noProof/>
               </w:rPr>
-              <w:instrText xml:space="preserve"> PAGEREF _Toc236034274 \h </w:instrText>
+              <w:instrText xml:space="preserve"> PAGEREF _Toc236037204 \h </w:instrText>
             </w:r>
             <w:r>
               <w:rPr>
@@ -1322,7 +1405,7 @@
               <w:rPr>
                 <w:noProof/>
               </w:rPr>
-              <w:t>11</w:t>
+              <w:t>13</w:t>
             </w:r>
             <w:r>
               <w:rPr>
@@ -1342,7 +1425,7 @@
               <w:noProof/>
             </w:rPr>
           </w:pPr>
-          <w:hyperlink w:anchor="_Toc236034275" w:history="1">
+          <w:hyperlink w:anchor="_Toc236037205" w:history="1">
             <w:r>
               <w:rPr>
                 <w:rStyle w:val="Hyperlink"/>
@@ -1366,7 +1449,7 @@
               <w:rPr>
                 <w:noProof/>
               </w:rPr>
-              <w:instrText xml:space="preserve"> PAGEREF _Toc236034275 \h </w:instrText>
+              <w:instrText xml:space="preserve"> PAGEREF _Toc236037205 \h </w:instrText>
             </w:r>
             <w:r>
               <w:rPr>
@@ -1383,7 +1466,7 @@
               <w:rPr>
                 <w:noProof/>
               </w:rPr>
-              <w:t>11</w:t>
+              <w:t>13</w:t>
             </w:r>
             <w:r>
               <w:rPr>
@@ -1403,7 +1486,7 @@
               <w:noProof/>
             </w:rPr>
           </w:pPr>
-          <w:hyperlink w:anchor="_Toc236034276" w:history="1">
+          <w:hyperlink w:anchor="_Toc236037206" w:history="1">
             <w:r>
               <w:rPr>
                 <w:rStyle w:val="Hyperlink"/>
@@ -1427,7 +1510,7 @@
               <w:rPr>
                 <w:noProof/>
               </w:rPr>
-              <w:instrText xml:space="preserve"> PAGEREF _Toc236034276 \h </w:instrText>
+              <w:instrText xml:space="preserve"> PAGEREF _Toc236037206 \h </w:instrText>
             </w:r>
             <w:r>
               <w:rPr>
@@ -1444,7 +1527,7 @@
               <w:rPr>
                 <w:noProof/>
               </w:rPr>
-              <w:t>11</w:t>
+              <w:t>13</w:t>
             </w:r>
             <w:r>
               <w:rPr>
@@ -1464,7 +1547,7 @@
               <w:noProof/>
             </w:rPr>
           </w:pPr>
-          <w:hyperlink w:anchor="_Toc236034277" w:history="1">
+          <w:hyperlink w:anchor="_Toc236037207" w:history="1">
             <w:r>
               <w:rPr>
                 <w:rStyle w:val="Hyperlink"/>
@@ -1488,7 +1571,7 @@
               <w:rPr>
                 <w:noProof/>
               </w:rPr>
-              <w:instrText xml:space="preserve"> PAGEREF _Toc236034277 \h </w:instrText>
+              <w:instrText xml:space="preserve"> PAGEREF _Toc236037207 \h </w:instrText>
             </w:r>
             <w:r>
               <w:rPr>
@@ -1505,7 +1588,7 @@
               <w:rPr>
                 <w:noProof/>
               </w:rPr>
-              <w:t>12</w:t>
+              <w:t>13</w:t>
             </w:r>
             <w:r>
               <w:rPr>
@@ -1525,7 +1608,7 @@
               <w:noProof/>
             </w:rPr>
           </w:pPr>
-          <w:hyperlink w:anchor="_Toc236034278" w:history="1">
+          <w:hyperlink w:anchor="_Toc236037208" w:history="1">
             <w:r>
               <w:rPr>
                 <w:rStyle w:val="Hyperlink"/>
@@ -1549,7 +1632,7 @@
               <w:rPr>
                 <w:noProof/>
               </w:rPr>
-              <w:instrText xml:space="preserve"> PAGEREF _Toc236034278 \h </w:instrText>
+              <w:instrText xml:space="preserve"> PAGEREF _Toc236037208 \h </w:instrText>
             </w:r>
             <w:r>
               <w:rPr>
@@ -1566,7 +1649,7 @@
               <w:rPr>
                 <w:noProof/>
               </w:rPr>
-              <w:t>12</w:t>
+              <w:t>13</w:t>
             </w:r>
             <w:r>
               <w:rPr>
@@ -1586,7 +1669,7 @@
               <w:noProof/>
             </w:rPr>
           </w:pPr>
-          <w:hyperlink w:anchor="_Toc236034279" w:history="1">
+          <w:hyperlink w:anchor="_Toc236037209" w:history="1">
             <w:r>
               <w:rPr>
                 <w:rStyle w:val="Hyperlink"/>
@@ -1610,7 +1693,7 @@
               <w:rPr>
                 <w:noProof/>
               </w:rPr>
-              <w:instrText xml:space="preserve"> PAGEREF _Toc236034279 \h </w:instrText>
+              <w:instrText xml:space="preserve"> PAGEREF _Toc236037209 \h </w:instrText>
             </w:r>
             <w:r>
               <w:rPr>
@@ -1627,7 +1710,7 @@
               <w:rPr>
                 <w:noProof/>
               </w:rPr>
-              <w:t>12</w:t>
+              <w:t>13</w:t>
             </w:r>
             <w:r>
               <w:rPr>
@@ -1647,7 +1730,7 @@
               <w:noProof/>
             </w:rPr>
           </w:pPr>
-          <w:hyperlink w:anchor="_Toc236034280" w:history="1">
+          <w:hyperlink w:anchor="_Toc236037210" w:history="1">
             <w:r>
               <w:rPr>
                 <w:rStyle w:val="Hyperlink"/>
@@ -1671,7 +1754,7 @@
               <w:rPr>
                 <w:noProof/>
               </w:rPr>
-              <w:instrText xml:space="preserve"> PAGEREF _Toc236034280 \h </w:instrText>
+              <w:instrText xml:space="preserve"> PAGEREF _Toc236037210 \h </w:instrText>
             </w:r>
             <w:r>
               <w:rPr>
@@ -1688,7 +1771,7 @@
               <w:rPr>
                 <w:noProof/>
               </w:rPr>
-              <w:t>12</w:t>
+              <w:t>14</w:t>
             </w:r>
             <w:r>
               <w:rPr>
@@ -1708,7 +1791,7 @@
               <w:noProof/>
             </w:rPr>
           </w:pPr>
-          <w:hyperlink w:anchor="_Toc236034281" w:history="1">
+          <w:hyperlink w:anchor="_Toc236037211" w:history="1">
             <w:r>
               <w:rPr>
                 <w:rStyle w:val="Hyperlink"/>
@@ -1732,7 +1815,7 @@
               <w:rPr>
                 <w:noProof/>
               </w:rPr>
-              <w:instrText xml:space="preserve"> PAGEREF _Toc236034281 \h </w:instrText>
+              <w:instrText xml:space="preserve"> PAGEREF _Toc236037211 \h </w:instrText>
             </w:r>
             <w:r>
               <w:rPr>
@@ -1749,7 +1832,7 @@
               <w:rPr>
                 <w:noProof/>
               </w:rPr>
-              <w:t>12</w:t>
+              <w:t>14</w:t>
             </w:r>
             <w:r>
               <w:rPr>
@@ -1769,7 +1852,7 @@
               <w:noProof/>
             </w:rPr>
           </w:pPr>
-          <w:hyperlink w:anchor="_Toc236034282" w:history="1">
+          <w:hyperlink w:anchor="_Toc236037212" w:history="1">
             <w:r>
               <w:rPr>
                 <w:rStyle w:val="Hyperlink"/>
@@ -1793,7 +1876,7 @@
               <w:rPr>
                 <w:noProof/>
               </w:rPr>
-              <w:instrText xml:space="preserve"> PAGEREF _Toc236034282 \h </w:instrText>
+              <w:instrText xml:space="preserve"> PAGEREF _Toc236037212 \h </w:instrText>
             </w:r>
             <w:r>
               <w:rPr>
@@ -1810,7 +1893,7 @@
               <w:rPr>
                 <w:noProof/>
               </w:rPr>
-              <w:t>13</w:t>
+              <w:t>14</w:t>
             </w:r>
             <w:r>
               <w:rPr>
@@ -1830,7 +1913,7 @@
               <w:noProof/>
             </w:rPr>
           </w:pPr>
-          <w:hyperlink w:anchor="_Toc236034283" w:history="1">
+          <w:hyperlink w:anchor="_Toc236037213" w:history="1">
             <w:r>
               <w:rPr>
                 <w:rStyle w:val="Hyperlink"/>
@@ -1854,7 +1937,7 @@
               <w:rPr>
                 <w:noProof/>
               </w:rPr>
-              <w:instrText xml:space="preserve"> PAGEREF _Toc236034283 \h </w:instrText>
+              <w:instrText xml:space="preserve"> PAGEREF _Toc236037213 \h </w:instrText>
             </w:r>
             <w:r>
               <w:rPr>
@@ -1871,7 +1954,7 @@
               <w:rPr>
                 <w:noProof/>
               </w:rPr>
-              <w:t>13</w:t>
+              <w:t>14</w:t>
             </w:r>
             <w:r>
               <w:rPr>
@@ -1891,7 +1974,7 @@
               <w:noProof/>
             </w:rPr>
           </w:pPr>
-          <w:hyperlink w:anchor="_Toc236034284" w:history="1">
+          <w:hyperlink w:anchor="_Toc236037214" w:history="1">
             <w:r>
               <w:rPr>
                 <w:rStyle w:val="Hyperlink"/>
@@ -1915,7 +1998,7 @@
               <w:rPr>
                 <w:noProof/>
               </w:rPr>
-              <w:instrText xml:space="preserve"> PAGEREF _Toc236034284 \h </w:instrText>
+              <w:instrText xml:space="preserve"> PAGEREF _Toc236037214 \h </w:instrText>
             </w:r>
             <w:r>
               <w:rPr>
@@ -1932,7 +2015,7 @@
               <w:rPr>
                 <w:noProof/>
               </w:rPr>
-              <w:t>13</w:t>
+              <w:t>15</w:t>
             </w:r>
             <w:r>
               <w:rPr>
@@ -1952,7 +2035,7 @@
               <w:noProof/>
             </w:rPr>
           </w:pPr>
-          <w:hyperlink w:anchor="_Toc236034285" w:history="1">
+          <w:hyperlink w:anchor="_Toc236037215" w:history="1">
             <w:r>
               <w:rPr>
                 <w:rStyle w:val="Hyperlink"/>
@@ -1976,7 +2059,7 @@
               <w:rPr>
                 <w:noProof/>
               </w:rPr>
-              <w:instrText xml:space="preserve"> PAGEREF _Toc236034285 \h </w:instrText>
+              <w:instrText xml:space="preserve"> PAGEREF _Toc236037215 \h </w:instrText>
             </w:r>
             <w:r>
               <w:rPr>
@@ -1993,7 +2076,7 @@
               <w:rPr>
                 <w:noProof/>
               </w:rPr>
-              <w:t>14</w:t>
+              <w:t>15</w:t>
             </w:r>
             <w:r>
               <w:rPr>
@@ -2013,7 +2096,7 @@
               <w:noProof/>
             </w:rPr>
           </w:pPr>
-          <w:hyperlink w:anchor="_Toc236034286" w:history="1">
+          <w:hyperlink w:anchor="_Toc236037216" w:history="1">
             <w:r>
               <w:rPr>
                 <w:rStyle w:val="Hyperlink"/>
@@ -2037,7 +2120,7 @@
               <w:rPr>
                 <w:noProof/>
               </w:rPr>
-              <w:instrText xml:space="preserve"> PAGEREF _Toc236034286 \h </w:instrText>
+              <w:instrText xml:space="preserve"> PAGEREF _Toc236037216 \h </w:instrText>
             </w:r>
             <w:r>
               <w:rPr>
@@ -2054,7 +2137,7 @@
               <w:rPr>
                 <w:noProof/>
               </w:rPr>
-              <w:t>14</w:t>
+              <w:t>16</w:t>
             </w:r>
             <w:r>
               <w:rPr>
@@ -2074,7 +2157,7 @@
               <w:noProof/>
             </w:rPr>
           </w:pPr>
-          <w:hyperlink w:anchor="_Toc236034287" w:history="1">
+          <w:hyperlink w:anchor="_Toc236037217" w:history="1">
             <w:r>
               <w:rPr>
                 <w:rStyle w:val="Hyperlink"/>
@@ -2098,7 +2181,7 @@
               <w:rPr>
                 <w:noProof/>
               </w:rPr>
-              <w:instrText xml:space="preserve"> PAGEREF _Toc236034287 \h </w:instrText>
+              <w:instrText xml:space="preserve"> PAGEREF _Toc236037217 \h </w:instrText>
             </w:r>
             <w:r>
               <w:rPr>
@@ -2115,7 +2198,7 @@
               <w:rPr>
                 <w:noProof/>
               </w:rPr>
-              <w:t>14</w:t>
+              <w:t>16</w:t>
             </w:r>
             <w:r>
               <w:rPr>
@@ -2135,7 +2218,7 @@
               <w:noProof/>
             </w:rPr>
           </w:pPr>
-          <w:hyperlink w:anchor="_Toc236034288" w:history="1">
+          <w:hyperlink w:anchor="_Toc236037218" w:history="1">
             <w:r>
               <w:rPr>
                 <w:rStyle w:val="Hyperlink"/>
@@ -2159,7 +2242,7 @@
               <w:rPr>
                 <w:noProof/>
               </w:rPr>
-              <w:instrText xml:space="preserve"> PAGEREF _Toc236034288 \h </w:instrText>
+              <w:instrText xml:space="preserve"> PAGEREF _Toc236037218 \h </w:instrText>
             </w:r>
             <w:r>
               <w:rPr>
@@ -2176,7 +2259,68 @@
               <w:rPr>
                 <w:noProof/>
               </w:rPr>
-              <w:t>15</w:t>
+              <w:t>16</w:t>
+            </w:r>
+            <w:r>
+              <w:rPr>
+                <w:noProof/>
+              </w:rPr>
+              <w:fldChar w:fldCharType="end"/>
+            </w:r>
+          </w:hyperlink>
+        </w:p>
+        <w:p>
+          <w:pPr>
+            <w:pStyle w:val="TOC2"/>
+            <w:tabs>
+              <w:tab w:val="right" w:leader="dot" w:pos="9630"/>
+            </w:tabs>
+            <w:rPr>
+              <w:noProof/>
+            </w:rPr>
+          </w:pPr>
+          <w:hyperlink w:anchor="_Toc236037219" w:history="1">
+            <w:r>
+              <w:rPr>
+                <w:rStyle w:val="Hyperlink"/>
+                <w:noProof/>
+              </w:rPr>
+              <w:t>11.1 Forward expansion</w:t>
+            </w:r>
+            <w:r>
+              <w:rPr>
+                <w:noProof/>
+              </w:rPr>
+              <w:tab/>
+            </w:r>
+            <w:r>
+              <w:rPr>
+                <w:noProof/>
+              </w:rPr>
+              <w:fldChar w:fldCharType="begin"/>
+            </w:r>
+            <w:r>
+              <w:rPr>
+                <w:noProof/>
+              </w:rPr>
+              <w:instrText xml:space="preserve"> PAGEREF _Toc236037219 \h </w:instrText>
+            </w:r>
+            <w:r>
+              <w:rPr>
+                <w:noProof/>
+              </w:rPr>
+            </w:r>
+            <w:r>
+              <w:rPr>
+                <w:noProof/>
+              </w:rPr>
+              <w:fldChar w:fldCharType="separate"/>
+            </w:r>
+            <w:r>
+              <w:rPr>
+                <w:noProof/>
+              </w:rPr>
+              <w:t>17</w:t>
             </w:r>
             <w:r>
               <w:rPr>
@@ -2196,7 +2340,7 @@
               <w:noProof/>
             </w:rPr>
           </w:pPr>
-          <w:hyperlink w:anchor="_Toc236034289" w:history="1">
+          <w:hyperlink w:anchor="_Toc236037220" w:history="1">
             <w:r>
               <w:rPr>
                 <w:rStyle w:val="Hyperlink"/>
@@ -2220,7 +2364,7 @@
               <w:rPr>
                 <w:noProof/>
               </w:rPr>
-              <w:instrText xml:space="preserve"> PAGEREF _Toc236034289 \h </w:instrText>
+              <w:instrText xml:space="preserve"> PAGEREF _Toc236037220 \h </w:instrText>
             </w:r>
             <w:r>
               <w:rPr>
@@ -2237,7 +2381,7 @@
               <w:rPr>
                 <w:noProof/>
               </w:rPr>
-              <w:t>15</w:t>
+              <w:t>17</w:t>
             </w:r>
             <w:r>
               <w:rPr>
@@ -2257,7 +2401,7 @@
               <w:noProof/>
             </w:rPr>
           </w:pPr>
-          <w:hyperlink w:anchor="_Toc236034290" w:history="1">
+          <w:hyperlink w:anchor="_Toc236037221" w:history="1">
             <w:r>
               <w:rPr>
                 <w:rStyle w:val="Hyperlink"/>
@@ -2281,7 +2425,7 @@
               <w:rPr>
                 <w:noProof/>
               </w:rPr>
-              <w:instrText xml:space="preserve"> PAGEREF _Toc236034290 \h </w:instrText>
+              <w:instrText xml:space="preserve"> PAGEREF _Toc236037221 \h </w:instrText>
             </w:r>
             <w:r>
               <w:rPr>
@@ -2298,7 +2442,7 @@
               <w:rPr>
                 <w:noProof/>
               </w:rPr>
-              <w:t>16</w:t>
+              <w:t>18</w:t>
             </w:r>
             <w:r>
               <w:rPr>
@@ -2318,7 +2462,7 @@
               <w:noProof/>
             </w:rPr>
           </w:pPr>
-          <w:hyperlink w:anchor="_Toc236034291" w:history="1">
+          <w:hyperlink w:anchor="_Toc236037222" w:history="1">
             <w:r>
               <w:rPr>
                 <w:rStyle w:val="Hyperlink"/>
@@ -2342,7 +2486,7 @@
               <w:rPr>
                 <w:noProof/>
               </w:rPr>
-              <w:instrText xml:space="preserve"> PAGEREF _Toc236034291 \h </w:instrText>
+              <w:instrText xml:space="preserve"> PAGEREF _Toc236037222 \h </w:instrText>
             </w:r>
             <w:r>
               <w:rPr>
@@ -2359,7 +2503,7 @@
               <w:rPr>
                 <w:noProof/>
               </w:rPr>
-              <w:t>17</w:t>
+              <w:t>18</w:t>
             </w:r>
             <w:r>
               <w:rPr>
@@ -2379,7 +2523,7 @@
               <w:noProof/>
             </w:rPr>
           </w:pPr>
-          <w:hyperlink w:anchor="_Toc236034292" w:history="1">
+          <w:hyperlink w:anchor="_Toc236037223" w:history="1">
             <w:r>
               <w:rPr>
                 <w:rStyle w:val="Hyperlink"/>
@@ -2403,7 +2547,7 @@
               <w:rPr>
                 <w:noProof/>
               </w:rPr>
-              <w:instrText xml:space="preserve"> PAGEREF _Toc236034292 \h </w:instrText>
+              <w:instrText xml:space="preserve"> PAGEREF _Toc236037223 \h </w:instrText>
             </w:r>
             <w:r>
               <w:rPr>
@@ -2420,7 +2564,7 @@
               <w:rPr>
                 <w:noProof/>
               </w:rPr>
-              <w:t>17</w:t>
+              <w:t>18</w:t>
             </w:r>
             <w:r>
               <w:rPr>
@@ -2440,7 +2584,7 @@
               <w:noProof/>
             </w:rPr>
           </w:pPr>
-          <w:hyperlink w:anchor="_Toc236034293" w:history="1">
+          <w:hyperlink w:anchor="_Toc236037224" w:history="1">
             <w:r>
               <w:rPr>
                 <w:rStyle w:val="Hyperlink"/>
@@ -2464,7 +2608,7 @@
               <w:rPr>
                 <w:noProof/>
               </w:rPr>
-              <w:instrText xml:space="preserve"> PAGEREF _Toc236034293 \h </w:instrText>
+              <w:instrText xml:space="preserve"> PAGEREF _Toc236037224 \h </w:instrText>
             </w:r>
             <w:r>
               <w:rPr>
@@ -2481,7 +2625,7 @@
               <w:rPr>
                 <w:noProof/>
               </w:rPr>
-              <w:t>17</w:t>
+              <w:t>19</w:t>
             </w:r>
             <w:r>
               <w:rPr>
@@ -2501,7 +2645,7 @@
               <w:noProof/>
             </w:rPr>
           </w:pPr>
-          <w:hyperlink w:anchor="_Toc236034294" w:history="1">
+          <w:hyperlink w:anchor="_Toc236037225" w:history="1">
             <w:r>
               <w:rPr>
                 <w:rStyle w:val="Hyperlink"/>
@@ -2525,7 +2669,7 @@
               <w:rPr>
                 <w:noProof/>
               </w:rPr>
-              <w:instrText xml:space="preserve"> PAGEREF _Toc236034294 \h </w:instrText>
+              <w:instrText xml:space="preserve"> PAGEREF _Toc236037225 \h </w:instrText>
             </w:r>
             <w:r>
               <w:rPr>
@@ -2542,7 +2686,7 @@
               <w:rPr>
                 <w:noProof/>
               </w:rPr>
-              <w:t>17</w:t>
+              <w:t>19</w:t>
             </w:r>
             <w:r>
               <w:rPr>
@@ -2562,7 +2706,7 @@
               <w:noProof/>
             </w:rPr>
           </w:pPr>
-          <w:hyperlink w:anchor="_Toc236034295" w:history="1">
+          <w:hyperlink w:anchor="_Toc236037226" w:history="1">
             <w:r>
               <w:rPr>
                 <w:rStyle w:val="Hyperlink"/>
@@ -2586,7 +2730,7 @@
               <w:rPr>
                 <w:noProof/>
               </w:rPr>
-              <w:instrText xml:space="preserve"> PAGEREF _Toc236034295 \h </w:instrText>
+              <w:instrText xml:space="preserve"> PAGEREF _Toc236037226 \h </w:instrText>
             </w:r>
             <w:r>
               <w:rPr>
@@ -2603,7 +2747,7 @@
               <w:rPr>
                 <w:noProof/>
               </w:rPr>
-              <w:t>18</w:t>
+              <w:t>20</w:t>
             </w:r>
             <w:r>
               <w:rPr>
@@ -2623,7 +2767,7 @@
               <w:noProof/>
             </w:rPr>
           </w:pPr>
-          <w:hyperlink w:anchor="_Toc236034296" w:history="1">
+          <w:hyperlink w:anchor="_Toc236037227" w:history="1">
             <w:r>
               <w:rPr>
                 <w:rStyle w:val="Hyperlink"/>
@@ -2647,7 +2791,7 @@
               <w:rPr>
                 <w:noProof/>
               </w:rPr>
-              <w:instrText xml:space="preserve"> PAGEREF _Toc236034296 \h </w:instrText>
+              <w:instrText xml:space="preserve"> PAGEREF _Toc236037227 \h </w:instrText>
             </w:r>
             <w:r>
               <w:rPr>
@@ -2664,7 +2808,7 @@
               <w:rPr>
                 <w:noProof/>
               </w:rPr>
-              <w:t>18</w:t>
+              <w:t>20</w:t>
             </w:r>
             <w:r>
               <w:rPr>
@@ -2684,7 +2828,7 @@
               <w:noProof/>
             </w:rPr>
           </w:pPr>
-          <w:hyperlink w:anchor="_Toc236034297" w:history="1">
+          <w:hyperlink w:anchor="_Toc236037228" w:history="1">
             <w:r>
               <w:rPr>
                 <w:rStyle w:val="Hyperlink"/>
@@ -2708,7 +2852,7 @@
               <w:rPr>
                 <w:noProof/>
               </w:rPr>
-              <w:instrText xml:space="preserve"> PAGEREF _Toc236034297 \h </w:instrText>
+              <w:instrText xml:space="preserve"> PAGEREF _Toc236037228 \h </w:instrText>
             </w:r>
             <w:r>
               <w:rPr>
@@ -2725,7 +2869,7 @@
               <w:rPr>
                 <w:noProof/>
               </w:rPr>
-              <w:t>18</w:t>
+              <w:t>20</w:t>
             </w:r>
             <w:r>
               <w:rPr>
@@ -2745,7 +2889,7 @@
               <w:noProof/>
             </w:rPr>
           </w:pPr>
-          <w:hyperlink w:anchor="_Toc236034298" w:history="1">
+          <w:hyperlink w:anchor="_Toc236037229" w:history="1">
             <w:r>
               <w:rPr>
                 <w:rStyle w:val="Hyperlink"/>
@@ -2769,7 +2913,7 @@
               <w:rPr>
                 <w:noProof/>
               </w:rPr>
-              <w:instrText xml:space="preserve"> PAGEREF _Toc236034298 \h </w:instrText>
+              <w:instrText xml:space="preserve"> PAGEREF _Toc236037229 \h </w:instrText>
             </w:r>
             <w:r>
               <w:rPr>
@@ -2786,7 +2930,7 @@
               <w:rPr>
                 <w:noProof/>
               </w:rPr>
-              <w:t>19</w:t>
+              <w:t>20</w:t>
             </w:r>
             <w:r>
               <w:rPr>
@@ -2806,7 +2950,7 @@
               <w:noProof/>
             </w:rPr>
           </w:pPr>
-          <w:hyperlink w:anchor="_Toc236034299" w:history="1">
+          <w:hyperlink w:anchor="_Toc236037230" w:history="1">
             <w:r>
               <w:rPr>
                 <w:rStyle w:val="Hyperlink"/>
@@ -2830,7 +2974,7 @@
               <w:rPr>
                 <w:noProof/>
               </w:rPr>
-              <w:instrText xml:space="preserve"> PAGEREF _Toc236034299 \h </w:instrText>
+              <w:instrText xml:space="preserve"> PAGEREF _Toc236037230 \h </w:instrText>
             </w:r>
             <w:r>
               <w:rPr>
@@ -2847,7 +2991,7 @@
               <w:rPr>
                 <w:noProof/>
               </w:rPr>
-              <w:t>19</w:t>
+              <w:t>21</w:t>
             </w:r>
             <w:r>
               <w:rPr>
@@ -2874,7 +3018,7 @@
         <w:pStyle w:val="Heading1"/>
         <w:spacing w:before="320" w:after="160"/>
       </w:pPr>
-      <w:bookmarkStart w:id="0" w:name="_Toc236034255"/>
+      <w:bookmarkStart w:id="0" w:name="_Toc236037184"/>
       <w:r>
         <w:lastRenderedPageBreak/>
         <w:t>1. Introduction</w:t>
@@ -2926,10 +3070,42 @@
         <w:spacing w:after="160"/>
       </w:pPr>
       <w:r>
-        <w:t>Three themes run through everything below. First, files are truth: source, comments, and the YAML documents under docs/ hold the knowledge, and the graph is an index over them that can be discarded and rebuilt at any time. Second, change flows through ontology operations: analyzers never mutate the graph, they emit operations, and the Graph Manager validates and applies them — which is what allows incremental update and full rebuild to produce the same result. Third, self-hosting: Loom’s test suite analyzes</w:t>
-      </w:r>
-      <w:r>
-        <w:t xml:space="preserve"> Loom, and the architectural rules stated in this document are enforced as queries against the graph Loom builds of its own source.</w:t>
+        <w:t xml:space="preserve">Three themes run through everything below. First, files are truth: source, comments, and the YAML documents under docs/ hold the knowledge, and the graph is an index over them that can be discarded and rebuilt at any time. Second, change flows through ontology operations: analyzers never mutate the graph, they emit operations, and the Graph Manager validates and applies them — which is what allows incremental update and full </w:t>
+      </w:r>
+      <w:proofErr w:type="gramStart"/>
+      <w:r>
+        <w:t>rebuild</w:t>
+      </w:r>
+      <w:proofErr w:type="gramEnd"/>
+      <w:r>
+        <w:t xml:space="preserve"> to produce the same result. Third, self-hosting: Loom’s test suite analyzes Loom, and the architectural rules stated in this document are enforced as queries against the graph Loom builds of its own source.</w:t>
+      </w:r>
+    </w:p>
+    <w:p>
+      <w:pPr>
+        <w:pStyle w:val="Heading2"/>
+        <w:spacing w:before="260" w:after="140"/>
+      </w:pPr>
+      <w:bookmarkStart w:id="1" w:name="_Toc236037185"/>
+      <w:r>
+        <w:t>1.1 Changes in revision 3</w:t>
+      </w:r>
+      <w:bookmarkEnd w:id="1"/>
+    </w:p>
+    <w:p>
+      <w:pPr>
+        <w:spacing w:after="160"/>
+      </w:pPr>
+      <w:r>
+        <w:t xml:space="preserve">This revision reconciles the specification against the implementation of loom-ontology, loom-graph, loom-analyzer, and loom-knowledge. Five corrections, each originating in a conflict found while building: the impact direction </w:t>
+      </w:r>
+      <w:proofErr w:type="gramStart"/>
+      <w:r>
+        <w:t>of :decides</w:t>
+      </w:r>
+      <w:proofErr w:type="gramEnd"/>
+      <w:r>
+        <w:t xml:space="preserve"> (§5.3), the addition of loom-knowledge to the system table (§4), the entity id grammar (§5.1 and §12), the retraction and staleness rules (§5.4), and a repository layout that describes the tree that exists rather than proposing a new one (§16). Where the implementation and the previous revision disagreed, the implementation was usually right; those cases are noted at the point of change.</w:t>
       </w:r>
     </w:p>
     <w:p>
@@ -2937,11 +3113,11 @@
         <w:pStyle w:val="Heading1"/>
         <w:spacing w:before="320" w:after="160"/>
       </w:pPr>
-      <w:bookmarkStart w:id="1" w:name="_Toc236034256"/>
+      <w:bookmarkStart w:id="2" w:name="_Toc236037186"/>
       <w:r>
         <w:t>2. System Overview</w:t>
       </w:r>
-      <w:bookmarkEnd w:id="1"/>
+      <w:bookmarkEnd w:id="2"/>
     </w:p>
     <w:p>
       <w:pPr>
@@ -2954,7 +3130,7 @@
         </w:rPr>
         <w:lastRenderedPageBreak/>
         <w:drawing>
-          <wp:inline distT="0" distB="0" distL="0" distR="0" wp14:anchorId="1BC530C6" wp14:editId="76ECCECE">
+          <wp:inline distT="0" distB="0" distL="0" distR="0" wp14:anchorId="5A376127" wp14:editId="1996F082">
             <wp:extent cx="6172200" cy="4533900"/>
             <wp:effectExtent l="0" t="0" r="0" b="0"/>
             <wp:docPr id="1" name="Picture 1"/>
@@ -3014,10 +3190,23 @@
         <w:spacing w:after="160"/>
       </w:pPr>
       <w:r>
-        <w:t>Loom is a single OS process that the developer starts from a shell and points at a Git repository. That process holds the graph, watches the working tree, runs the analyzers, serves REST and MCP over HTTP on localhost, and presents a command loop on its own standard input. For a single developer there is no operational reason to separate the watcher from the server, and merging them removes an inter-process boundary that would otherwise sit between the component that detects change and the component that ow</w:t>
-      </w:r>
-      <w:r>
-        <w:t>ns the graph.</w:t>
+        <w:t xml:space="preserve">Loom is a single OS process that the developer starts </w:t>
+      </w:r>
+      <w:proofErr w:type="gramStart"/>
+      <w:r>
+        <w:t>from</w:t>
+      </w:r>
+      <w:proofErr w:type="gramEnd"/>
+      <w:r>
+        <w:t xml:space="preserve"> a shell and points at a Git repository. That process holds the graph, watches the working tree, runs the analyzers, serves REST and MCP over HTTP on localhost, and presents a command loop on its own standard input. For a single developer there is no operational reason to separate the watcher from the </w:t>
+      </w:r>
+      <w:proofErr w:type="gramStart"/>
+      <w:r>
+        <w:t>server, and</w:t>
+      </w:r>
+      <w:proofErr w:type="gramEnd"/>
+      <w:r>
+        <w:t xml:space="preserve"> merging them removes an inter-process boundary that would otherwise sit between the component that detects change and the component that owns the graph.</w:t>
       </w:r>
     </w:p>
     <w:p>
@@ -3025,7 +3214,15 @@
         <w:spacing w:after="160"/>
       </w:pPr>
       <w:r>
-        <w:t>Two paths meet at the Graph Manager. The construction path watches the repository, analyzes changed files — source code, and the YAML documents under docs/ — and emits ontology operations. The consumption path answers queries from Claude Code over MCP, from other clients over REST, and from the developer at the command loop, all through the same read-only Knowledge Services. Beneath the Graph Manager, the Graph Adapter isolates storage; in Phase 1 the only backend is the in-memory index.</w:t>
+        <w:t xml:space="preserve">Two paths meet at the Graph Manager. The construction path watches the repository, analyzes changed files — source code, and the YAML documents under </w:t>
+      </w:r>
+      <w:proofErr w:type="gramStart"/>
+      <w:r>
+        <w:t>docs/ —</w:t>
+      </w:r>
+      <w:proofErr w:type="gramEnd"/>
+      <w:r>
+        <w:t xml:space="preserve"> and emits ontology operations. The consumption path answers queries from Claude Code over MCP, from other clients over REST, and from the developer at the command loop, all through the same read-only Knowledge Services. Beneath the Graph Manager, the Graph Adapter isolates storage; in Phase 1 the only backend is the in-memory index.</w:t>
       </w:r>
     </w:p>
     <w:p>
@@ -3033,22 +3230,35 @@
         <w:pStyle w:val="Heading2"/>
         <w:spacing w:before="260" w:after="140"/>
       </w:pPr>
-      <w:bookmarkStart w:id="2" w:name="_Toc236034257"/>
+      <w:bookmarkStart w:id="3" w:name="_Toc236037187"/>
       <w:r>
         <w:t>2.1 The consequence of files-as-truth</w:t>
       </w:r>
-      <w:bookmarkEnd w:id="2"/>
+      <w:bookmarkEnd w:id="3"/>
     </w:p>
     <w:p>
       <w:pPr>
         <w:spacing w:after="160"/>
       </w:pPr>
       <w:r>
-        <w:t xml:space="preserve">Making the repository the system of record has a specific consequence worth stating plainly: the graph carries no independent durability requirement. If the process dies, restarting and reindexing produces the same graph, because nothing of value existed only in memory. This retroactively justifies the in-memory decision — Phase 1 does not need persistence, it needs fast rebuild — and it collapses several problems the design previously </w:t>
-      </w:r>
+        <w:t xml:space="preserve">Making the repository the system of record has a specific consequence worth stating plainly: the graph carries no independent durability requirement. If the process dies, restarting and reindexing produces the same graph, because nothing of value existed only in memory. This retroactively justifies the in-memory decision — Phase 1 does not need </w:t>
+      </w:r>
+      <w:proofErr w:type="gramStart"/>
+      <w:r>
+        <w:t>persistence,</w:t>
+      </w:r>
+      <w:proofErr w:type="gramEnd"/>
+      <w:r>
+        <w:t xml:space="preserve"> it needs fast rebuild — and it collapses several problems the design previously </w:t>
+      </w:r>
+      <w:proofErr w:type="gramStart"/>
       <w:r>
         <w:lastRenderedPageBreak/>
-        <w:t>carried. The operation log needs no compaction for correctness. Snapshots need no long retention, because Git already holds the history of the truth. Recovery is reindexing, and reindexing is always correct.</w:t>
+        <w:t>carried</w:t>
+      </w:r>
+      <w:proofErr w:type="gramEnd"/>
+      <w:r>
+        <w:t>. The operation log needs no compaction for correctness. Snapshots need no long retention, because Git already holds the history of the truth. Recovery is reindexing, and reindexing is always correct.</w:t>
       </w:r>
     </w:p>
     <w:p>
@@ -3067,29 +3277,37 @@
         <w:pStyle w:val="Heading1"/>
         <w:spacing w:before="320" w:after="160"/>
       </w:pPr>
-      <w:bookmarkStart w:id="3" w:name="_Toc236034258"/>
+      <w:bookmarkStart w:id="4" w:name="_Toc236037188"/>
       <w:r>
         <w:t>3. Process Model and Command Surface</w:t>
       </w:r>
-      <w:bookmarkEnd w:id="3"/>
+      <w:bookmarkEnd w:id="4"/>
     </w:p>
     <w:p>
       <w:pPr>
         <w:pStyle w:val="Heading2"/>
         <w:spacing w:before="260" w:after="140"/>
       </w:pPr>
-      <w:bookmarkStart w:id="4" w:name="_Toc236034259"/>
+      <w:bookmarkStart w:id="5" w:name="_Toc236037189"/>
       <w:r>
         <w:t>3.1 One process, three faces</w:t>
       </w:r>
-      <w:bookmarkEnd w:id="4"/>
+      <w:bookmarkEnd w:id="5"/>
     </w:p>
     <w:p>
       <w:pPr>
         <w:spacing w:after="160"/>
       </w:pPr>
       <w:r>
-        <w:t>The process presents three interfaces onto the same live image. Standard input and output belong to the command loop, the developer’s console. An HTTP listener on localhost serves the REST API and the MCP endpoint. And the Lisp REPL sits one command away behind the console, for when the other two are not enough.</w:t>
+        <w:t xml:space="preserve">The process presents three interfaces onto the same live image. Standard input and output belong to the command loop, the developer’s console. An HTTP listener on localhost serves the REST API and the MCP endpoint. And the Lisp REPL sits one </w:t>
+      </w:r>
+      <w:proofErr w:type="gramStart"/>
+      <w:r>
+        <w:t>command away</w:t>
+      </w:r>
+      <w:proofErr w:type="gramEnd"/>
+      <w:r>
+        <w:t xml:space="preserve"> behind the console, for when the other two are not enough.</w:t>
       </w:r>
     </w:p>
     <w:p>
@@ -3129,18 +3347,26 @@
         <w:pStyle w:val="Heading2"/>
         <w:spacing w:before="260" w:after="140"/>
       </w:pPr>
-      <w:bookmarkStart w:id="5" w:name="_Toc236034260"/>
+      <w:bookmarkStart w:id="6" w:name="_Toc236037190"/>
       <w:r>
         <w:t>3.2 The command loop</w:t>
       </w:r>
-      <w:bookmarkEnd w:id="5"/>
+      <w:bookmarkEnd w:id="6"/>
     </w:p>
     <w:p>
       <w:pPr>
         <w:spacing w:after="160"/>
       </w:pPr>
       <w:r>
-        <w:t>The console reads a line, splits it into a command and quoted arguments, and dispatches through a command table. It is deliberately not the Lisp reader: the syntax is documentable, forgiving of Windows paths, and usable by someone who does not write Lisp.</w:t>
+        <w:t xml:space="preserve">The console reads a line, splits it into a command and quoted arguments, and </w:t>
+      </w:r>
+      <w:proofErr w:type="gramStart"/>
+      <w:r>
+        <w:t>dispatches</w:t>
+      </w:r>
+      <w:proofErr w:type="gramEnd"/>
+      <w:r>
+        <w:t xml:space="preserve"> through a command table. It is deliberately not the Lisp reader: the syntax is documentable, forgiving of Windows paths, and usable by someone who does not write Lisp.</w:t>
       </w:r>
     </w:p>
     <w:tbl>
@@ -3397,7 +3623,23 @@
                 <w:sz w:val="19"/>
                 <w:szCs w:val="19"/>
               </w:rPr>
-              <w:t>Repositories watched, indexing progress, entity and relationship counts, watcher health, unresolved document references, unenforced rules, and the last error per thread.</w:t>
+              <w:t xml:space="preserve">Repositories watched, indexing progress, entity and relationship </w:t>
+            </w:r>
+            <w:proofErr w:type="gramStart"/>
+            <w:r>
+              <w:rPr>
+                <w:sz w:val="19"/>
+                <w:szCs w:val="19"/>
+              </w:rPr>
+              <w:t>counts</w:t>
+            </w:r>
+            <w:proofErr w:type="gramEnd"/>
+            <w:r>
+              <w:rPr>
+                <w:sz w:val="19"/>
+                <w:szCs w:val="19"/>
+              </w:rPr>
+              <w:t>, watcher health, unresolved document references, unenforced rules, and the last error per thread.</w:t>
             </w:r>
           </w:p>
         </w:tc>
@@ -3698,7 +3940,6 @@
             <w:pPr>
               <w:spacing w:line="252" w:lineRule="auto"/>
             </w:pPr>
-            <w:proofErr w:type="spellStart"/>
             <w:r>
               <w:rPr>
                 <w:rFonts w:ascii="Consolas" w:eastAsia="Consolas" w:hAnsi="Consolas" w:cs="Consolas"/>
@@ -3706,6 +3947,15 @@
                 <w:szCs w:val="17"/>
               </w:rPr>
               <w:lastRenderedPageBreak/>
+              <w:t>&gt;</w:t>
+            </w:r>
+            <w:proofErr w:type="spellStart"/>
+            <w:r>
+              <w:rPr>
+                <w:rFonts w:ascii="Consolas" w:eastAsia="Consolas" w:hAnsi="Consolas" w:cs="Consolas"/>
+                <w:sz w:val="17"/>
+                <w:szCs w:val="17"/>
+              </w:rPr>
               <w:t>repl</w:t>
             </w:r>
             <w:proofErr w:type="spellEnd"/>
@@ -3733,6 +3983,7 @@
               <w:t>Drop into the Lisp REPL in this image. EOF or (</w:t>
             </w:r>
             <w:proofErr w:type="spellStart"/>
+            <w:proofErr w:type="gramStart"/>
             <w:r>
               <w:rPr>
                 <w:sz w:val="19"/>
@@ -3741,6 +3992,7 @@
               <w:t>loom:console</w:t>
             </w:r>
             <w:proofErr w:type="spellEnd"/>
+            <w:proofErr w:type="gramEnd"/>
             <w:r>
               <w:rPr>
                 <w:sz w:val="19"/>
@@ -3820,11 +4072,11 @@
         <w:pStyle w:val="Heading2"/>
         <w:spacing w:before="260" w:after="140"/>
       </w:pPr>
-      <w:bookmarkStart w:id="6" w:name="_Toc236034261"/>
+      <w:bookmarkStart w:id="7" w:name="_Toc236037191"/>
       <w:r>
         <w:t>3.3 Thread supervision and error containment</w:t>
       </w:r>
-      <w:bookmarkEnd w:id="6"/>
+      <w:bookmarkEnd w:id="7"/>
     </w:p>
     <w:p>
       <w:pPr>
@@ -3839,7 +4091,15 @@
         <w:spacing w:after="160"/>
       </w:pPr>
       <w:r>
-        <w:t>Every long-lived thread — watcher, analyzer worker, writer, HTTP handler — runs its body inside a handler-bind that logs the condition together with its context (repository, file, operation) and unwinds to the thread’s supervisor loop rather than entering the debugger. The image sets *debugger-hook* to that same logging path, so no non-interactive thread can block on a debugger prompt even if a condition escapes a handler. Sessions started with &gt;</w:t>
+        <w:t xml:space="preserve">Every long-lived thread — watcher, analyzer worker, writer, HTTP handler — runs its body inside a handler-bind that logs the condition together with its context (repository, file, operation) and unwinds to the thread’s supervisor loop rather than entering the debugger. The image sets *debugger-hook* </w:t>
+      </w:r>
+      <w:proofErr w:type="gramStart"/>
+      <w:r>
+        <w:t>to</w:t>
+      </w:r>
+      <w:proofErr w:type="gramEnd"/>
+      <w:r>
+        <w:t xml:space="preserve"> that same logging path, so no non-interactive thread can block on a debugger prompt even if a condition escapes a handler. Sessions started with &gt;</w:t>
       </w:r>
       <w:proofErr w:type="spellStart"/>
       <w:r>
@@ -3863,11 +4123,11 @@
         <w:pStyle w:val="Heading2"/>
         <w:spacing w:before="260" w:after="140"/>
       </w:pPr>
-      <w:bookmarkStart w:id="7" w:name="_Toc236034262"/>
+      <w:bookmarkStart w:id="8" w:name="_Toc236037192"/>
       <w:r>
         <w:t>3.4 Startup, cold start, and the index cache</w:t>
       </w:r>
-      <w:bookmarkEnd w:id="7"/>
+      <w:bookmarkEnd w:id="8"/>
     </w:p>
     <w:p>
       <w:pPr>
@@ -3882,7 +4142,15 @@
         <w:spacing w:after="160"/>
       </w:pPr>
       <w:r>
-        <w:t xml:space="preserve">To avoid paying that cost at every launch, the process may keep an on-disk index cache, keyed by commit id plus a hash of the dirty files, written under .loom/ and </w:t>
+        <w:t xml:space="preserve">To avoid paying that cost at every launch, the process may keep an on-disk index cache, keyed by commit id plus a hash of the dirty files, written </w:t>
+      </w:r>
+      <w:proofErr w:type="gramStart"/>
+      <w:r>
+        <w:t>under .loom</w:t>
+      </w:r>
+      <w:proofErr w:type="gramEnd"/>
+      <w:r>
+        <w:t xml:space="preserve">/ and </w:t>
       </w:r>
       <w:proofErr w:type="spellStart"/>
       <w:r>
@@ -3890,7 +4158,31 @@
       </w:r>
       <w:proofErr w:type="spellEnd"/>
       <w:r>
-        <w:t>. The cache is strictly an optimization and is governed by one rule: it is never authoritative and never repaired. On any version mismatch, checksum failure, or disagreement with the tree, it is deleted and the index is rebuilt. Phase 1 may ship without it — indexing the game engine takes seconds — and add it when a repository large enough to care about startup time appears.</w:t>
+        <w:t xml:space="preserve">. The cache is strictly an optimization and is governed by one rule: it is never authoritative and never repaired. On any version mismatch, checksum failure, or disagreement with the tree, it is deleted and the index is rebuilt. Phase 1 may ship without it — indexing the game engine takes seconds — and </w:t>
+      </w:r>
+      <w:proofErr w:type="gramStart"/>
+      <w:r>
+        <w:t>add</w:t>
+      </w:r>
+      <w:proofErr w:type="gramEnd"/>
+      <w:r>
+        <w:t xml:space="preserve"> it when a repository </w:t>
+      </w:r>
+      <w:proofErr w:type="gramStart"/>
+      <w:r>
+        <w:t>large</w:t>
+      </w:r>
+      <w:proofErr w:type="gramEnd"/>
+      <w:r>
+        <w:t xml:space="preserve"> enough to care about startup </w:t>
+      </w:r>
+      <w:proofErr w:type="gramStart"/>
+      <w:r>
+        <w:t>time appears</w:t>
+      </w:r>
+      <w:proofErr w:type="gramEnd"/>
+      <w:r>
+        <w:t>.</w:t>
       </w:r>
     </w:p>
     <w:p>
@@ -3898,18 +4190,34 @@
         <w:pStyle w:val="Heading1"/>
         <w:spacing w:before="320" w:after="160"/>
       </w:pPr>
-      <w:bookmarkStart w:id="8" w:name="_Toc236034263"/>
+      <w:bookmarkStart w:id="9" w:name="_Toc236037193"/>
       <w:r>
         <w:t>4. System Decomposition</w:t>
       </w:r>
-      <w:bookmarkEnd w:id="8"/>
+      <w:bookmarkEnd w:id="9"/>
     </w:p>
     <w:p>
       <w:pPr>
         <w:spacing w:after="160"/>
       </w:pPr>
       <w:r>
-        <w:t>The code is organized as nine ASDF systems with a strict dependency direction: nothing below the line depends on anything above it. The ontology system has no dependencies at all — it is pure CLOS definitions and can be loaded into any image, including analysis scripts and tests, without dragging in a server.</w:t>
+        <w:t xml:space="preserve">The code is organized </w:t>
+      </w:r>
+      <w:proofErr w:type="gramStart"/>
+      <w:r>
+        <w:t>as</w:t>
+      </w:r>
+      <w:proofErr w:type="gramEnd"/>
+      <w:r>
+        <w:t xml:space="preserve"> ten ASDF systems with a strict dependency direction: nothing below the line depends on anything above it. The ontology system has no dependencies at all — it </w:t>
+      </w:r>
+      <w:proofErr w:type="gramStart"/>
+      <w:r>
+        <w:t>is</w:t>
+      </w:r>
+      <w:proofErr w:type="gramEnd"/>
+      <w:r>
+        <w:t xml:space="preserve"> pure CLOS definitions and can be loaded into any image, including analysis scripts and tests, without dragging in a server.</w:t>
       </w:r>
     </w:p>
     <w:tbl>
@@ -4535,7 +4843,7 @@
                 <w:sz w:val="17"/>
                 <w:szCs w:val="17"/>
               </w:rPr>
-              <w:t>loom-rest</w:t>
+              <w:t>loom-knowledge</w:t>
             </w:r>
           </w:p>
         </w:tc>
@@ -4553,21 +4861,12 @@
             <w:pPr>
               <w:spacing w:line="252" w:lineRule="auto"/>
             </w:pPr>
-            <w:proofErr w:type="spellStart"/>
             <w:r>
               <w:rPr>
                 <w:sz w:val="19"/>
                 <w:szCs w:val="19"/>
               </w:rPr>
-              <w:t>Hunchentoot</w:t>
-            </w:r>
-            <w:proofErr w:type="spellEnd"/>
-            <w:r>
-              <w:rPr>
-                <w:sz w:val="19"/>
-                <w:szCs w:val="19"/>
-              </w:rPr>
-              <w:t xml:space="preserve"> handlers, JSON encoding and decoding, error model.</w:t>
+              <w:t>Knowledge Services: search-entities, describe-entity, impact-report, build-context, and the rule runner. Read-only — it queries and never submits transactions.</w:t>
             </w:r>
           </w:p>
         </w:tc>
@@ -4590,7 +4889,7 @@
                 <w:sz w:val="19"/>
                 <w:szCs w:val="19"/>
               </w:rPr>
-              <w:t>loom-graph, loom-workspace</w:t>
+              <w:t>loom-graph</w:t>
             </w:r>
           </w:p>
         </w:tc>
@@ -4622,18 +4921,8 @@
                 <w:sz w:val="17"/>
                 <w:szCs w:val="17"/>
               </w:rPr>
-              <w:t>loom-</w:t>
-            </w:r>
-            <w:proofErr w:type="spellStart"/>
-            <w:r>
-              <w:rPr>
-                <w:rFonts w:ascii="Consolas" w:eastAsia="Consolas" w:hAnsi="Consolas" w:cs="Consolas"/>
-                <w:sz w:val="17"/>
-                <w:szCs w:val="17"/>
-              </w:rPr>
-              <w:t>mcp</w:t>
-            </w:r>
-            <w:proofErr w:type="spellEnd"/>
+              <w:t>loom-rest</w:t>
+            </w:r>
           </w:p>
         </w:tc>
         <w:tc>
@@ -4650,12 +4939,21 @@
             <w:pPr>
               <w:spacing w:line="252" w:lineRule="auto"/>
             </w:pPr>
+            <w:proofErr w:type="spellStart"/>
             <w:r>
               <w:rPr>
                 <w:sz w:val="19"/>
                 <w:szCs w:val="19"/>
               </w:rPr>
-              <w:t>MCP server over HTTP exposing knowledge tools to Claude Code.</w:t>
+              <w:t>Hunchentoot</w:t>
+            </w:r>
+            <w:proofErr w:type="spellEnd"/>
+            <w:r>
+              <w:rPr>
+                <w:sz w:val="19"/>
+                <w:szCs w:val="19"/>
+              </w:rPr>
+              <w:t xml:space="preserve"> handlers, JSON encoding and decoding, error model.</w:t>
             </w:r>
           </w:p>
         </w:tc>
@@ -4678,7 +4976,7 @@
                 <w:sz w:val="19"/>
                 <w:szCs w:val="19"/>
               </w:rPr>
-              <w:t>loom-rest</w:t>
+              <w:t>loom-knowledge, loom-workspace</w:t>
             </w:r>
           </w:p>
         </w:tc>
@@ -4710,8 +5008,18 @@
                 <w:sz w:val="17"/>
                 <w:szCs w:val="17"/>
               </w:rPr>
-              <w:t>loom-process</w:t>
-            </w:r>
+              <w:t>loom-</w:t>
+            </w:r>
+            <w:proofErr w:type="spellStart"/>
+            <w:r>
+              <w:rPr>
+                <w:rFonts w:ascii="Consolas" w:eastAsia="Consolas" w:hAnsi="Consolas" w:cs="Consolas"/>
+                <w:sz w:val="17"/>
+                <w:szCs w:val="17"/>
+              </w:rPr>
+              <w:t>mcp</w:t>
+            </w:r>
+            <w:proofErr w:type="spellEnd"/>
           </w:p>
         </w:tc>
         <w:tc>
@@ -4733,7 +5041,7 @@
                 <w:sz w:val="19"/>
                 <w:szCs w:val="19"/>
               </w:rPr>
-              <w:t>Entry point: command loop, thread supervision, lifecycle, index cache, image build.</w:t>
+              <w:t>MCP server over HTTP exposing knowledge tools to Claude Code.</w:t>
             </w:r>
           </w:p>
         </w:tc>
@@ -4756,7 +5064,110 @@
                 <w:sz w:val="19"/>
                 <w:szCs w:val="19"/>
               </w:rPr>
-              <w:t>all of the above</w:t>
+              <w:t>loom-rest</w:t>
+            </w:r>
+          </w:p>
+        </w:tc>
+      </w:tr>
+      <w:tr>
+        <w:tblPrEx>
+          <w:tblCellMar>
+            <w:top w:w="0" w:type="dxa"/>
+            <w:bottom w:w="0" w:type="dxa"/>
+          </w:tblCellMar>
+        </w:tblPrEx>
+        <w:tc>
+          <w:tcPr>
+            <w:tcW w:w="1900" w:type="dxa"/>
+            <w:tcMar>
+              <w:top w:w="60" w:type="dxa"/>
+              <w:left w:w="100" w:type="dxa"/>
+              <w:bottom w:w="60" w:type="dxa"/>
+              <w:right w:w="100" w:type="dxa"/>
+            </w:tcMar>
+          </w:tcPr>
+          <w:p>
+            <w:pPr>
+              <w:spacing w:line="252" w:lineRule="auto"/>
+            </w:pPr>
+            <w:r>
+              <w:rPr>
+                <w:rFonts w:ascii="Consolas" w:eastAsia="Consolas" w:hAnsi="Consolas" w:cs="Consolas"/>
+                <w:sz w:val="17"/>
+                <w:szCs w:val="17"/>
+              </w:rPr>
+              <w:t>loom-process</w:t>
+            </w:r>
+          </w:p>
+        </w:tc>
+        <w:tc>
+          <w:tcPr>
+            <w:tcW w:w="5300" w:type="dxa"/>
+            <w:tcMar>
+              <w:top w:w="60" w:type="dxa"/>
+              <w:left w:w="100" w:type="dxa"/>
+              <w:bottom w:w="60" w:type="dxa"/>
+              <w:right w:w="100" w:type="dxa"/>
+            </w:tcMar>
+          </w:tcPr>
+          <w:p>
+            <w:pPr>
+              <w:spacing w:line="252" w:lineRule="auto"/>
+            </w:pPr>
+            <w:r>
+              <w:rPr>
+                <w:sz w:val="19"/>
+                <w:szCs w:val="19"/>
+              </w:rPr>
+              <w:t xml:space="preserve">Entry </w:t>
+            </w:r>
+            <w:proofErr w:type="gramStart"/>
+            <w:r>
+              <w:rPr>
+                <w:sz w:val="19"/>
+                <w:szCs w:val="19"/>
+              </w:rPr>
+              <w:t>point</w:t>
+            </w:r>
+            <w:proofErr w:type="gramEnd"/>
+            <w:r>
+              <w:rPr>
+                <w:sz w:val="19"/>
+                <w:szCs w:val="19"/>
+              </w:rPr>
+              <w:t>: command loop, thread supervision, lifecycle, index cache, image build.</w:t>
+            </w:r>
+          </w:p>
+        </w:tc>
+        <w:tc>
+          <w:tcPr>
+            <w:tcW w:w="2400" w:type="dxa"/>
+            <w:tcMar>
+              <w:top w:w="60" w:type="dxa"/>
+              <w:left w:w="100" w:type="dxa"/>
+              <w:bottom w:w="60" w:type="dxa"/>
+              <w:right w:w="100" w:type="dxa"/>
+            </w:tcMar>
+          </w:tcPr>
+          <w:p>
+            <w:pPr>
+              <w:spacing w:line="252" w:lineRule="auto"/>
+            </w:pPr>
+            <w:proofErr w:type="gramStart"/>
+            <w:r>
+              <w:rPr>
+                <w:sz w:val="19"/>
+                <w:szCs w:val="19"/>
+              </w:rPr>
+              <w:t>all of</w:t>
+            </w:r>
+            <w:proofErr w:type="gramEnd"/>
+            <w:r>
+              <w:rPr>
+                <w:sz w:val="19"/>
+                <w:szCs w:val="19"/>
+              </w:rPr>
+              <w:t xml:space="preserve"> the above</w:t>
             </w:r>
           </w:p>
         </w:tc>
@@ -4767,7 +5178,47 @@
         <w:spacing w:before="200" w:after="160"/>
       </w:pPr>
       <w:r>
-        <w:t>A tenth system, loom-tests, depends on all of the above and is described in Section 14.</w:t>
+        <w:t xml:space="preserve">An eleventh system, loom-tests, depends on </w:t>
+      </w:r>
+      <w:proofErr w:type="gramStart"/>
+      <w:r>
+        <w:t>all of</w:t>
+      </w:r>
+      <w:proofErr w:type="gramEnd"/>
+      <w:r>
+        <w:t xml:space="preserve"> the above and is described in Section 14.</w:t>
+      </w:r>
+    </w:p>
+    <w:p>
+      <w:pPr>
+        <w:spacing w:after="160"/>
+      </w:pPr>
+      <w:r>
+        <w:t>loom-knowledge was referred to as “Knowledge Services” throughout the previous revision without appearing in this table — an omission, since §14.3 states a read-only invariant over it and a no-edge check cannot name its subject unless that subject is a system. It sits between loom-graph and the three faces, and the invariant is exactly what its position buys: nothing in loom-knowledge may reach the transaction mailbox.</w:t>
+      </w:r>
+    </w:p>
+    <w:p>
+      <w:pPr>
+        <w:spacing w:after="160"/>
+      </w:pPr>
+      <w:r>
+        <w:t xml:space="preserve">One division of </w:t>
+      </w:r>
+      <w:proofErr w:type="spellStart"/>
+      <w:r>
+        <w:t>labour</w:t>
+      </w:r>
+      <w:proofErr w:type="spellEnd"/>
+      <w:r>
+        <w:t xml:space="preserve"> follows from that placement. The rule compiler belongs to loom-docs and runs at index time, turning a rule’s check clause into a query specification stored as a property of the Rule entity. The rule runner belongs to loom-knowledge and runs at query time, executing that specification through loom-graph. Splitting them this way keeps loom-knowledge independent of loom-</w:t>
+      </w:r>
+      <w:proofErr w:type="gramStart"/>
+      <w:r>
+        <w:t>docs, and</w:t>
+      </w:r>
+      <w:proofErr w:type="gramEnd"/>
+      <w:r>
+        <w:t xml:space="preserve"> keeps loom-docs a pure analyzer — which is what the storage-agnostic invariant of §14.3 requires of it.</w:t>
       </w:r>
     </w:p>
     <w:p>
@@ -4775,29 +5226,37 @@
         <w:pStyle w:val="Heading1"/>
         <w:spacing w:before="320" w:after="160"/>
       </w:pPr>
-      <w:bookmarkStart w:id="9" w:name="_Toc236034264"/>
+      <w:bookmarkStart w:id="10" w:name="_Toc236037194"/>
       <w:r>
         <w:t>5. Ontology Layer (loom-ontology)</w:t>
       </w:r>
-      <w:bookmarkEnd w:id="9"/>
+      <w:bookmarkEnd w:id="10"/>
     </w:p>
     <w:p>
       <w:pPr>
         <w:pStyle w:val="Heading2"/>
         <w:spacing w:before="260" w:after="140"/>
       </w:pPr>
-      <w:bookmarkStart w:id="10" w:name="_Toc236034265"/>
+      <w:bookmarkStart w:id="11" w:name="_Toc236037195"/>
       <w:r>
         <w:t>5.1 Core classes</w:t>
       </w:r>
-      <w:bookmarkEnd w:id="10"/>
+      <w:bookmarkEnd w:id="11"/>
     </w:p>
     <w:p>
       <w:pPr>
         <w:spacing w:after="160"/>
       </w:pPr>
       <w:r>
-        <w:t xml:space="preserve">The base classes are deliberately lean, in line with the project’s general principle of minimal base types with extension through the dynamic property system rather than deep base-class hierarchies. Everything an entity or relationship might carry beyond identity lives in a properties table or in the provenance </w:t>
+        <w:t xml:space="preserve">The base classes are deliberately lean, in line with the project’s general principle of minimal base types with extension through the dynamic property system rather than deep base-class hierarchies. Everything an entity or relationship might carry beyond identity lives </w:t>
+      </w:r>
+      <w:proofErr w:type="gramStart"/>
+      <w:r>
+        <w:t>in</w:t>
+      </w:r>
+      <w:proofErr w:type="gramEnd"/>
+      <w:r>
+        <w:t xml:space="preserve"> a properties table or in the provenance </w:t>
       </w:r>
       <w:proofErr w:type="spellStart"/>
       <w:r>
@@ -4853,7 +5312,16 @@
           <w:sz w:val="18"/>
           <w:szCs w:val="18"/>
         </w:rPr>
-        <w:t xml:space="preserve">  ((id   :</w:t>
+        <w:t xml:space="preserve">  ((id </w:t>
+      </w:r>
+      <w:proofErr w:type="gramStart"/>
+      <w:r>
+        <w:rPr>
+          <w:rFonts w:ascii="Consolas" w:eastAsia="Consolas" w:hAnsi="Consolas" w:cs="Consolas"/>
+          <w:sz w:val="18"/>
+          <w:szCs w:val="18"/>
+        </w:rPr>
+        <w:t xml:space="preserve">  :</w:t>
       </w:r>
       <w:proofErr w:type="spellStart"/>
       <w:r>
@@ -4865,13 +5333,32 @@
         <w:t>initarg</w:t>
       </w:r>
       <w:proofErr w:type="spellEnd"/>
-      <w:r>
-        <w:rPr>
-          <w:rFonts w:ascii="Consolas" w:eastAsia="Consolas" w:hAnsi="Consolas" w:cs="Consolas"/>
-          <w:sz w:val="18"/>
-          <w:szCs w:val="18"/>
-        </w:rPr>
-        <w:t xml:space="preserve"> :id   :reader id</w:t>
+      <w:proofErr w:type="gramEnd"/>
+      <w:r>
+        <w:rPr>
+          <w:rFonts w:ascii="Consolas" w:eastAsia="Consolas" w:hAnsi="Consolas" w:cs="Consolas"/>
+          <w:sz w:val="18"/>
+          <w:szCs w:val="18"/>
+        </w:rPr>
+        <w:t xml:space="preserve"> :id </w:t>
+      </w:r>
+      <w:proofErr w:type="gramStart"/>
+      <w:r>
+        <w:rPr>
+          <w:rFonts w:ascii="Consolas" w:eastAsia="Consolas" w:hAnsi="Consolas" w:cs="Consolas"/>
+          <w:sz w:val="18"/>
+          <w:szCs w:val="18"/>
+        </w:rPr>
+        <w:t xml:space="preserve">  :reader</w:t>
+      </w:r>
+      <w:proofErr w:type="gramEnd"/>
+      <w:r>
+        <w:rPr>
+          <w:rFonts w:ascii="Consolas" w:eastAsia="Consolas" w:hAnsi="Consolas" w:cs="Consolas"/>
+          <w:sz w:val="18"/>
+          <w:szCs w:val="18"/>
+        </w:rPr>
+        <w:t xml:space="preserve"> id</w:t>
       </w:r>
     </w:p>
     <w:p>
@@ -4886,7 +5373,26 @@
           <w:sz w:val="18"/>
           <w:szCs w:val="18"/>
         </w:rPr>
-        <w:t xml:space="preserve">         :documentation "Stable id, derived from the natural key, not random.")</w:t>
+        <w:lastRenderedPageBreak/>
+        <w:t xml:space="preserve">         </w:t>
+      </w:r>
+      <w:proofErr w:type="gramStart"/>
+      <w:r>
+        <w:rPr>
+          <w:rFonts w:ascii="Consolas" w:eastAsia="Consolas" w:hAnsi="Consolas" w:cs="Consolas"/>
+          <w:sz w:val="18"/>
+          <w:szCs w:val="18"/>
+        </w:rPr>
+        <w:t>:documentation</w:t>
+      </w:r>
+      <w:proofErr w:type="gramEnd"/>
+      <w:r>
+        <w:rPr>
+          <w:rFonts w:ascii="Consolas" w:eastAsia="Consolas" w:hAnsi="Consolas" w:cs="Consolas"/>
+          <w:sz w:val="18"/>
+          <w:szCs w:val="18"/>
+        </w:rPr>
+        <w:t xml:space="preserve"> "Stable id, derived from the natural key, not random.")</w:t>
       </w:r>
     </w:p>
     <w:p>
@@ -4901,7 +5407,16 @@
           <w:sz w:val="18"/>
           <w:szCs w:val="18"/>
         </w:rPr>
-        <w:t xml:space="preserve">   (name :</w:t>
+        <w:t xml:space="preserve">   (</w:t>
+      </w:r>
+      <w:proofErr w:type="gramStart"/>
+      <w:r>
+        <w:rPr>
+          <w:rFonts w:ascii="Consolas" w:eastAsia="Consolas" w:hAnsi="Consolas" w:cs="Consolas"/>
+          <w:sz w:val="18"/>
+          <w:szCs w:val="18"/>
+        </w:rPr>
+        <w:t>name :</w:t>
       </w:r>
       <w:proofErr w:type="spellStart"/>
       <w:r>
@@ -4913,13 +5428,32 @@
         <w:t>initarg</w:t>
       </w:r>
       <w:proofErr w:type="spellEnd"/>
-      <w:r>
-        <w:rPr>
-          <w:rFonts w:ascii="Consolas" w:eastAsia="Consolas" w:hAnsi="Consolas" w:cs="Consolas"/>
-          <w:sz w:val="18"/>
-          <w:szCs w:val="18"/>
-        </w:rPr>
-        <w:t xml:space="preserve"> :name :accessor name)))</w:t>
+      <w:proofErr w:type="gramEnd"/>
+      <w:r>
+        <w:rPr>
+          <w:rFonts w:ascii="Consolas" w:eastAsia="Consolas" w:hAnsi="Consolas" w:cs="Consolas"/>
+          <w:sz w:val="18"/>
+          <w:szCs w:val="18"/>
+        </w:rPr>
+        <w:t xml:space="preserve"> :</w:t>
+      </w:r>
+      <w:proofErr w:type="gramStart"/>
+      <w:r>
+        <w:rPr>
+          <w:rFonts w:ascii="Consolas" w:eastAsia="Consolas" w:hAnsi="Consolas" w:cs="Consolas"/>
+          <w:sz w:val="18"/>
+          <w:szCs w:val="18"/>
+        </w:rPr>
+        <w:t>name :accessor</w:t>
+      </w:r>
+      <w:proofErr w:type="gramEnd"/>
+      <w:r>
+        <w:rPr>
+          <w:rFonts w:ascii="Consolas" w:eastAsia="Consolas" w:hAnsi="Consolas" w:cs="Consolas"/>
+          <w:sz w:val="18"/>
+          <w:szCs w:val="18"/>
+        </w:rPr>
+        <w:t xml:space="preserve"> name)))</w:t>
       </w:r>
     </w:p>
     <w:p>
@@ -4982,7 +5516,16 @@
           <w:sz w:val="18"/>
           <w:szCs w:val="18"/>
         </w:rPr>
-        <w:t xml:space="preserve">  ((source        :</w:t>
+        <w:t xml:space="preserve">  ((source      </w:t>
+      </w:r>
+      <w:proofErr w:type="gramStart"/>
+      <w:r>
+        <w:rPr>
+          <w:rFonts w:ascii="Consolas" w:eastAsia="Consolas" w:hAnsi="Consolas" w:cs="Consolas"/>
+          <w:sz w:val="18"/>
+          <w:szCs w:val="18"/>
+        </w:rPr>
+        <w:t xml:space="preserve">  :</w:t>
       </w:r>
       <w:proofErr w:type="spellStart"/>
       <w:r>
@@ -5000,7 +5543,16 @@
           <w:sz w:val="18"/>
           <w:szCs w:val="18"/>
         </w:rPr>
-        <w:t xml:space="preserve"> :source :accessor source</w:t>
+        <w:t xml:space="preserve"> :source :accessor</w:t>
+      </w:r>
+      <w:proofErr w:type="gramEnd"/>
+      <w:r>
+        <w:rPr>
+          <w:rFonts w:ascii="Consolas" w:eastAsia="Consolas" w:hAnsi="Consolas" w:cs="Consolas"/>
+          <w:sz w:val="18"/>
+          <w:szCs w:val="18"/>
+        </w:rPr>
+        <w:t xml:space="preserve"> source</w:t>
       </w:r>
     </w:p>
     <w:p>
@@ -5015,7 +5567,43 @@
           <w:sz w:val="18"/>
           <w:szCs w:val="18"/>
         </w:rPr>
-        <w:t xml:space="preserve">                  :type (member :structural :inferred :human-validated))</w:t>
+        <w:t xml:space="preserve">                  </w:t>
+      </w:r>
+      <w:proofErr w:type="gramStart"/>
+      <w:r>
+        <w:rPr>
+          <w:rFonts w:ascii="Consolas" w:eastAsia="Consolas" w:hAnsi="Consolas" w:cs="Consolas"/>
+          <w:sz w:val="18"/>
+          <w:szCs w:val="18"/>
+        </w:rPr>
+        <w:t>:type</w:t>
+      </w:r>
+      <w:proofErr w:type="gramEnd"/>
+      <w:r>
+        <w:rPr>
+          <w:rFonts w:ascii="Consolas" w:eastAsia="Consolas" w:hAnsi="Consolas" w:cs="Consolas"/>
+          <w:sz w:val="18"/>
+          <w:szCs w:val="18"/>
+        </w:rPr>
+        <w:t xml:space="preserve"> (</w:t>
+      </w:r>
+      <w:proofErr w:type="gramStart"/>
+      <w:r>
+        <w:rPr>
+          <w:rFonts w:ascii="Consolas" w:eastAsia="Consolas" w:hAnsi="Consolas" w:cs="Consolas"/>
+          <w:sz w:val="18"/>
+          <w:szCs w:val="18"/>
+        </w:rPr>
+        <w:t>member :structural :inferred :human</w:t>
+      </w:r>
+      <w:proofErr w:type="gramEnd"/>
+      <w:r>
+        <w:rPr>
+          <w:rFonts w:ascii="Consolas" w:eastAsia="Consolas" w:hAnsi="Consolas" w:cs="Consolas"/>
+          <w:sz w:val="18"/>
+          <w:szCs w:val="18"/>
+        </w:rPr>
+        <w:t>-validated))</w:t>
       </w:r>
     </w:p>
     <w:p>
@@ -5030,7 +5618,16 @@
           <w:sz w:val="18"/>
           <w:szCs w:val="18"/>
         </w:rPr>
-        <w:t xml:space="preserve">   (confidence    :</w:t>
+        <w:t xml:space="preserve">   (confidence  </w:t>
+      </w:r>
+      <w:proofErr w:type="gramStart"/>
+      <w:r>
+        <w:rPr>
+          <w:rFonts w:ascii="Consolas" w:eastAsia="Consolas" w:hAnsi="Consolas" w:cs="Consolas"/>
+          <w:sz w:val="18"/>
+          <w:szCs w:val="18"/>
+        </w:rPr>
+        <w:t xml:space="preserve">  :</w:t>
       </w:r>
       <w:proofErr w:type="spellStart"/>
       <w:r>
@@ -5048,7 +5645,16 @@
           <w:sz w:val="18"/>
           <w:szCs w:val="18"/>
         </w:rPr>
-        <w:t xml:space="preserve"> :confidence :accessor confidence</w:t>
+        <w:t xml:space="preserve"> :confidence :accessor</w:t>
+      </w:r>
+      <w:proofErr w:type="gramEnd"/>
+      <w:r>
+        <w:rPr>
+          <w:rFonts w:ascii="Consolas" w:eastAsia="Consolas" w:hAnsi="Consolas" w:cs="Consolas"/>
+          <w:sz w:val="18"/>
+          <w:szCs w:val="18"/>
+        </w:rPr>
+        <w:t xml:space="preserve"> confidence</w:t>
       </w:r>
     </w:p>
     <w:p>
@@ -5063,7 +5669,16 @@
           <w:sz w:val="18"/>
           <w:szCs w:val="18"/>
         </w:rPr>
-        <w:t xml:space="preserve">                  :</w:t>
+        <w:t xml:space="preserve">                  </w:t>
+      </w:r>
+      <w:proofErr w:type="gramStart"/>
+      <w:r>
+        <w:rPr>
+          <w:rFonts w:ascii="Consolas" w:eastAsia="Consolas" w:hAnsi="Consolas" w:cs="Consolas"/>
+          <w:sz w:val="18"/>
+          <w:szCs w:val="18"/>
+        </w:rPr>
+        <w:t>:</w:t>
       </w:r>
       <w:proofErr w:type="spellStart"/>
       <w:r>
@@ -5075,13 +5690,32 @@
         <w:t>initform</w:t>
       </w:r>
       <w:proofErr w:type="spellEnd"/>
-      <w:r>
-        <w:rPr>
-          <w:rFonts w:ascii="Consolas" w:eastAsia="Consolas" w:hAnsi="Consolas" w:cs="Consolas"/>
-          <w:sz w:val="18"/>
-          <w:szCs w:val="18"/>
-        </w:rPr>
-        <w:t xml:space="preserve"> 1.0 :type (real 0 1))</w:t>
+      <w:proofErr w:type="gramEnd"/>
+      <w:r>
+        <w:rPr>
+          <w:rFonts w:ascii="Consolas" w:eastAsia="Consolas" w:hAnsi="Consolas" w:cs="Consolas"/>
+          <w:sz w:val="18"/>
+          <w:szCs w:val="18"/>
+        </w:rPr>
+        <w:t xml:space="preserve"> </w:t>
+      </w:r>
+      <w:proofErr w:type="gramStart"/>
+      <w:r>
+        <w:rPr>
+          <w:rFonts w:ascii="Consolas" w:eastAsia="Consolas" w:hAnsi="Consolas" w:cs="Consolas"/>
+          <w:sz w:val="18"/>
+          <w:szCs w:val="18"/>
+        </w:rPr>
+        <w:t>1.0 :type</w:t>
+      </w:r>
+      <w:proofErr w:type="gramEnd"/>
+      <w:r>
+        <w:rPr>
+          <w:rFonts w:ascii="Consolas" w:eastAsia="Consolas" w:hAnsi="Consolas" w:cs="Consolas"/>
+          <w:sz w:val="18"/>
+          <w:szCs w:val="18"/>
+        </w:rPr>
+        <w:t xml:space="preserve"> (real 0 1))</w:t>
       </w:r>
     </w:p>
     <w:p>
@@ -5096,7 +5730,34 @@
           <w:sz w:val="18"/>
           <w:szCs w:val="18"/>
         </w:rPr>
-        <w:t xml:space="preserve">   (derived-from  :</w:t>
+        <w:t xml:space="preserve">   (</w:t>
+      </w:r>
+      <w:proofErr w:type="gramStart"/>
+      <w:r>
+        <w:rPr>
+          <w:rFonts w:ascii="Consolas" w:eastAsia="Consolas" w:hAnsi="Consolas" w:cs="Consolas"/>
+          <w:sz w:val="18"/>
+          <w:szCs w:val="18"/>
+        </w:rPr>
+        <w:t>derived</w:t>
+      </w:r>
+      <w:proofErr w:type="gramEnd"/>
+      <w:r>
+        <w:rPr>
+          <w:rFonts w:ascii="Consolas" w:eastAsia="Consolas" w:hAnsi="Consolas" w:cs="Consolas"/>
+          <w:sz w:val="18"/>
+          <w:szCs w:val="18"/>
+        </w:rPr>
+        <w:t>-</w:t>
+      </w:r>
+      <w:proofErr w:type="gramStart"/>
+      <w:r>
+        <w:rPr>
+          <w:rFonts w:ascii="Consolas" w:eastAsia="Consolas" w:hAnsi="Consolas" w:cs="Consolas"/>
+          <w:sz w:val="18"/>
+          <w:szCs w:val="18"/>
+        </w:rPr>
+        <w:t>from  :</w:t>
       </w:r>
       <w:proofErr w:type="spellStart"/>
       <w:r>
@@ -5114,7 +5775,34 @@
           <w:sz w:val="18"/>
           <w:szCs w:val="18"/>
         </w:rPr>
-        <w:t xml:space="preserve"> :derived-from :accessor derived-from</w:t>
+        <w:t xml:space="preserve"> :derived</w:t>
+      </w:r>
+      <w:proofErr w:type="gramEnd"/>
+      <w:r>
+        <w:rPr>
+          <w:rFonts w:ascii="Consolas" w:eastAsia="Consolas" w:hAnsi="Consolas" w:cs="Consolas"/>
+          <w:sz w:val="18"/>
+          <w:szCs w:val="18"/>
+        </w:rPr>
+        <w:t>-</w:t>
+      </w:r>
+      <w:proofErr w:type="gramStart"/>
+      <w:r>
+        <w:rPr>
+          <w:rFonts w:ascii="Consolas" w:eastAsia="Consolas" w:hAnsi="Consolas" w:cs="Consolas"/>
+          <w:sz w:val="18"/>
+          <w:szCs w:val="18"/>
+        </w:rPr>
+        <w:t>from :accessor</w:t>
+      </w:r>
+      <w:proofErr w:type="gramEnd"/>
+      <w:r>
+        <w:rPr>
+          <w:rFonts w:ascii="Consolas" w:eastAsia="Consolas" w:hAnsi="Consolas" w:cs="Consolas"/>
+          <w:sz w:val="18"/>
+          <w:szCs w:val="18"/>
+        </w:rPr>
+        <w:t xml:space="preserve"> derived-from</w:t>
       </w:r>
     </w:p>
     <w:p>
@@ -5129,7 +5817,16 @@
           <w:sz w:val="18"/>
           <w:szCs w:val="18"/>
         </w:rPr>
-        <w:t xml:space="preserve">                  :</w:t>
+        <w:t xml:space="preserve">                  </w:t>
+      </w:r>
+      <w:proofErr w:type="gramStart"/>
+      <w:r>
+        <w:rPr>
+          <w:rFonts w:ascii="Consolas" w:eastAsia="Consolas" w:hAnsi="Consolas" w:cs="Consolas"/>
+          <w:sz w:val="18"/>
+          <w:szCs w:val="18"/>
+        </w:rPr>
+        <w:t>:</w:t>
       </w:r>
       <w:proofErr w:type="spellStart"/>
       <w:r>
@@ -5141,6 +5838,7 @@
         <w:t>initform</w:t>
       </w:r>
       <w:proofErr w:type="spellEnd"/>
+      <w:proofErr w:type="gramEnd"/>
       <w:r>
         <w:rPr>
           <w:rFonts w:ascii="Consolas" w:eastAsia="Consolas" w:hAnsi="Consolas" w:cs="Consolas"/>
@@ -5162,7 +5860,25 @@
           <w:sz w:val="18"/>
           <w:szCs w:val="18"/>
         </w:rPr>
-        <w:t xml:space="preserve">                  :documentation "Entity ids whose modification invalidates this fact.")</w:t>
+        <w:t xml:space="preserve">                  </w:t>
+      </w:r>
+      <w:proofErr w:type="gramStart"/>
+      <w:r>
+        <w:rPr>
+          <w:rFonts w:ascii="Consolas" w:eastAsia="Consolas" w:hAnsi="Consolas" w:cs="Consolas"/>
+          <w:sz w:val="18"/>
+          <w:szCs w:val="18"/>
+        </w:rPr>
+        <w:t>:documentation</w:t>
+      </w:r>
+      <w:proofErr w:type="gramEnd"/>
+      <w:r>
+        <w:rPr>
+          <w:rFonts w:ascii="Consolas" w:eastAsia="Consolas" w:hAnsi="Consolas" w:cs="Consolas"/>
+          <w:sz w:val="18"/>
+          <w:szCs w:val="18"/>
+        </w:rPr>
+        <w:t xml:space="preserve"> "Entity ids whose modification invalidates this fact.")</w:t>
       </w:r>
     </w:p>
     <w:p>
@@ -5177,7 +5893,34 @@
           <w:sz w:val="18"/>
           <w:szCs w:val="18"/>
         </w:rPr>
-        <w:t xml:space="preserve">   (origin-file   :</w:t>
+        <w:t xml:space="preserve">   (</w:t>
+      </w:r>
+      <w:proofErr w:type="gramStart"/>
+      <w:r>
+        <w:rPr>
+          <w:rFonts w:ascii="Consolas" w:eastAsia="Consolas" w:hAnsi="Consolas" w:cs="Consolas"/>
+          <w:sz w:val="18"/>
+          <w:szCs w:val="18"/>
+        </w:rPr>
+        <w:t>origin</w:t>
+      </w:r>
+      <w:proofErr w:type="gramEnd"/>
+      <w:r>
+        <w:rPr>
+          <w:rFonts w:ascii="Consolas" w:eastAsia="Consolas" w:hAnsi="Consolas" w:cs="Consolas"/>
+          <w:sz w:val="18"/>
+          <w:szCs w:val="18"/>
+        </w:rPr>
+        <w:t xml:space="preserve">-file </w:t>
+      </w:r>
+      <w:proofErr w:type="gramStart"/>
+      <w:r>
+        <w:rPr>
+          <w:rFonts w:ascii="Consolas" w:eastAsia="Consolas" w:hAnsi="Consolas" w:cs="Consolas"/>
+          <w:sz w:val="18"/>
+          <w:szCs w:val="18"/>
+        </w:rPr>
+        <w:t xml:space="preserve">  :</w:t>
       </w:r>
       <w:proofErr w:type="spellStart"/>
       <w:r>
@@ -5195,7 +5938,34 @@
           <w:sz w:val="18"/>
           <w:szCs w:val="18"/>
         </w:rPr>
-        <w:t xml:space="preserve"> :origin-file :accessor origin-file</w:t>
+        <w:t xml:space="preserve"> :origin</w:t>
+      </w:r>
+      <w:proofErr w:type="gramEnd"/>
+      <w:r>
+        <w:rPr>
+          <w:rFonts w:ascii="Consolas" w:eastAsia="Consolas" w:hAnsi="Consolas" w:cs="Consolas"/>
+          <w:sz w:val="18"/>
+          <w:szCs w:val="18"/>
+        </w:rPr>
+        <w:t>-</w:t>
+      </w:r>
+      <w:proofErr w:type="gramStart"/>
+      <w:r>
+        <w:rPr>
+          <w:rFonts w:ascii="Consolas" w:eastAsia="Consolas" w:hAnsi="Consolas" w:cs="Consolas"/>
+          <w:sz w:val="18"/>
+          <w:szCs w:val="18"/>
+        </w:rPr>
+        <w:t>file :accessor</w:t>
+      </w:r>
+      <w:proofErr w:type="gramEnd"/>
+      <w:r>
+        <w:rPr>
+          <w:rFonts w:ascii="Consolas" w:eastAsia="Consolas" w:hAnsi="Consolas" w:cs="Consolas"/>
+          <w:sz w:val="18"/>
+          <w:szCs w:val="18"/>
+        </w:rPr>
+        <w:t xml:space="preserve"> origin-file</w:t>
       </w:r>
     </w:p>
     <w:p>
@@ -5210,7 +5980,25 @@
           <w:sz w:val="18"/>
           <w:szCs w:val="18"/>
         </w:rPr>
-        <w:t xml:space="preserve">                  :documentation "The file this fact was read from. Every fact has one.")</w:t>
+        <w:t xml:space="preserve">                  </w:t>
+      </w:r>
+      <w:proofErr w:type="gramStart"/>
+      <w:r>
+        <w:rPr>
+          <w:rFonts w:ascii="Consolas" w:eastAsia="Consolas" w:hAnsi="Consolas" w:cs="Consolas"/>
+          <w:sz w:val="18"/>
+          <w:szCs w:val="18"/>
+        </w:rPr>
+        <w:t>:documentation</w:t>
+      </w:r>
+      <w:proofErr w:type="gramEnd"/>
+      <w:r>
+        <w:rPr>
+          <w:rFonts w:ascii="Consolas" w:eastAsia="Consolas" w:hAnsi="Consolas" w:cs="Consolas"/>
+          <w:sz w:val="18"/>
+          <w:szCs w:val="18"/>
+        </w:rPr>
+        <w:t xml:space="preserve"> "The file this fact was read from. Every fact has one.")</w:t>
       </w:r>
     </w:p>
     <w:p>
@@ -5225,7 +6013,16 @@
           <w:sz w:val="18"/>
           <w:szCs w:val="18"/>
         </w:rPr>
-        <w:t xml:space="preserve">   (stale-p       :</w:t>
+        <w:t xml:space="preserve">   (stale-p     </w:t>
+      </w:r>
+      <w:proofErr w:type="gramStart"/>
+      <w:r>
+        <w:rPr>
+          <w:rFonts w:ascii="Consolas" w:eastAsia="Consolas" w:hAnsi="Consolas" w:cs="Consolas"/>
+          <w:sz w:val="18"/>
+          <w:szCs w:val="18"/>
+        </w:rPr>
+        <w:t xml:space="preserve">  :</w:t>
       </w:r>
       <w:proofErr w:type="spellStart"/>
       <w:r>
@@ -5237,13 +6034,32 @@
         <w:t>initform</w:t>
       </w:r>
       <w:proofErr w:type="spellEnd"/>
-      <w:r>
-        <w:rPr>
-          <w:rFonts w:ascii="Consolas" w:eastAsia="Consolas" w:hAnsi="Consolas" w:cs="Consolas"/>
-          <w:sz w:val="18"/>
-          <w:szCs w:val="18"/>
-        </w:rPr>
-        <w:t xml:space="preserve"> nil :accessor stale-p)))</w:t>
+      <w:proofErr w:type="gramEnd"/>
+      <w:r>
+        <w:rPr>
+          <w:rFonts w:ascii="Consolas" w:eastAsia="Consolas" w:hAnsi="Consolas" w:cs="Consolas"/>
+          <w:sz w:val="18"/>
+          <w:szCs w:val="18"/>
+        </w:rPr>
+        <w:t xml:space="preserve"> </w:t>
+      </w:r>
+      <w:proofErr w:type="gramStart"/>
+      <w:r>
+        <w:rPr>
+          <w:rFonts w:ascii="Consolas" w:eastAsia="Consolas" w:hAnsi="Consolas" w:cs="Consolas"/>
+          <w:sz w:val="18"/>
+          <w:szCs w:val="18"/>
+        </w:rPr>
+        <w:t>nil :accessor</w:t>
+      </w:r>
+      <w:proofErr w:type="gramEnd"/>
+      <w:r>
+        <w:rPr>
+          <w:rFonts w:ascii="Consolas" w:eastAsia="Consolas" w:hAnsi="Consolas" w:cs="Consolas"/>
+          <w:sz w:val="18"/>
+          <w:szCs w:val="18"/>
+        </w:rPr>
+        <w:t xml:space="preserve"> stale-p)))</w:t>
       </w:r>
     </w:p>
     <w:p>
@@ -5306,7 +6122,16 @@
           <w:sz w:val="18"/>
           <w:szCs w:val="18"/>
         </w:rPr>
-        <w:t xml:space="preserve">  ((entity-type :</w:t>
+        <w:t xml:space="preserve">  ((entity-</w:t>
+      </w:r>
+      <w:proofErr w:type="gramStart"/>
+      <w:r>
+        <w:rPr>
+          <w:rFonts w:ascii="Consolas" w:eastAsia="Consolas" w:hAnsi="Consolas" w:cs="Consolas"/>
+          <w:sz w:val="18"/>
+          <w:szCs w:val="18"/>
+        </w:rPr>
+        <w:t>type :</w:t>
       </w:r>
       <w:proofErr w:type="spellStart"/>
       <w:r>
@@ -5324,8 +6149,63 @@
           <w:sz w:val="18"/>
           <w:szCs w:val="18"/>
         </w:rPr>
-        <w:t xml:space="preserve"> :entity-type :reader entity-type)   ; keyword, e.g. :function</w:t>
-      </w:r>
+        <w:t xml:space="preserve"> :entity</w:t>
+      </w:r>
+      <w:proofErr w:type="gramEnd"/>
+      <w:r>
+        <w:rPr>
+          <w:rFonts w:ascii="Consolas" w:eastAsia="Consolas" w:hAnsi="Consolas" w:cs="Consolas"/>
+          <w:sz w:val="18"/>
+          <w:szCs w:val="18"/>
+        </w:rPr>
+        <w:t>-</w:t>
+      </w:r>
+      <w:proofErr w:type="gramStart"/>
+      <w:r>
+        <w:rPr>
+          <w:rFonts w:ascii="Consolas" w:eastAsia="Consolas" w:hAnsi="Consolas" w:cs="Consolas"/>
+          <w:sz w:val="18"/>
+          <w:szCs w:val="18"/>
+        </w:rPr>
+        <w:t>type :reader</w:t>
+      </w:r>
+      <w:proofErr w:type="gramEnd"/>
+      <w:r>
+        <w:rPr>
+          <w:rFonts w:ascii="Consolas" w:eastAsia="Consolas" w:hAnsi="Consolas" w:cs="Consolas"/>
+          <w:sz w:val="18"/>
+          <w:szCs w:val="18"/>
+        </w:rPr>
+        <w:t xml:space="preserve"> entity-</w:t>
+      </w:r>
+      <w:proofErr w:type="gramStart"/>
+      <w:r>
+        <w:rPr>
+          <w:rFonts w:ascii="Consolas" w:eastAsia="Consolas" w:hAnsi="Consolas" w:cs="Consolas"/>
+          <w:sz w:val="18"/>
+          <w:szCs w:val="18"/>
+        </w:rPr>
+        <w:t xml:space="preserve">type)   </w:t>
+      </w:r>
+      <w:proofErr w:type="gramEnd"/>
+      <w:r>
+        <w:rPr>
+          <w:rFonts w:ascii="Consolas" w:eastAsia="Consolas" w:hAnsi="Consolas" w:cs="Consolas"/>
+          <w:sz w:val="18"/>
+          <w:szCs w:val="18"/>
+        </w:rPr>
+        <w:t xml:space="preserve">; keyword, </w:t>
+      </w:r>
+      <w:proofErr w:type="gramStart"/>
+      <w:r>
+        <w:rPr>
+          <w:rFonts w:ascii="Consolas" w:eastAsia="Consolas" w:hAnsi="Consolas" w:cs="Consolas"/>
+          <w:sz w:val="18"/>
+          <w:szCs w:val="18"/>
+        </w:rPr>
+        <w:t>e.g. :function</w:t>
+      </w:r>
+      <w:proofErr w:type="gramEnd"/>
     </w:p>
     <w:p>
       <w:pPr>
@@ -5339,9 +6219,19 @@
           <w:sz w:val="18"/>
           <w:szCs w:val="18"/>
         </w:rPr>
-        <w:t xml:space="preserve">   (properties  :</w:t>
+        <w:t xml:space="preserve">   (</w:t>
+      </w:r>
+      <w:proofErr w:type="gramStart"/>
+      <w:r>
+        <w:rPr>
+          <w:rFonts w:ascii="Consolas" w:eastAsia="Consolas" w:hAnsi="Consolas" w:cs="Consolas"/>
+          <w:sz w:val="18"/>
+          <w:szCs w:val="18"/>
+        </w:rPr>
+        <w:t>properties  :</w:t>
       </w:r>
       <w:proofErr w:type="spellStart"/>
+      <w:proofErr w:type="gramEnd"/>
       <w:r>
         <w:rPr>
           <w:rFonts w:ascii="Consolas" w:eastAsia="Consolas" w:hAnsi="Consolas" w:cs="Consolas"/>
@@ -5357,7 +6247,25 @@
           <w:sz w:val="18"/>
           <w:szCs w:val="18"/>
         </w:rPr>
-        <w:t xml:space="preserve"> (make-hash-table :test #'equal)</w:t>
+        <w:t xml:space="preserve"> (make-hash-</w:t>
+      </w:r>
+      <w:proofErr w:type="gramStart"/>
+      <w:r>
+        <w:rPr>
+          <w:rFonts w:ascii="Consolas" w:eastAsia="Consolas" w:hAnsi="Consolas" w:cs="Consolas"/>
+          <w:sz w:val="18"/>
+          <w:szCs w:val="18"/>
+        </w:rPr>
+        <w:t>table :test</w:t>
+      </w:r>
+      <w:proofErr w:type="gramEnd"/>
+      <w:r>
+        <w:rPr>
+          <w:rFonts w:ascii="Consolas" w:eastAsia="Consolas" w:hAnsi="Consolas" w:cs="Consolas"/>
+          <w:sz w:val="18"/>
+          <w:szCs w:val="18"/>
+        </w:rPr>
+        <w:t xml:space="preserve"> #'equal)</w:t>
       </w:r>
     </w:p>
     <w:p>
@@ -5372,8 +6280,25 @@
           <w:sz w:val="18"/>
           <w:szCs w:val="18"/>
         </w:rPr>
-        <w:lastRenderedPageBreak/>
-        <w:t xml:space="preserve">                :reader properties)))</w:t>
+        <w:t xml:space="preserve">                </w:t>
+      </w:r>
+      <w:proofErr w:type="gramStart"/>
+      <w:r>
+        <w:rPr>
+          <w:rFonts w:ascii="Consolas" w:eastAsia="Consolas" w:hAnsi="Consolas" w:cs="Consolas"/>
+          <w:sz w:val="18"/>
+          <w:szCs w:val="18"/>
+        </w:rPr>
+        <w:t>:reader</w:t>
+      </w:r>
+      <w:proofErr w:type="gramEnd"/>
+      <w:r>
+        <w:rPr>
+          <w:rFonts w:ascii="Consolas" w:eastAsia="Consolas" w:hAnsi="Consolas" w:cs="Consolas"/>
+          <w:sz w:val="18"/>
+          <w:szCs w:val="18"/>
+        </w:rPr>
+        <w:t xml:space="preserve"> properties)))</w:t>
       </w:r>
     </w:p>
     <w:p>
@@ -5454,7 +6379,16 @@
           <w:sz w:val="18"/>
           <w:szCs w:val="18"/>
         </w:rPr>
-        <w:t>-type :</w:t>
+        <w:t>-</w:t>
+      </w:r>
+      <w:proofErr w:type="gramStart"/>
+      <w:r>
+        <w:rPr>
+          <w:rFonts w:ascii="Consolas" w:eastAsia="Consolas" w:hAnsi="Consolas" w:cs="Consolas"/>
+          <w:sz w:val="18"/>
+          <w:szCs w:val="18"/>
+        </w:rPr>
+        <w:t>type :</w:t>
       </w:r>
       <w:proofErr w:type="spellStart"/>
       <w:r>
@@ -5484,13 +6418,32 @@
         <w:t>rel</w:t>
       </w:r>
       <w:proofErr w:type="spellEnd"/>
-      <w:r>
-        <w:rPr>
-          <w:rFonts w:ascii="Consolas" w:eastAsia="Consolas" w:hAnsi="Consolas" w:cs="Consolas"/>
-          <w:sz w:val="18"/>
-          <w:szCs w:val="18"/>
-        </w:rPr>
-        <w:t xml:space="preserve">-type :reader </w:t>
+      <w:proofErr w:type="gramEnd"/>
+      <w:r>
+        <w:rPr>
+          <w:rFonts w:ascii="Consolas" w:eastAsia="Consolas" w:hAnsi="Consolas" w:cs="Consolas"/>
+          <w:sz w:val="18"/>
+          <w:szCs w:val="18"/>
+        </w:rPr>
+        <w:t>-</w:t>
+      </w:r>
+      <w:proofErr w:type="gramStart"/>
+      <w:r>
+        <w:rPr>
+          <w:rFonts w:ascii="Consolas" w:eastAsia="Consolas" w:hAnsi="Consolas" w:cs="Consolas"/>
+          <w:sz w:val="18"/>
+          <w:szCs w:val="18"/>
+        </w:rPr>
+        <w:t>type :reader</w:t>
+      </w:r>
+      <w:proofErr w:type="gramEnd"/>
+      <w:r>
+        <w:rPr>
+          <w:rFonts w:ascii="Consolas" w:eastAsia="Consolas" w:hAnsi="Consolas" w:cs="Consolas"/>
+          <w:sz w:val="18"/>
+          <w:szCs w:val="18"/>
+        </w:rPr>
+        <w:t xml:space="preserve"> </w:t>
       </w:r>
       <w:proofErr w:type="spellStart"/>
       <w:r>
@@ -5508,8 +6461,54 @@
           <w:sz w:val="18"/>
           <w:szCs w:val="18"/>
         </w:rPr>
-        <w:t>-type)            ; keyword, e.g. :calls</w:t>
-      </w:r>
+        <w:t>-</w:t>
+      </w:r>
+      <w:proofErr w:type="gramStart"/>
+      <w:r>
+        <w:rPr>
+          <w:rFonts w:ascii="Consolas" w:eastAsia="Consolas" w:hAnsi="Consolas" w:cs="Consolas"/>
+          <w:sz w:val="18"/>
+          <w:szCs w:val="18"/>
+        </w:rPr>
+        <w:t xml:space="preserve">type)   </w:t>
+      </w:r>
+      <w:proofErr w:type="gramEnd"/>
+      <w:r>
+        <w:rPr>
+          <w:rFonts w:ascii="Consolas" w:eastAsia="Consolas" w:hAnsi="Consolas" w:cs="Consolas"/>
+          <w:sz w:val="18"/>
+          <w:szCs w:val="18"/>
+        </w:rPr>
+        <w:t xml:space="preserve">       </w:t>
+      </w:r>
+      <w:proofErr w:type="gramStart"/>
+      <w:r>
+        <w:rPr>
+          <w:rFonts w:ascii="Consolas" w:eastAsia="Consolas" w:hAnsi="Consolas" w:cs="Consolas"/>
+          <w:sz w:val="18"/>
+          <w:szCs w:val="18"/>
+        </w:rPr>
+        <w:t xml:space="preserve">  ;</w:t>
+      </w:r>
+      <w:proofErr w:type="gramEnd"/>
+      <w:r>
+        <w:rPr>
+          <w:rFonts w:ascii="Consolas" w:eastAsia="Consolas" w:hAnsi="Consolas" w:cs="Consolas"/>
+          <w:sz w:val="18"/>
+          <w:szCs w:val="18"/>
+        </w:rPr>
+        <w:t xml:space="preserve"> keyword, </w:t>
+      </w:r>
+      <w:proofErr w:type="gramStart"/>
+      <w:r>
+        <w:rPr>
+          <w:rFonts w:ascii="Consolas" w:eastAsia="Consolas" w:hAnsi="Consolas" w:cs="Consolas"/>
+          <w:sz w:val="18"/>
+          <w:szCs w:val="18"/>
+        </w:rPr>
+        <w:t>e.g. :calls</w:t>
+      </w:r>
+      <w:proofErr w:type="gramEnd"/>
     </w:p>
     <w:p>
       <w:pPr>
@@ -5523,7 +6522,16 @@
           <w:sz w:val="18"/>
           <w:szCs w:val="18"/>
         </w:rPr>
-        <w:t xml:space="preserve">   (from-id  :</w:t>
+        <w:t xml:space="preserve">   (from-</w:t>
+      </w:r>
+      <w:proofErr w:type="gramStart"/>
+      <w:r>
+        <w:rPr>
+          <w:rFonts w:ascii="Consolas" w:eastAsia="Consolas" w:hAnsi="Consolas" w:cs="Consolas"/>
+          <w:sz w:val="18"/>
+          <w:szCs w:val="18"/>
+        </w:rPr>
+        <w:t>id  :</w:t>
       </w:r>
       <w:proofErr w:type="spellStart"/>
       <w:r>
@@ -5541,7 +6549,34 @@
           <w:sz w:val="18"/>
           <w:szCs w:val="18"/>
         </w:rPr>
-        <w:t xml:space="preserve"> :from-id :reader from-id)</w:t>
+        <w:t xml:space="preserve"> :from</w:t>
+      </w:r>
+      <w:proofErr w:type="gramEnd"/>
+      <w:r>
+        <w:rPr>
+          <w:rFonts w:ascii="Consolas" w:eastAsia="Consolas" w:hAnsi="Consolas" w:cs="Consolas"/>
+          <w:sz w:val="18"/>
+          <w:szCs w:val="18"/>
+        </w:rPr>
+        <w:t>-</w:t>
+      </w:r>
+      <w:proofErr w:type="gramStart"/>
+      <w:r>
+        <w:rPr>
+          <w:rFonts w:ascii="Consolas" w:eastAsia="Consolas" w:hAnsi="Consolas" w:cs="Consolas"/>
+          <w:sz w:val="18"/>
+          <w:szCs w:val="18"/>
+        </w:rPr>
+        <w:t>id :reader</w:t>
+      </w:r>
+      <w:proofErr w:type="gramEnd"/>
+      <w:r>
+        <w:rPr>
+          <w:rFonts w:ascii="Consolas" w:eastAsia="Consolas" w:hAnsi="Consolas" w:cs="Consolas"/>
+          <w:sz w:val="18"/>
+          <w:szCs w:val="18"/>
+        </w:rPr>
+        <w:t xml:space="preserve"> from-id)</w:t>
       </w:r>
     </w:p>
     <w:p>
@@ -5556,7 +6591,16 @@
           <w:sz w:val="18"/>
           <w:szCs w:val="18"/>
         </w:rPr>
-        <w:t xml:space="preserve">   (to-id    :</w:t>
+        <w:t xml:space="preserve">   (to-id  </w:t>
+      </w:r>
+      <w:proofErr w:type="gramStart"/>
+      <w:r>
+        <w:rPr>
+          <w:rFonts w:ascii="Consolas" w:eastAsia="Consolas" w:hAnsi="Consolas" w:cs="Consolas"/>
+          <w:sz w:val="18"/>
+          <w:szCs w:val="18"/>
+        </w:rPr>
+        <w:t xml:space="preserve">  :</w:t>
       </w:r>
       <w:proofErr w:type="spellStart"/>
       <w:r>
@@ -5568,13 +6612,32 @@
         <w:t>initarg</w:t>
       </w:r>
       <w:proofErr w:type="spellEnd"/>
-      <w:r>
-        <w:rPr>
-          <w:rFonts w:ascii="Consolas" w:eastAsia="Consolas" w:hAnsi="Consolas" w:cs="Consolas"/>
-          <w:sz w:val="18"/>
-          <w:szCs w:val="18"/>
-        </w:rPr>
-        <w:t xml:space="preserve"> :to-id  :reader to-id)</w:t>
+      <w:proofErr w:type="gramEnd"/>
+      <w:r>
+        <w:rPr>
+          <w:rFonts w:ascii="Consolas" w:eastAsia="Consolas" w:hAnsi="Consolas" w:cs="Consolas"/>
+          <w:sz w:val="18"/>
+          <w:szCs w:val="18"/>
+        </w:rPr>
+        <w:t xml:space="preserve"> :to-</w:t>
+      </w:r>
+      <w:proofErr w:type="gramStart"/>
+      <w:r>
+        <w:rPr>
+          <w:rFonts w:ascii="Consolas" w:eastAsia="Consolas" w:hAnsi="Consolas" w:cs="Consolas"/>
+          <w:sz w:val="18"/>
+          <w:szCs w:val="18"/>
+        </w:rPr>
+        <w:t>id  :</w:t>
+      </w:r>
+      <w:proofErr w:type="gramEnd"/>
+      <w:r>
+        <w:rPr>
+          <w:rFonts w:ascii="Consolas" w:eastAsia="Consolas" w:hAnsi="Consolas" w:cs="Consolas"/>
+          <w:sz w:val="18"/>
+          <w:szCs w:val="18"/>
+        </w:rPr>
+        <w:t>reader to-id)</w:t>
       </w:r>
     </w:p>
     <w:p>
@@ -5589,7 +6652,16 @@
           <w:sz w:val="18"/>
           <w:szCs w:val="18"/>
         </w:rPr>
-        <w:t xml:space="preserve">   (properties :</w:t>
+        <w:t xml:space="preserve">   (</w:t>
+      </w:r>
+      <w:proofErr w:type="gramStart"/>
+      <w:r>
+        <w:rPr>
+          <w:rFonts w:ascii="Consolas" w:eastAsia="Consolas" w:hAnsi="Consolas" w:cs="Consolas"/>
+          <w:sz w:val="18"/>
+          <w:szCs w:val="18"/>
+        </w:rPr>
+        <w:t>properties :</w:t>
       </w:r>
       <w:proofErr w:type="spellStart"/>
       <w:r>
@@ -5601,13 +6673,32 @@
         <w:t>initform</w:t>
       </w:r>
       <w:proofErr w:type="spellEnd"/>
-      <w:r>
-        <w:rPr>
-          <w:rFonts w:ascii="Consolas" w:eastAsia="Consolas" w:hAnsi="Consolas" w:cs="Consolas"/>
-          <w:sz w:val="18"/>
-          <w:szCs w:val="18"/>
-        </w:rPr>
-        <w:t xml:space="preserve"> (make-hash-table :test #'equal)</w:t>
+      <w:proofErr w:type="gramEnd"/>
+      <w:r>
+        <w:rPr>
+          <w:rFonts w:ascii="Consolas" w:eastAsia="Consolas" w:hAnsi="Consolas" w:cs="Consolas"/>
+          <w:sz w:val="18"/>
+          <w:szCs w:val="18"/>
+        </w:rPr>
+        <w:t xml:space="preserve"> (make-hash-</w:t>
+      </w:r>
+      <w:proofErr w:type="gramStart"/>
+      <w:r>
+        <w:rPr>
+          <w:rFonts w:ascii="Consolas" w:eastAsia="Consolas" w:hAnsi="Consolas" w:cs="Consolas"/>
+          <w:sz w:val="18"/>
+          <w:szCs w:val="18"/>
+        </w:rPr>
+        <w:t>table :test</w:t>
+      </w:r>
+      <w:proofErr w:type="gramEnd"/>
+      <w:r>
+        <w:rPr>
+          <w:rFonts w:ascii="Consolas" w:eastAsia="Consolas" w:hAnsi="Consolas" w:cs="Consolas"/>
+          <w:sz w:val="18"/>
+          <w:szCs w:val="18"/>
+        </w:rPr>
+        <w:t xml:space="preserve"> #'equal)</w:t>
       </w:r>
     </w:p>
     <w:p>
@@ -5622,7 +6713,25 @@
           <w:sz w:val="18"/>
           <w:szCs w:val="18"/>
         </w:rPr>
-        <w:t xml:space="preserve">               :reader properties)))</w:t>
+        <w:t xml:space="preserve">               </w:t>
+      </w:r>
+      <w:proofErr w:type="gramStart"/>
+      <w:r>
+        <w:rPr>
+          <w:rFonts w:ascii="Consolas" w:eastAsia="Consolas" w:hAnsi="Consolas" w:cs="Consolas"/>
+          <w:sz w:val="18"/>
+          <w:szCs w:val="18"/>
+        </w:rPr>
+        <w:t>:reader</w:t>
+      </w:r>
+      <w:proofErr w:type="gramEnd"/>
+      <w:r>
+        <w:rPr>
+          <w:rFonts w:ascii="Consolas" w:eastAsia="Consolas" w:hAnsi="Consolas" w:cs="Consolas"/>
+          <w:sz w:val="18"/>
+          <w:szCs w:val="18"/>
+        </w:rPr>
+        <w:t xml:space="preserve"> properties)))</w:t>
       </w:r>
     </w:p>
     <w:p>
@@ -5630,34 +6739,24 @@
         <w:spacing w:after="160"/>
       </w:pPr>
       <w:r>
-        <w:t>Two slots deserve comment. Ids are derived deterministically from the natural key (for a function: repository, file, and qualified name) rather than generated randomly, so that a full rebuild produces the same ids as an incremental update — the property Section 14.4 tests. And origin-file is mandatory: under files-as-truth every fact traces to the file it came from, which is what makes reindexing a file a well-defined operation and what makes an orphaned fact detectable.</w:t>
-      </w:r>
-    </w:p>
-    <w:p>
-      <w:pPr>
-        <w:pStyle w:val="Heading2"/>
-        <w:spacing w:before="260" w:after="140"/>
-      </w:pPr>
-      <w:bookmarkStart w:id="11" w:name="_Toc236034266"/>
-      <w:r>
-        <w:t>5.2 Entity taxonomy and define-entity-type</w:t>
-      </w:r>
-      <w:bookmarkEnd w:id="11"/>
+        <w:t>Two slots deserve comment. Ids are derived deterministically from the natural key rather than generated randomly, so that a full rebuild produces the same ids as an incremental update — the property Section 14.4 tests. And origin-file is mandatory: under files-as-truth every fact traces to the file it came from, which is what makes reindexing a file a well-defined operation and what makes an orphaned fact detectable.</w:t>
+      </w:r>
+    </w:p>
+    <w:p>
+      <w:pPr>
+        <w:pStyle w:val="Heading3"/>
+        <w:spacing w:before="200" w:after="120"/>
+      </w:pPr>
+      <w:r>
+        <w:t>Id grammar</w:t>
+      </w:r>
     </w:p>
     <w:p>
       <w:pPr>
         <w:spacing w:after="160"/>
       </w:pPr>
       <w:r>
-        <w:t xml:space="preserve">Specialized entities (Repository, Branch, Package, Module, Class, Interface, Function, Method, Variable, Test, Document, Decision, Rule, Concept) are declared with a macro rather than hand-written </w:t>
-      </w:r>
-      <w:proofErr w:type="spellStart"/>
-      <w:r>
-        <w:t>defclass</w:t>
-      </w:r>
-      <w:proofErr w:type="spellEnd"/>
-      <w:r>
-        <w:t xml:space="preserve"> forms. This mirrors the define-piece-type approach used in the game engine: a declarative, self-documenting schema that generates the class, typed property accessors with bounds checking, and a registry entry the REST layer uses to describe types to clients.</w:t>
+        <w:t>An id is three colon-separated parts:</w:t>
       </w:r>
     </w:p>
     <w:p>
@@ -5672,7 +6771,7 @@
           <w:sz w:val="18"/>
           <w:szCs w:val="18"/>
         </w:rPr>
-        <w:t>(define-entity-type :function</w:t>
+        <w:t>&lt;entity-type&gt; ":" &lt;scope&gt; ":" &lt;natural-key&gt;</w:t>
       </w:r>
     </w:p>
     <w:p>
@@ -5687,7 +6786,7 @@
           <w:sz w:val="18"/>
           <w:szCs w:val="18"/>
         </w:rPr>
-        <w:t xml:space="preserve">  :documentation "A named callable unit in source code."</w:t>
+        <w:t xml:space="preserve"> </w:t>
       </w:r>
     </w:p>
     <w:p>
@@ -5696,14 +6795,52 @@
         <w:spacing w:line="240" w:lineRule="auto"/>
         <w:ind w:left="240" w:right="240"/>
       </w:pPr>
-      <w:r>
-        <w:rPr>
-          <w:rFonts w:ascii="Consolas" w:eastAsia="Consolas" w:hAnsi="Consolas" w:cs="Consolas"/>
-          <w:sz w:val="18"/>
-          <w:szCs w:val="18"/>
-        </w:rPr>
-        <w:t xml:space="preserve">  :properties</w:t>
-      </w:r>
+      <w:proofErr w:type="gramStart"/>
+      <w:r>
+        <w:rPr>
+          <w:rFonts w:ascii="Consolas" w:eastAsia="Consolas" w:hAnsi="Consolas" w:cs="Consolas"/>
+          <w:sz w:val="18"/>
+          <w:szCs w:val="18"/>
+        </w:rPr>
+        <w:t>function::</w:t>
+      </w:r>
+      <w:proofErr w:type="gramEnd"/>
+      <w:r>
+        <w:rPr>
+          <w:rFonts w:ascii="Consolas" w:eastAsia="Consolas" w:hAnsi="Consolas" w:cs="Consolas"/>
+          <w:sz w:val="18"/>
+          <w:szCs w:val="18"/>
+        </w:rPr>
+        <w:t>loom-graph/</w:t>
+      </w:r>
+      <w:proofErr w:type="spellStart"/>
+      <w:r>
+        <w:rPr>
+          <w:rFonts w:ascii="Consolas" w:eastAsia="Consolas" w:hAnsi="Consolas" w:cs="Consolas"/>
+          <w:sz w:val="18"/>
+          <w:szCs w:val="18"/>
+        </w:rPr>
+        <w:t>src</w:t>
+      </w:r>
+      <w:proofErr w:type="spellEnd"/>
+      <w:r>
+        <w:rPr>
+          <w:rFonts w:ascii="Consolas" w:eastAsia="Consolas" w:hAnsi="Consolas" w:cs="Consolas"/>
+          <w:sz w:val="18"/>
+          <w:szCs w:val="18"/>
+        </w:rPr>
+        <w:t>/graph/</w:t>
+      </w:r>
+      <w:proofErr w:type="spellStart"/>
+      <w:r>
+        <w:rPr>
+          <w:rFonts w:ascii="Consolas" w:eastAsia="Consolas" w:hAnsi="Consolas" w:cs="Consolas"/>
+          <w:sz w:val="18"/>
+          <w:szCs w:val="18"/>
+        </w:rPr>
+        <w:t>overlay.lisp#resolve-overlay</w:t>
+      </w:r>
+      <w:proofErr w:type="spellEnd"/>
     </w:p>
     <w:p>
       <w:pPr>
@@ -5711,13 +6848,176 @@
         <w:spacing w:line="240" w:lineRule="auto"/>
         <w:ind w:left="240" w:right="240"/>
       </w:pPr>
-      <w:r>
-        <w:rPr>
-          <w:rFonts w:ascii="Consolas" w:eastAsia="Consolas" w:hAnsi="Consolas" w:cs="Consolas"/>
-          <w:sz w:val="18"/>
-          <w:szCs w:val="18"/>
-        </w:rPr>
-        <w:t xml:space="preserve">  ((:file       string  :required t)</w:t>
+      <w:proofErr w:type="gramStart"/>
+      <w:r>
+        <w:rPr>
+          <w:rFonts w:ascii="Consolas" w:eastAsia="Consolas" w:hAnsi="Consolas" w:cs="Consolas"/>
+          <w:sz w:val="18"/>
+          <w:szCs w:val="18"/>
+        </w:rPr>
+        <w:t>module::</w:t>
+      </w:r>
+      <w:proofErr w:type="gramEnd"/>
+      <w:r>
+        <w:rPr>
+          <w:rFonts w:ascii="Consolas" w:eastAsia="Consolas" w:hAnsi="Consolas" w:cs="Consolas"/>
+          <w:sz w:val="18"/>
+          <w:szCs w:val="18"/>
+        </w:rPr>
+        <w:t>loom-graph/</w:t>
+      </w:r>
+      <w:proofErr w:type="spellStart"/>
+      <w:r>
+        <w:rPr>
+          <w:rFonts w:ascii="Consolas" w:eastAsia="Consolas" w:hAnsi="Consolas" w:cs="Consolas"/>
+          <w:sz w:val="18"/>
+          <w:szCs w:val="18"/>
+        </w:rPr>
+        <w:t>src</w:t>
+      </w:r>
+      <w:proofErr w:type="spellEnd"/>
+      <w:r>
+        <w:rPr>
+          <w:rFonts w:ascii="Consolas" w:eastAsia="Consolas" w:hAnsi="Consolas" w:cs="Consolas"/>
+          <w:sz w:val="18"/>
+          <w:szCs w:val="18"/>
+        </w:rPr>
+        <w:t>/graph/</w:t>
+      </w:r>
+      <w:proofErr w:type="spellStart"/>
+      <w:r>
+        <w:rPr>
+          <w:rFonts w:ascii="Consolas" w:eastAsia="Consolas" w:hAnsi="Consolas" w:cs="Consolas"/>
+          <w:sz w:val="18"/>
+          <w:szCs w:val="18"/>
+        </w:rPr>
+        <w:t>overlay.lisp</w:t>
+      </w:r>
+      <w:proofErr w:type="spellEnd"/>
+    </w:p>
+    <w:p>
+      <w:pPr>
+        <w:shd w:val="clear" w:color="auto" w:fill="F3F4F6"/>
+        <w:spacing w:after="200" w:line="240" w:lineRule="auto"/>
+        <w:ind w:left="240" w:right="240"/>
+      </w:pPr>
+      <w:proofErr w:type="gramStart"/>
+      <w:r>
+        <w:rPr>
+          <w:rFonts w:ascii="Consolas" w:eastAsia="Consolas" w:hAnsi="Consolas" w:cs="Consolas"/>
+          <w:sz w:val="18"/>
+          <w:szCs w:val="18"/>
+        </w:rPr>
+        <w:t>decision::</w:t>
+      </w:r>
+      <w:proofErr w:type="gramEnd"/>
+      <w:r>
+        <w:rPr>
+          <w:rFonts w:ascii="Consolas" w:eastAsia="Consolas" w:hAnsi="Consolas" w:cs="Consolas"/>
+          <w:sz w:val="18"/>
+          <w:szCs w:val="18"/>
+        </w:rPr>
+        <w:t>docs/design/DEC-0042.yaml</w:t>
+      </w:r>
+    </w:p>
+    <w:p>
+      <w:pPr>
+        <w:spacing w:after="160"/>
+      </w:pPr>
+      <w:r>
+        <w:t xml:space="preserve">The </w:t>
+      </w:r>
+      <w:proofErr w:type="gramStart"/>
+      <w:r>
+        <w:t>type</w:t>
+      </w:r>
+      <w:proofErr w:type="gramEnd"/>
+      <w:r>
+        <w:t xml:space="preserve"> prefix is required, not decorative. Several types share a natural key</w:t>
+      </w:r>
+      <w:proofErr w:type="gramStart"/>
+      <w:r>
+        <w:t>: :file</w:t>
+      </w:r>
+      <w:proofErr w:type="gramEnd"/>
+      <w:r>
+        <w:t xml:space="preserve"> </w:t>
+      </w:r>
+      <w:proofErr w:type="gramStart"/>
+      <w:r>
+        <w:t>and :document</w:t>
+      </w:r>
+      <w:proofErr w:type="gramEnd"/>
+      <w:r>
+        <w:t xml:space="preserve"> both key on path, </w:t>
+      </w:r>
+      <w:proofErr w:type="gramStart"/>
+      <w:r>
+        <w:t>and :module</w:t>
+      </w:r>
+      <w:proofErr w:type="gramEnd"/>
+      <w:r>
+        <w:t xml:space="preserve"> </w:t>
+      </w:r>
+      <w:proofErr w:type="gramStart"/>
+      <w:r>
+        <w:t>and :package</w:t>
+      </w:r>
+      <w:proofErr w:type="gramEnd"/>
+      <w:r>
+        <w:t xml:space="preserve"> both key on qualified name, so without the </w:t>
+      </w:r>
+      <w:proofErr w:type="gramStart"/>
+      <w:r>
+        <w:t>type</w:t>
+      </w:r>
+      <w:proofErr w:type="gramEnd"/>
+      <w:r>
+        <w:t xml:space="preserve"> those pairs collide outright. The scope segment is reserved for a repository identifier and is empty until loom-workspace introduces a repository entity to scope by; ids written today therefore carry an empty middle segment, and populating it later is a reindex.</w:t>
+      </w:r>
+    </w:p>
+    <w:p>
+      <w:pPr>
+        <w:spacing w:after="160"/>
+      </w:pPr>
+      <w:r>
+        <w:t xml:space="preserve">That an id format can change with only a reindex depends on one rule, stated here because it is easy to violate by accident: documents reference entities by name, never by id. The </w:t>
+      </w:r>
+      <w:proofErr w:type="gramStart"/>
+      <w:r>
+        <w:t>affects</w:t>
+      </w:r>
+      <w:proofErr w:type="gramEnd"/>
+      <w:r>
+        <w:t>, applies-to, supersedes, and implements fields of §10.2 are resolved against the index at read time, so an id change costs nothing beyond rebuilding. An id that leaks into a YAML document under docs/ becomes a dangling string the moment the format moves, and nothing will notice. This belongs in docs/rules as a checkable constraint rather than as advice in prose.</w:t>
+      </w:r>
+    </w:p>
+    <w:p>
+      <w:pPr>
+        <w:pStyle w:val="Heading2"/>
+        <w:spacing w:before="260" w:after="140"/>
+      </w:pPr>
+      <w:bookmarkStart w:id="12" w:name="_Toc236037196"/>
+      <w:r>
+        <w:t>5.2 Entity taxonomy and define-entity-type</w:t>
+      </w:r>
+      <w:bookmarkEnd w:id="12"/>
+    </w:p>
+    <w:p>
+      <w:pPr>
+        <w:spacing w:after="160"/>
+      </w:pPr>
+      <w:r>
+        <w:lastRenderedPageBreak/>
+        <w:t xml:space="preserve">Specialized entities (Repository, Branch, Package, Module, Class, Interface, Function, Method, Variable, Test, Document, Decision, Rule, Concept) are declared with a macro rather than hand-written </w:t>
+      </w:r>
+      <w:proofErr w:type="spellStart"/>
+      <w:r>
+        <w:t>defclass</w:t>
+      </w:r>
+      <w:proofErr w:type="spellEnd"/>
+      <w:r>
+        <w:t xml:space="preserve"> forms. This mirrors the define-piece-type approach used in the game engine: a declarative, self-documenting schema that generates the class, typed property accessors with bounds checking, and a registry entry the REST layer uses to describe types to clients.</w:t>
       </w:r>
     </w:p>
     <w:p>
@@ -5732,8 +7032,36 @@
           <w:sz w:val="18"/>
           <w:szCs w:val="18"/>
         </w:rPr>
-        <w:t xml:space="preserve">   (:start-line integer :required t)</w:t>
-      </w:r>
+        <w:t>(</w:t>
+      </w:r>
+      <w:proofErr w:type="gramStart"/>
+      <w:r>
+        <w:rPr>
+          <w:rFonts w:ascii="Consolas" w:eastAsia="Consolas" w:hAnsi="Consolas" w:cs="Consolas"/>
+          <w:sz w:val="18"/>
+          <w:szCs w:val="18"/>
+        </w:rPr>
+        <w:t>define</w:t>
+      </w:r>
+      <w:proofErr w:type="gramEnd"/>
+      <w:r>
+        <w:rPr>
+          <w:rFonts w:ascii="Consolas" w:eastAsia="Consolas" w:hAnsi="Consolas" w:cs="Consolas"/>
+          <w:sz w:val="18"/>
+          <w:szCs w:val="18"/>
+        </w:rPr>
+        <w:t>-entity-</w:t>
+      </w:r>
+      <w:proofErr w:type="gramStart"/>
+      <w:r>
+        <w:rPr>
+          <w:rFonts w:ascii="Consolas" w:eastAsia="Consolas" w:hAnsi="Consolas" w:cs="Consolas"/>
+          <w:sz w:val="18"/>
+          <w:szCs w:val="18"/>
+        </w:rPr>
+        <w:t>type :function</w:t>
+      </w:r>
+      <w:proofErr w:type="gramEnd"/>
     </w:p>
     <w:p>
       <w:pPr>
@@ -5747,7 +7075,25 @@
           <w:sz w:val="18"/>
           <w:szCs w:val="18"/>
         </w:rPr>
-        <w:t xml:space="preserve">   (:end-line   integer :required t)</w:t>
+        <w:t xml:space="preserve">  </w:t>
+      </w:r>
+      <w:proofErr w:type="gramStart"/>
+      <w:r>
+        <w:rPr>
+          <w:rFonts w:ascii="Consolas" w:eastAsia="Consolas" w:hAnsi="Consolas" w:cs="Consolas"/>
+          <w:sz w:val="18"/>
+          <w:szCs w:val="18"/>
+        </w:rPr>
+        <w:t>:documentation</w:t>
+      </w:r>
+      <w:proofErr w:type="gramEnd"/>
+      <w:r>
+        <w:rPr>
+          <w:rFonts w:ascii="Consolas" w:eastAsia="Consolas" w:hAnsi="Consolas" w:cs="Consolas"/>
+          <w:sz w:val="18"/>
+          <w:szCs w:val="18"/>
+        </w:rPr>
+        <w:t xml:space="preserve"> "A named callable unit in source code."</w:t>
       </w:r>
     </w:p>
     <w:p>
@@ -5762,8 +7108,18 @@
           <w:sz w:val="18"/>
           <w:szCs w:val="18"/>
         </w:rPr>
-        <w:t xml:space="preserve">   (:signature  string)</w:t>
-      </w:r>
+        <w:t xml:space="preserve">  </w:t>
+      </w:r>
+      <w:proofErr w:type="gramStart"/>
+      <w:r>
+        <w:rPr>
+          <w:rFonts w:ascii="Consolas" w:eastAsia="Consolas" w:hAnsi="Consolas" w:cs="Consolas"/>
+          <w:sz w:val="18"/>
+          <w:szCs w:val="18"/>
+        </w:rPr>
+        <w:t>:properties</w:t>
+      </w:r>
+      <w:proofErr w:type="gramEnd"/>
     </w:p>
     <w:p>
       <w:pPr>
@@ -5777,9 +7133,214 @@
           <w:sz w:val="18"/>
           <w:szCs w:val="18"/>
         </w:rPr>
-        <w:t xml:space="preserve">   (:exported-p </w:t>
+        <w:t xml:space="preserve">  (</w:t>
+      </w:r>
+      <w:proofErr w:type="gramStart"/>
+      <w:r>
+        <w:rPr>
+          <w:rFonts w:ascii="Consolas" w:eastAsia="Consolas" w:hAnsi="Consolas" w:cs="Consolas"/>
+          <w:sz w:val="18"/>
+          <w:szCs w:val="18"/>
+        </w:rPr>
+        <w:t>(:file</w:t>
+      </w:r>
+      <w:proofErr w:type="gramEnd"/>
+      <w:r>
+        <w:rPr>
+          <w:rFonts w:ascii="Consolas" w:eastAsia="Consolas" w:hAnsi="Consolas" w:cs="Consolas"/>
+          <w:sz w:val="18"/>
+          <w:szCs w:val="18"/>
+        </w:rPr>
+        <w:t xml:space="preserve">       </w:t>
+      </w:r>
+      <w:proofErr w:type="gramStart"/>
+      <w:r>
+        <w:rPr>
+          <w:rFonts w:ascii="Consolas" w:eastAsia="Consolas" w:hAnsi="Consolas" w:cs="Consolas"/>
+          <w:sz w:val="18"/>
+          <w:szCs w:val="18"/>
+        </w:rPr>
+        <w:t>string  :</w:t>
+      </w:r>
+      <w:proofErr w:type="gramEnd"/>
+      <w:r>
+        <w:rPr>
+          <w:rFonts w:ascii="Consolas" w:eastAsia="Consolas" w:hAnsi="Consolas" w:cs="Consolas"/>
+          <w:sz w:val="18"/>
+          <w:szCs w:val="18"/>
+        </w:rPr>
+        <w:t>required t)</w:t>
+      </w:r>
+    </w:p>
+    <w:p>
+      <w:pPr>
+        <w:shd w:val="clear" w:color="auto" w:fill="F3F4F6"/>
+        <w:spacing w:line="240" w:lineRule="auto"/>
+        <w:ind w:left="240" w:right="240"/>
+      </w:pPr>
+      <w:r>
+        <w:rPr>
+          <w:rFonts w:ascii="Consolas" w:eastAsia="Consolas" w:hAnsi="Consolas" w:cs="Consolas"/>
+          <w:sz w:val="18"/>
+          <w:szCs w:val="18"/>
+        </w:rPr>
+        <w:t xml:space="preserve">   </w:t>
+      </w:r>
+      <w:proofErr w:type="gramStart"/>
+      <w:r>
+        <w:rPr>
+          <w:rFonts w:ascii="Consolas" w:eastAsia="Consolas" w:hAnsi="Consolas" w:cs="Consolas"/>
+          <w:sz w:val="18"/>
+          <w:szCs w:val="18"/>
+        </w:rPr>
+        <w:t>(:start</w:t>
+      </w:r>
+      <w:proofErr w:type="gramEnd"/>
+      <w:r>
+        <w:rPr>
+          <w:rFonts w:ascii="Consolas" w:eastAsia="Consolas" w:hAnsi="Consolas" w:cs="Consolas"/>
+          <w:sz w:val="18"/>
+          <w:szCs w:val="18"/>
+        </w:rPr>
+        <w:t xml:space="preserve">-line </w:t>
+      </w:r>
+      <w:proofErr w:type="gramStart"/>
+      <w:r>
+        <w:rPr>
+          <w:rFonts w:ascii="Consolas" w:eastAsia="Consolas" w:hAnsi="Consolas" w:cs="Consolas"/>
+          <w:sz w:val="18"/>
+          <w:szCs w:val="18"/>
+        </w:rPr>
+        <w:t>integer :required</w:t>
+      </w:r>
+      <w:proofErr w:type="gramEnd"/>
+      <w:r>
+        <w:rPr>
+          <w:rFonts w:ascii="Consolas" w:eastAsia="Consolas" w:hAnsi="Consolas" w:cs="Consolas"/>
+          <w:sz w:val="18"/>
+          <w:szCs w:val="18"/>
+        </w:rPr>
+        <w:t xml:space="preserve"> t)</w:t>
+      </w:r>
+    </w:p>
+    <w:p>
+      <w:pPr>
+        <w:shd w:val="clear" w:color="auto" w:fill="F3F4F6"/>
+        <w:spacing w:line="240" w:lineRule="auto"/>
+        <w:ind w:left="240" w:right="240"/>
+      </w:pPr>
+      <w:r>
+        <w:rPr>
+          <w:rFonts w:ascii="Consolas" w:eastAsia="Consolas" w:hAnsi="Consolas" w:cs="Consolas"/>
+          <w:sz w:val="18"/>
+          <w:szCs w:val="18"/>
+        </w:rPr>
+        <w:t xml:space="preserve">   </w:t>
+      </w:r>
+      <w:proofErr w:type="gramStart"/>
+      <w:r>
+        <w:rPr>
+          <w:rFonts w:ascii="Consolas" w:eastAsia="Consolas" w:hAnsi="Consolas" w:cs="Consolas"/>
+          <w:sz w:val="18"/>
+          <w:szCs w:val="18"/>
+        </w:rPr>
+        <w:t>(:end</w:t>
+      </w:r>
+      <w:proofErr w:type="gramEnd"/>
+      <w:r>
+        <w:rPr>
+          <w:rFonts w:ascii="Consolas" w:eastAsia="Consolas" w:hAnsi="Consolas" w:cs="Consolas"/>
+          <w:sz w:val="18"/>
+          <w:szCs w:val="18"/>
+        </w:rPr>
+        <w:t xml:space="preserve">-line   </w:t>
+      </w:r>
+      <w:proofErr w:type="gramStart"/>
+      <w:r>
+        <w:rPr>
+          <w:rFonts w:ascii="Consolas" w:eastAsia="Consolas" w:hAnsi="Consolas" w:cs="Consolas"/>
+          <w:sz w:val="18"/>
+          <w:szCs w:val="18"/>
+        </w:rPr>
+        <w:t>integer :required</w:t>
+      </w:r>
+      <w:proofErr w:type="gramEnd"/>
+      <w:r>
+        <w:rPr>
+          <w:rFonts w:ascii="Consolas" w:eastAsia="Consolas" w:hAnsi="Consolas" w:cs="Consolas"/>
+          <w:sz w:val="18"/>
+          <w:szCs w:val="18"/>
+        </w:rPr>
+        <w:t xml:space="preserve"> t)</w:t>
+      </w:r>
+    </w:p>
+    <w:p>
+      <w:pPr>
+        <w:shd w:val="clear" w:color="auto" w:fill="F3F4F6"/>
+        <w:spacing w:line="240" w:lineRule="auto"/>
+        <w:ind w:left="240" w:right="240"/>
+      </w:pPr>
+      <w:r>
+        <w:rPr>
+          <w:rFonts w:ascii="Consolas" w:eastAsia="Consolas" w:hAnsi="Consolas" w:cs="Consolas"/>
+          <w:sz w:val="18"/>
+          <w:szCs w:val="18"/>
+        </w:rPr>
+        <w:t xml:space="preserve">   </w:t>
+      </w:r>
+      <w:proofErr w:type="gramStart"/>
+      <w:r>
+        <w:rPr>
+          <w:rFonts w:ascii="Consolas" w:eastAsia="Consolas" w:hAnsi="Consolas" w:cs="Consolas"/>
+          <w:sz w:val="18"/>
+          <w:szCs w:val="18"/>
+        </w:rPr>
+        <w:t>(:signature</w:t>
+      </w:r>
+      <w:proofErr w:type="gramEnd"/>
+      <w:r>
+        <w:rPr>
+          <w:rFonts w:ascii="Consolas" w:eastAsia="Consolas" w:hAnsi="Consolas" w:cs="Consolas"/>
+          <w:sz w:val="18"/>
+          <w:szCs w:val="18"/>
+        </w:rPr>
+        <w:t xml:space="preserve">  string)</w:t>
+      </w:r>
+    </w:p>
+    <w:p>
+      <w:pPr>
+        <w:shd w:val="clear" w:color="auto" w:fill="F3F4F6"/>
+        <w:spacing w:line="240" w:lineRule="auto"/>
+        <w:ind w:left="240" w:right="240"/>
+      </w:pPr>
+      <w:r>
+        <w:rPr>
+          <w:rFonts w:ascii="Consolas" w:eastAsia="Consolas" w:hAnsi="Consolas" w:cs="Consolas"/>
+          <w:sz w:val="18"/>
+          <w:szCs w:val="18"/>
+        </w:rPr>
+        <w:t xml:space="preserve">   </w:t>
+      </w:r>
+      <w:proofErr w:type="gramStart"/>
+      <w:r>
+        <w:rPr>
+          <w:rFonts w:ascii="Consolas" w:eastAsia="Consolas" w:hAnsi="Consolas" w:cs="Consolas"/>
+          <w:sz w:val="18"/>
+          <w:szCs w:val="18"/>
+        </w:rPr>
+        <w:t>(:exported</w:t>
+      </w:r>
+      <w:proofErr w:type="gramEnd"/>
+      <w:r>
+        <w:rPr>
+          <w:rFonts w:ascii="Consolas" w:eastAsia="Consolas" w:hAnsi="Consolas" w:cs="Consolas"/>
+          <w:sz w:val="18"/>
+          <w:szCs w:val="18"/>
+        </w:rPr>
+        <w:t xml:space="preserve">-p </w:t>
       </w:r>
       <w:proofErr w:type="spellStart"/>
+      <w:proofErr w:type="gramStart"/>
       <w:r>
         <w:rPr>
           <w:rFonts w:ascii="Consolas" w:eastAsia="Consolas" w:hAnsi="Consolas" w:cs="Consolas"/>
@@ -5795,7 +7356,16 @@
           <w:sz w:val="18"/>
           <w:szCs w:val="18"/>
         </w:rPr>
-        <w:t xml:space="preserve"> :default nil)</w:t>
+        <w:t xml:space="preserve"> :default</w:t>
+      </w:r>
+      <w:proofErr w:type="gramEnd"/>
+      <w:r>
+        <w:rPr>
+          <w:rFonts w:ascii="Consolas" w:eastAsia="Consolas" w:hAnsi="Consolas" w:cs="Consolas"/>
+          <w:sz w:val="18"/>
+          <w:szCs w:val="18"/>
+        </w:rPr>
+        <w:t xml:space="preserve"> nil)</w:t>
       </w:r>
     </w:p>
     <w:p>
@@ -5810,7 +7380,61 @@
           <w:sz w:val="18"/>
           <w:szCs w:val="18"/>
         </w:rPr>
-        <w:t xml:space="preserve">   (:language   keyword :one-of (:lisp :typescript :python))))</w:t>
+        <w:t xml:space="preserve">   </w:t>
+      </w:r>
+      <w:proofErr w:type="gramStart"/>
+      <w:r>
+        <w:rPr>
+          <w:rFonts w:ascii="Consolas" w:eastAsia="Consolas" w:hAnsi="Consolas" w:cs="Consolas"/>
+          <w:sz w:val="18"/>
+          <w:szCs w:val="18"/>
+        </w:rPr>
+        <w:t>(:language</w:t>
+      </w:r>
+      <w:proofErr w:type="gramEnd"/>
+      <w:r>
+        <w:rPr>
+          <w:rFonts w:ascii="Consolas" w:eastAsia="Consolas" w:hAnsi="Consolas" w:cs="Consolas"/>
+          <w:sz w:val="18"/>
+          <w:szCs w:val="18"/>
+        </w:rPr>
+        <w:t xml:space="preserve">   </w:t>
+      </w:r>
+      <w:proofErr w:type="gramStart"/>
+      <w:r>
+        <w:rPr>
+          <w:rFonts w:ascii="Consolas" w:eastAsia="Consolas" w:hAnsi="Consolas" w:cs="Consolas"/>
+          <w:sz w:val="18"/>
+          <w:szCs w:val="18"/>
+        </w:rPr>
+        <w:t>keyword :one</w:t>
+      </w:r>
+      <w:proofErr w:type="gramEnd"/>
+      <w:r>
+        <w:rPr>
+          <w:rFonts w:ascii="Consolas" w:eastAsia="Consolas" w:hAnsi="Consolas" w:cs="Consolas"/>
+          <w:sz w:val="18"/>
+          <w:szCs w:val="18"/>
+        </w:rPr>
+        <w:t xml:space="preserve">-of </w:t>
+      </w:r>
+      <w:proofErr w:type="gramStart"/>
+      <w:r>
+        <w:rPr>
+          <w:rFonts w:ascii="Consolas" w:eastAsia="Consolas" w:hAnsi="Consolas" w:cs="Consolas"/>
+          <w:sz w:val="18"/>
+          <w:szCs w:val="18"/>
+        </w:rPr>
+        <w:t>(:lisp :typescript :python</w:t>
+      </w:r>
+      <w:proofErr w:type="gramEnd"/>
+      <w:r>
+        <w:rPr>
+          <w:rFonts w:ascii="Consolas" w:eastAsia="Consolas" w:hAnsi="Consolas" w:cs="Consolas"/>
+          <w:sz w:val="18"/>
+          <w:szCs w:val="18"/>
+        </w:rPr>
+        <w:t>))))</w:t>
       </w:r>
     </w:p>
     <w:p>
@@ -5818,7 +7442,15 @@
         <w:spacing w:after="160"/>
       </w:pPr>
       <w:r>
-        <w:t>The registry is the single source of the schema. The Graph Manager validates incoming operations against it, the REST API serves it at GET /ontology/schema, and the MCP server includes it in tool descriptions so agents know what property keys exist without guessing.</w:t>
+        <w:t xml:space="preserve">The registry is the single source of the schema. The Graph Manager validates incoming operations against it, the REST API serves it at GET /ontology/schema, and the MCP server includes it in tool </w:t>
+      </w:r>
+      <w:proofErr w:type="gramStart"/>
+      <w:r>
+        <w:t>descriptions</w:t>
+      </w:r>
+      <w:proofErr w:type="gramEnd"/>
+      <w:r>
+        <w:t xml:space="preserve"> so agents know what property keys exist without guessing.</w:t>
       </w:r>
     </w:p>
     <w:p>
@@ -5826,11 +7458,11 @@
         <w:pStyle w:val="Heading2"/>
         <w:spacing w:before="260" w:after="140"/>
       </w:pPr>
-      <w:bookmarkStart w:id="12" w:name="_Toc236034267"/>
+      <w:bookmarkStart w:id="13" w:name="_Toc236037197"/>
       <w:r>
         <w:t>5.3 Relationship taxonomy</w:t>
       </w:r>
-      <w:bookmarkEnd w:id="12"/>
+      <w:bookmarkEnd w:id="13"/>
     </w:p>
     <w:p>
       <w:pPr>
@@ -5852,8 +7484,36 @@
           <w:sz w:val="18"/>
           <w:szCs w:val="18"/>
         </w:rPr>
-        <w:t>(define-relationship-type :calls</w:t>
-      </w:r>
+        <w:t>(</w:t>
+      </w:r>
+      <w:proofErr w:type="gramStart"/>
+      <w:r>
+        <w:rPr>
+          <w:rFonts w:ascii="Consolas" w:eastAsia="Consolas" w:hAnsi="Consolas" w:cs="Consolas"/>
+          <w:sz w:val="18"/>
+          <w:szCs w:val="18"/>
+        </w:rPr>
+        <w:t>define</w:t>
+      </w:r>
+      <w:proofErr w:type="gramEnd"/>
+      <w:r>
+        <w:rPr>
+          <w:rFonts w:ascii="Consolas" w:eastAsia="Consolas" w:hAnsi="Consolas" w:cs="Consolas"/>
+          <w:sz w:val="18"/>
+          <w:szCs w:val="18"/>
+        </w:rPr>
+        <w:t>-relationship-</w:t>
+      </w:r>
+      <w:proofErr w:type="gramStart"/>
+      <w:r>
+        <w:rPr>
+          <w:rFonts w:ascii="Consolas" w:eastAsia="Consolas" w:hAnsi="Consolas" w:cs="Consolas"/>
+          <w:sz w:val="18"/>
+          <w:szCs w:val="18"/>
+        </w:rPr>
+        <w:t>type :calls</w:t>
+      </w:r>
+      <w:proofErr w:type="gramEnd"/>
     </w:p>
     <w:p>
       <w:pPr>
@@ -5867,7 +7527,61 @@
           <w:sz w:val="18"/>
           <w:szCs w:val="18"/>
         </w:rPr>
-        <w:t xml:space="preserve">  :from (:function :method) :to (:function :method)</w:t>
+        <w:t xml:space="preserve">  </w:t>
+      </w:r>
+      <w:proofErr w:type="gramStart"/>
+      <w:r>
+        <w:rPr>
+          <w:rFonts w:ascii="Consolas" w:eastAsia="Consolas" w:hAnsi="Consolas" w:cs="Consolas"/>
+          <w:sz w:val="18"/>
+          <w:szCs w:val="18"/>
+        </w:rPr>
+        <w:t>:from</w:t>
+      </w:r>
+      <w:proofErr w:type="gramEnd"/>
+      <w:r>
+        <w:rPr>
+          <w:rFonts w:ascii="Consolas" w:eastAsia="Consolas" w:hAnsi="Consolas" w:cs="Consolas"/>
+          <w:sz w:val="18"/>
+          <w:szCs w:val="18"/>
+        </w:rPr>
+        <w:t xml:space="preserve"> </w:t>
+      </w:r>
+      <w:proofErr w:type="gramStart"/>
+      <w:r>
+        <w:rPr>
+          <w:rFonts w:ascii="Consolas" w:eastAsia="Consolas" w:hAnsi="Consolas" w:cs="Consolas"/>
+          <w:sz w:val="18"/>
+          <w:szCs w:val="18"/>
+        </w:rPr>
+        <w:t>(:function :method) :to</w:t>
+      </w:r>
+      <w:proofErr w:type="gramEnd"/>
+      <w:r>
+        <w:rPr>
+          <w:rFonts w:ascii="Consolas" w:eastAsia="Consolas" w:hAnsi="Consolas" w:cs="Consolas"/>
+          <w:sz w:val="18"/>
+          <w:szCs w:val="18"/>
+        </w:rPr>
+        <w:t xml:space="preserve"> </w:t>
+      </w:r>
+      <w:proofErr w:type="gramStart"/>
+      <w:r>
+        <w:rPr>
+          <w:rFonts w:ascii="Consolas" w:eastAsia="Consolas" w:hAnsi="Consolas" w:cs="Consolas"/>
+          <w:sz w:val="18"/>
+          <w:szCs w:val="18"/>
+        </w:rPr>
+        <w:t>(:function :method</w:t>
+      </w:r>
+      <w:proofErr w:type="gramEnd"/>
+      <w:r>
+        <w:rPr>
+          <w:rFonts w:ascii="Consolas" w:eastAsia="Consolas" w:hAnsi="Consolas" w:cs="Consolas"/>
+          <w:sz w:val="18"/>
+          <w:szCs w:val="18"/>
+        </w:rPr>
+        <w:t>)</w:t>
       </w:r>
     </w:p>
     <w:p>
@@ -5882,7 +7596,61 @@
           <w:sz w:val="18"/>
           <w:szCs w:val="18"/>
         </w:rPr>
-        <w:t xml:space="preserve">  :transitive-impact t :impact-direction :reverse)</w:t>
+        <w:t xml:space="preserve">  </w:t>
+      </w:r>
+      <w:proofErr w:type="gramStart"/>
+      <w:r>
+        <w:rPr>
+          <w:rFonts w:ascii="Consolas" w:eastAsia="Consolas" w:hAnsi="Consolas" w:cs="Consolas"/>
+          <w:sz w:val="18"/>
+          <w:szCs w:val="18"/>
+        </w:rPr>
+        <w:t>:transitive</w:t>
+      </w:r>
+      <w:proofErr w:type="gramEnd"/>
+      <w:r>
+        <w:rPr>
+          <w:rFonts w:ascii="Consolas" w:eastAsia="Consolas" w:hAnsi="Consolas" w:cs="Consolas"/>
+          <w:sz w:val="18"/>
+          <w:szCs w:val="18"/>
+        </w:rPr>
+        <w:t xml:space="preserve">-impact </w:t>
+      </w:r>
+      <w:proofErr w:type="gramStart"/>
+      <w:r>
+        <w:rPr>
+          <w:rFonts w:ascii="Consolas" w:eastAsia="Consolas" w:hAnsi="Consolas" w:cs="Consolas"/>
+          <w:sz w:val="18"/>
+          <w:szCs w:val="18"/>
+        </w:rPr>
+        <w:t>t :impact</w:t>
+      </w:r>
+      <w:proofErr w:type="gramEnd"/>
+      <w:r>
+        <w:rPr>
+          <w:rFonts w:ascii="Consolas" w:eastAsia="Consolas" w:hAnsi="Consolas" w:cs="Consolas"/>
+          <w:sz w:val="18"/>
+          <w:szCs w:val="18"/>
+        </w:rPr>
+        <w:t>-</w:t>
+      </w:r>
+      <w:proofErr w:type="gramStart"/>
+      <w:r>
+        <w:rPr>
+          <w:rFonts w:ascii="Consolas" w:eastAsia="Consolas" w:hAnsi="Consolas" w:cs="Consolas"/>
+          <w:sz w:val="18"/>
+          <w:szCs w:val="18"/>
+        </w:rPr>
+        <w:t>direction :reverse</w:t>
+      </w:r>
+      <w:proofErr w:type="gramEnd"/>
+      <w:r>
+        <w:rPr>
+          <w:rFonts w:ascii="Consolas" w:eastAsia="Consolas" w:hAnsi="Consolas" w:cs="Consolas"/>
+          <w:sz w:val="18"/>
+          <w:szCs w:val="18"/>
+        </w:rPr>
+        <w:t>)</w:t>
       </w:r>
     </w:p>
     <w:p>
@@ -5912,8 +7680,36 @@
           <w:sz w:val="18"/>
           <w:szCs w:val="18"/>
         </w:rPr>
-        <w:t>(define-relationship-type :decides</w:t>
-      </w:r>
+        <w:t>(</w:t>
+      </w:r>
+      <w:proofErr w:type="gramStart"/>
+      <w:r>
+        <w:rPr>
+          <w:rFonts w:ascii="Consolas" w:eastAsia="Consolas" w:hAnsi="Consolas" w:cs="Consolas"/>
+          <w:sz w:val="18"/>
+          <w:szCs w:val="18"/>
+        </w:rPr>
+        <w:t>define</w:t>
+      </w:r>
+      <w:proofErr w:type="gramEnd"/>
+      <w:r>
+        <w:rPr>
+          <w:rFonts w:ascii="Consolas" w:eastAsia="Consolas" w:hAnsi="Consolas" w:cs="Consolas"/>
+          <w:sz w:val="18"/>
+          <w:szCs w:val="18"/>
+        </w:rPr>
+        <w:t>-relationship-</w:t>
+      </w:r>
+      <w:proofErr w:type="gramStart"/>
+      <w:r>
+        <w:rPr>
+          <w:rFonts w:ascii="Consolas" w:eastAsia="Consolas" w:hAnsi="Consolas" w:cs="Consolas"/>
+          <w:sz w:val="18"/>
+          <w:szCs w:val="18"/>
+        </w:rPr>
+        <w:t>type :decides</w:t>
+      </w:r>
+      <w:proofErr w:type="gramEnd"/>
     </w:p>
     <w:p>
       <w:pPr>
@@ -5927,7 +7723,79 @@
           <w:sz w:val="18"/>
           <w:szCs w:val="18"/>
         </w:rPr>
-        <w:t xml:space="preserve">  :from (:decision) :to (:module :class :function :method)</w:t>
+        <w:t xml:space="preserve">  </w:t>
+      </w:r>
+      <w:proofErr w:type="gramStart"/>
+      <w:r>
+        <w:rPr>
+          <w:rFonts w:ascii="Consolas" w:eastAsia="Consolas" w:hAnsi="Consolas" w:cs="Consolas"/>
+          <w:sz w:val="18"/>
+          <w:szCs w:val="18"/>
+        </w:rPr>
+        <w:t>:from</w:t>
+      </w:r>
+      <w:proofErr w:type="gramEnd"/>
+      <w:r>
+        <w:rPr>
+          <w:rFonts w:ascii="Consolas" w:eastAsia="Consolas" w:hAnsi="Consolas" w:cs="Consolas"/>
+          <w:sz w:val="18"/>
+          <w:szCs w:val="18"/>
+        </w:rPr>
+        <w:t xml:space="preserve"> </w:t>
+      </w:r>
+      <w:proofErr w:type="gramStart"/>
+      <w:r>
+        <w:rPr>
+          <w:rFonts w:ascii="Consolas" w:eastAsia="Consolas" w:hAnsi="Consolas" w:cs="Consolas"/>
+          <w:sz w:val="18"/>
+          <w:szCs w:val="18"/>
+        </w:rPr>
+        <w:t>(:decision) :to</w:t>
+      </w:r>
+      <w:proofErr w:type="gramEnd"/>
+      <w:r>
+        <w:rPr>
+          <w:rFonts w:ascii="Consolas" w:eastAsia="Consolas" w:hAnsi="Consolas" w:cs="Consolas"/>
+          <w:sz w:val="18"/>
+          <w:szCs w:val="18"/>
+        </w:rPr>
+        <w:t xml:space="preserve"> </w:t>
+      </w:r>
+      <w:proofErr w:type="gramStart"/>
+      <w:r>
+        <w:rPr>
+          <w:rFonts w:ascii="Consolas" w:eastAsia="Consolas" w:hAnsi="Consolas" w:cs="Consolas"/>
+          <w:sz w:val="18"/>
+          <w:szCs w:val="18"/>
+        </w:rPr>
+        <w:t>(:module</w:t>
+      </w:r>
+      <w:proofErr w:type="gramEnd"/>
+      <w:r>
+        <w:rPr>
+          <w:rFonts w:ascii="Consolas" w:eastAsia="Consolas" w:hAnsi="Consolas" w:cs="Consolas"/>
+          <w:sz w:val="18"/>
+          <w:szCs w:val="18"/>
+        </w:rPr>
+        <w:t xml:space="preserve"> :</w:t>
+      </w:r>
+      <w:proofErr w:type="gramStart"/>
+      <w:r>
+        <w:rPr>
+          <w:rFonts w:ascii="Consolas" w:eastAsia="Consolas" w:hAnsi="Consolas" w:cs="Consolas"/>
+          <w:sz w:val="18"/>
+          <w:szCs w:val="18"/>
+        </w:rPr>
+        <w:t>class :function :method</w:t>
+      </w:r>
+      <w:proofErr w:type="gramEnd"/>
+      <w:r>
+        <w:rPr>
+          <w:rFonts w:ascii="Consolas" w:eastAsia="Consolas" w:hAnsi="Consolas" w:cs="Consolas"/>
+          <w:sz w:val="18"/>
+          <w:szCs w:val="18"/>
+        </w:rPr>
+        <w:t>)</w:t>
       </w:r>
     </w:p>
     <w:p>
@@ -5942,7 +7810,165 @@
           <w:sz w:val="18"/>
           <w:szCs w:val="18"/>
         </w:rPr>
-        <w:t xml:space="preserve">  :transitive-impact nil :impact-direction :forward)</w:t>
+        <w:t xml:space="preserve">  </w:t>
+      </w:r>
+      <w:proofErr w:type="gramStart"/>
+      <w:r>
+        <w:rPr>
+          <w:rFonts w:ascii="Consolas" w:eastAsia="Consolas" w:hAnsi="Consolas" w:cs="Consolas"/>
+          <w:sz w:val="18"/>
+          <w:szCs w:val="18"/>
+        </w:rPr>
+        <w:t>:transitive</w:t>
+      </w:r>
+      <w:proofErr w:type="gramEnd"/>
+      <w:r>
+        <w:rPr>
+          <w:rFonts w:ascii="Consolas" w:eastAsia="Consolas" w:hAnsi="Consolas" w:cs="Consolas"/>
+          <w:sz w:val="18"/>
+          <w:szCs w:val="18"/>
+        </w:rPr>
+        <w:t xml:space="preserve">-impact </w:t>
+      </w:r>
+      <w:proofErr w:type="gramStart"/>
+      <w:r>
+        <w:rPr>
+          <w:rFonts w:ascii="Consolas" w:eastAsia="Consolas" w:hAnsi="Consolas" w:cs="Consolas"/>
+          <w:sz w:val="18"/>
+          <w:szCs w:val="18"/>
+        </w:rPr>
+        <w:t>nil :impact</w:t>
+      </w:r>
+      <w:proofErr w:type="gramEnd"/>
+      <w:r>
+        <w:rPr>
+          <w:rFonts w:ascii="Consolas" w:eastAsia="Consolas" w:hAnsi="Consolas" w:cs="Consolas"/>
+          <w:sz w:val="18"/>
+          <w:szCs w:val="18"/>
+        </w:rPr>
+        <w:t>-</w:t>
+      </w:r>
+      <w:proofErr w:type="gramStart"/>
+      <w:r>
+        <w:rPr>
+          <w:rFonts w:ascii="Consolas" w:eastAsia="Consolas" w:hAnsi="Consolas" w:cs="Consolas"/>
+          <w:sz w:val="18"/>
+          <w:szCs w:val="18"/>
+        </w:rPr>
+        <w:t>direction :reverse</w:t>
+      </w:r>
+      <w:proofErr w:type="gramEnd"/>
+      <w:r>
+        <w:rPr>
+          <w:rFonts w:ascii="Consolas" w:eastAsia="Consolas" w:hAnsi="Consolas" w:cs="Consolas"/>
+          <w:sz w:val="18"/>
+          <w:szCs w:val="18"/>
+        </w:rPr>
+        <w:t>)</w:t>
+      </w:r>
+    </w:p>
+    <w:p>
+      <w:pPr>
+        <w:spacing w:after="160"/>
+      </w:pPr>
+      <w:r>
+        <w:t xml:space="preserve">The previous revision </w:t>
+      </w:r>
+      <w:proofErr w:type="gramStart"/>
+      <w:r>
+        <w:t>declared :decides</w:t>
+      </w:r>
+      <w:proofErr w:type="gramEnd"/>
+      <w:r>
+        <w:t xml:space="preserve"> </w:t>
+      </w:r>
+      <w:proofErr w:type="gramStart"/>
+      <w:r>
+        <w:t>with :impact</w:t>
+      </w:r>
+      <w:proofErr w:type="gramEnd"/>
+      <w:r>
+        <w:t>-</w:t>
+      </w:r>
+      <w:proofErr w:type="gramStart"/>
+      <w:r>
+        <w:t>direction :forward</w:t>
+      </w:r>
+      <w:proofErr w:type="gramEnd"/>
+      <w:r>
+        <w:t xml:space="preserve">, which contradicted the impact table of §11 and would have left the decisions field of every impact report empty. §11 is normative </w:t>
+      </w:r>
+      <w:proofErr w:type="gramStart"/>
+      <w:r>
+        <w:t>and :reverse</w:t>
+      </w:r>
+      <w:proofErr w:type="gramEnd"/>
+      <w:r>
+        <w:t xml:space="preserve"> is correct: impact runs from the changed unit back to the decision that governs it.</w:t>
+      </w:r>
+    </w:p>
+    <w:p>
+      <w:pPr>
+        <w:spacing w:after="160"/>
+      </w:pPr>
+      <w:r>
+        <w:t xml:space="preserve">The wider lesson is that the slot invited the error. Every relationship type in §11 traverses against edge direction, </w:t>
+      </w:r>
+      <w:proofErr w:type="gramStart"/>
+      <w:r>
+        <w:t>so :impact</w:t>
+      </w:r>
+      <w:proofErr w:type="gramEnd"/>
+      <w:r>
+        <w:t xml:space="preserve">-direction has never taken a value other </w:t>
+      </w:r>
+      <w:proofErr w:type="gramStart"/>
+      <w:r>
+        <w:t>than :reverse</w:t>
+      </w:r>
+      <w:proofErr w:type="gramEnd"/>
+      <w:r>
+        <w:t xml:space="preserve">, and a slot whose only correct value must be restated at each declaration is a slot that will eventually be restated wrongly. It now defaults </w:t>
+      </w:r>
+      <w:proofErr w:type="gramStart"/>
+      <w:r>
+        <w:t>to :reverse</w:t>
+      </w:r>
+      <w:proofErr w:type="gramEnd"/>
+      <w:r>
+        <w:t>, and any other value requires a documented justification at the declaration.</w:t>
+      </w:r>
+    </w:p>
+    <w:p>
+      <w:pPr>
+        <w:spacing w:after="160"/>
+      </w:pPr>
+      <w:r>
+        <w:t xml:space="preserve">There is a legitimate forward </w:t>
+      </w:r>
+      <w:proofErr w:type="gramStart"/>
+      <w:r>
+        <w:t>traversal, and</w:t>
+      </w:r>
+      <w:proofErr w:type="gramEnd"/>
+      <w:r>
+        <w:t xml:space="preserve"> conflating it with impact is what produced the bug. “I am changing this decision — what code does it govern?” is a real and useful query, but it is not the impact query of §11: it begins at a different kind of node. Direction is a property of where a traversal starts, not of the edge type it crosses. That query is therefore named separately — forward expansion </w:t>
+      </w:r>
+      <w:proofErr w:type="gramStart"/>
+      <w:r>
+        <w:t>over :decides</w:t>
+      </w:r>
+      <w:proofErr w:type="gramEnd"/>
+      <w:r>
+        <w:t xml:space="preserve"> </w:t>
+      </w:r>
+      <w:proofErr w:type="gramStart"/>
+      <w:r>
+        <w:t>and :applies</w:t>
+      </w:r>
+      <w:proofErr w:type="gramEnd"/>
+      <w:r>
+        <w:t>-to, specified in §11 — rather than expressed by inverting a per-type direction flag.</w:t>
       </w:r>
     </w:p>
     <w:p>
@@ -5950,11 +7976,11 @@
         <w:pStyle w:val="Heading2"/>
         <w:spacing w:before="260" w:after="140"/>
       </w:pPr>
-      <w:bookmarkStart w:id="13" w:name="_Toc236034268"/>
+      <w:bookmarkStart w:id="14" w:name="_Toc236037198"/>
       <w:r>
         <w:t>5.4 Ontology operations</w:t>
       </w:r>
-      <w:bookmarkEnd w:id="13"/>
+      <w:bookmarkEnd w:id="14"/>
     </w:p>
     <w:p>
       <w:pPr>
@@ -5995,7 +8021,16 @@
           <w:sz w:val="18"/>
           <w:szCs w:val="18"/>
         </w:rPr>
-        <w:t xml:space="preserve"> ontology-op () ((workspace-id :</w:t>
+        <w:t xml:space="preserve"> ontology-op () ((workspace-</w:t>
+      </w:r>
+      <w:proofErr w:type="gramStart"/>
+      <w:r>
+        <w:rPr>
+          <w:rFonts w:ascii="Consolas" w:eastAsia="Consolas" w:hAnsi="Consolas" w:cs="Consolas"/>
+          <w:sz w:val="18"/>
+          <w:szCs w:val="18"/>
+        </w:rPr>
+        <w:t>id :</w:t>
       </w:r>
       <w:proofErr w:type="spellStart"/>
       <w:r>
@@ -6013,7 +8048,34 @@
           <w:sz w:val="18"/>
           <w:szCs w:val="18"/>
         </w:rPr>
-        <w:t xml:space="preserve"> :workspace-id :reader workspace-id)))</w:t>
+        <w:t xml:space="preserve"> :workspace</w:t>
+      </w:r>
+      <w:proofErr w:type="gramEnd"/>
+      <w:r>
+        <w:rPr>
+          <w:rFonts w:ascii="Consolas" w:eastAsia="Consolas" w:hAnsi="Consolas" w:cs="Consolas"/>
+          <w:sz w:val="18"/>
+          <w:szCs w:val="18"/>
+        </w:rPr>
+        <w:t>-</w:t>
+      </w:r>
+      <w:proofErr w:type="gramStart"/>
+      <w:r>
+        <w:rPr>
+          <w:rFonts w:ascii="Consolas" w:eastAsia="Consolas" w:hAnsi="Consolas" w:cs="Consolas"/>
+          <w:sz w:val="18"/>
+          <w:szCs w:val="18"/>
+        </w:rPr>
+        <w:t>id :reader</w:t>
+      </w:r>
+      <w:proofErr w:type="gramEnd"/>
+      <w:r>
+        <w:rPr>
+          <w:rFonts w:ascii="Consolas" w:eastAsia="Consolas" w:hAnsi="Consolas" w:cs="Consolas"/>
+          <w:sz w:val="18"/>
+          <w:szCs w:val="18"/>
+        </w:rPr>
+        <w:t xml:space="preserve"> workspace-id)))</w:t>
       </w:r>
     </w:p>
     <w:p>
@@ -6061,7 +8123,52 @@
           <w:sz w:val="18"/>
           <w:szCs w:val="18"/>
         </w:rPr>
-        <w:t xml:space="preserve"> assert-entity-op       (ontology-op) ((entity :</w:t>
+        <w:t xml:space="preserve"> assert-entity-op    </w:t>
+      </w:r>
+      <w:proofErr w:type="gramStart"/>
+      <w:r>
+        <w:rPr>
+          <w:rFonts w:ascii="Consolas" w:eastAsia="Consolas" w:hAnsi="Consolas" w:cs="Consolas"/>
+          <w:sz w:val="18"/>
+          <w:szCs w:val="18"/>
+        </w:rPr>
+        <w:t xml:space="preserve">   (</w:t>
+      </w:r>
+      <w:proofErr w:type="gramEnd"/>
+      <w:r>
+        <w:rPr>
+          <w:rFonts w:ascii="Consolas" w:eastAsia="Consolas" w:hAnsi="Consolas" w:cs="Consolas"/>
+          <w:sz w:val="18"/>
+          <w:szCs w:val="18"/>
+        </w:rPr>
+        <w:t>ontology-</w:t>
+      </w:r>
+      <w:proofErr w:type="gramStart"/>
+      <w:r>
+        <w:rPr>
+          <w:rFonts w:ascii="Consolas" w:eastAsia="Consolas" w:hAnsi="Consolas" w:cs="Consolas"/>
+          <w:sz w:val="18"/>
+          <w:szCs w:val="18"/>
+        </w:rPr>
+        <w:t>op) (</w:t>
+      </w:r>
+      <w:proofErr w:type="gramEnd"/>
+      <w:r>
+        <w:rPr>
+          <w:rFonts w:ascii="Consolas" w:eastAsia="Consolas" w:hAnsi="Consolas" w:cs="Consolas"/>
+          <w:sz w:val="18"/>
+          <w:szCs w:val="18"/>
+        </w:rPr>
+        <w:t>(</w:t>
+      </w:r>
+      <w:proofErr w:type="gramStart"/>
+      <w:r>
+        <w:rPr>
+          <w:rFonts w:ascii="Consolas" w:eastAsia="Consolas" w:hAnsi="Consolas" w:cs="Consolas"/>
+          <w:sz w:val="18"/>
+          <w:szCs w:val="18"/>
+        </w:rPr>
+        <w:t>entity :</w:t>
       </w:r>
       <w:proofErr w:type="spellStart"/>
       <w:r>
@@ -6079,7 +8186,16 @@
           <w:sz w:val="18"/>
           <w:szCs w:val="18"/>
         </w:rPr>
-        <w:t xml:space="preserve"> :entity :reader op-entity)))</w:t>
+        <w:t xml:space="preserve"> :entity :reader</w:t>
+      </w:r>
+      <w:proofErr w:type="gramEnd"/>
+      <w:r>
+        <w:rPr>
+          <w:rFonts w:ascii="Consolas" w:eastAsia="Consolas" w:hAnsi="Consolas" w:cs="Consolas"/>
+          <w:sz w:val="18"/>
+          <w:szCs w:val="18"/>
+        </w:rPr>
+        <w:t xml:space="preserve"> op-entity)))</w:t>
       </w:r>
     </w:p>
     <w:p>
@@ -6112,7 +8228,25 @@
           <w:sz w:val="18"/>
           <w:szCs w:val="18"/>
         </w:rPr>
-        <w:t xml:space="preserve"> assert-relationship-op (ontology-op) ((</w:t>
+        <w:t xml:space="preserve"> assert-relationship-op (ontology-</w:t>
+      </w:r>
+      <w:proofErr w:type="gramStart"/>
+      <w:r>
+        <w:rPr>
+          <w:rFonts w:ascii="Consolas" w:eastAsia="Consolas" w:hAnsi="Consolas" w:cs="Consolas"/>
+          <w:sz w:val="18"/>
+          <w:szCs w:val="18"/>
+        </w:rPr>
+        <w:t>op) (</w:t>
+      </w:r>
+      <w:proofErr w:type="gramEnd"/>
+      <w:r>
+        <w:rPr>
+          <w:rFonts w:ascii="Consolas" w:eastAsia="Consolas" w:hAnsi="Consolas" w:cs="Consolas"/>
+          <w:sz w:val="18"/>
+          <w:szCs w:val="18"/>
+        </w:rPr>
+        <w:t>(</w:t>
       </w:r>
       <w:proofErr w:type="spellStart"/>
       <w:r>
@@ -6130,7 +8264,16 @@
           <w:sz w:val="18"/>
           <w:szCs w:val="18"/>
         </w:rPr>
-        <w:t xml:space="preserve">    :</w:t>
+        <w:t xml:space="preserve">  </w:t>
+      </w:r>
+      <w:proofErr w:type="gramStart"/>
+      <w:r>
+        <w:rPr>
+          <w:rFonts w:ascii="Consolas" w:eastAsia="Consolas" w:hAnsi="Consolas" w:cs="Consolas"/>
+          <w:sz w:val="18"/>
+          <w:szCs w:val="18"/>
+        </w:rPr>
+        <w:t xml:space="preserve">  :</w:t>
       </w:r>
       <w:proofErr w:type="spellStart"/>
       <w:r>
@@ -6160,13 +8303,32 @@
         <w:t>rel</w:t>
       </w:r>
       <w:proofErr w:type="spellEnd"/>
-      <w:r>
-        <w:rPr>
-          <w:rFonts w:ascii="Consolas" w:eastAsia="Consolas" w:hAnsi="Consolas" w:cs="Consolas"/>
-          <w:sz w:val="18"/>
-          <w:szCs w:val="18"/>
-        </w:rPr>
-        <w:t xml:space="preserve">    :reader op-</w:t>
+      <w:proofErr w:type="gramEnd"/>
+      <w:r>
+        <w:rPr>
+          <w:rFonts w:ascii="Consolas" w:eastAsia="Consolas" w:hAnsi="Consolas" w:cs="Consolas"/>
+          <w:sz w:val="18"/>
+          <w:szCs w:val="18"/>
+        </w:rPr>
+        <w:t xml:space="preserve">  </w:t>
+      </w:r>
+      <w:proofErr w:type="gramStart"/>
+      <w:r>
+        <w:rPr>
+          <w:rFonts w:ascii="Consolas" w:eastAsia="Consolas" w:hAnsi="Consolas" w:cs="Consolas"/>
+          <w:sz w:val="18"/>
+          <w:szCs w:val="18"/>
+        </w:rPr>
+        <w:t xml:space="preserve">  :reader</w:t>
+      </w:r>
+      <w:proofErr w:type="gramEnd"/>
+      <w:r>
+        <w:rPr>
+          <w:rFonts w:ascii="Consolas" w:eastAsia="Consolas" w:hAnsi="Consolas" w:cs="Consolas"/>
+          <w:sz w:val="18"/>
+          <w:szCs w:val="18"/>
+        </w:rPr>
+        <w:t xml:space="preserve"> op-</w:t>
       </w:r>
       <w:proofErr w:type="spellStart"/>
       <w:r>
@@ -6217,7 +8379,52 @@
           <w:sz w:val="18"/>
           <w:szCs w:val="18"/>
         </w:rPr>
-        <w:t xml:space="preserve"> retract-file-op        (ontology-op) ((path   :</w:t>
+        <w:t xml:space="preserve"> retract-file-op     </w:t>
+      </w:r>
+      <w:proofErr w:type="gramStart"/>
+      <w:r>
+        <w:rPr>
+          <w:rFonts w:ascii="Consolas" w:eastAsia="Consolas" w:hAnsi="Consolas" w:cs="Consolas"/>
+          <w:sz w:val="18"/>
+          <w:szCs w:val="18"/>
+        </w:rPr>
+        <w:t xml:space="preserve">   (</w:t>
+      </w:r>
+      <w:proofErr w:type="gramEnd"/>
+      <w:r>
+        <w:rPr>
+          <w:rFonts w:ascii="Consolas" w:eastAsia="Consolas" w:hAnsi="Consolas" w:cs="Consolas"/>
+          <w:sz w:val="18"/>
+          <w:szCs w:val="18"/>
+        </w:rPr>
+        <w:t>ontology-</w:t>
+      </w:r>
+      <w:proofErr w:type="gramStart"/>
+      <w:r>
+        <w:rPr>
+          <w:rFonts w:ascii="Consolas" w:eastAsia="Consolas" w:hAnsi="Consolas" w:cs="Consolas"/>
+          <w:sz w:val="18"/>
+          <w:szCs w:val="18"/>
+        </w:rPr>
+        <w:t>op) (</w:t>
+      </w:r>
+      <w:proofErr w:type="gramEnd"/>
+      <w:r>
+        <w:rPr>
+          <w:rFonts w:ascii="Consolas" w:eastAsia="Consolas" w:hAnsi="Consolas" w:cs="Consolas"/>
+          <w:sz w:val="18"/>
+          <w:szCs w:val="18"/>
+        </w:rPr>
+        <w:t xml:space="preserve">(path </w:t>
+      </w:r>
+      <w:proofErr w:type="gramStart"/>
+      <w:r>
+        <w:rPr>
+          <w:rFonts w:ascii="Consolas" w:eastAsia="Consolas" w:hAnsi="Consolas" w:cs="Consolas"/>
+          <w:sz w:val="18"/>
+          <w:szCs w:val="18"/>
+        </w:rPr>
+        <w:t xml:space="preserve">  :</w:t>
       </w:r>
       <w:proofErr w:type="spellStart"/>
       <w:r>
@@ -6235,7 +8442,34 @@
           <w:sz w:val="18"/>
           <w:szCs w:val="18"/>
         </w:rPr>
-        <w:t xml:space="preserve"> :path   :reader path))</w:t>
+        <w:t xml:space="preserve"> :path</w:t>
+      </w:r>
+      <w:proofErr w:type="gramEnd"/>
+      <w:r>
+        <w:rPr>
+          <w:rFonts w:ascii="Consolas" w:eastAsia="Consolas" w:hAnsi="Consolas" w:cs="Consolas"/>
+          <w:sz w:val="18"/>
+          <w:szCs w:val="18"/>
+        </w:rPr>
+        <w:t xml:space="preserve"> </w:t>
+      </w:r>
+      <w:proofErr w:type="gramStart"/>
+      <w:r>
+        <w:rPr>
+          <w:rFonts w:ascii="Consolas" w:eastAsia="Consolas" w:hAnsi="Consolas" w:cs="Consolas"/>
+          <w:sz w:val="18"/>
+          <w:szCs w:val="18"/>
+        </w:rPr>
+        <w:t xml:space="preserve">  :reader</w:t>
+      </w:r>
+      <w:proofErr w:type="gramEnd"/>
+      <w:r>
+        <w:rPr>
+          <w:rFonts w:ascii="Consolas" w:eastAsia="Consolas" w:hAnsi="Consolas" w:cs="Consolas"/>
+          <w:sz w:val="18"/>
+          <w:szCs w:val="18"/>
+        </w:rPr>
+        <w:t xml:space="preserve"> path))</w:t>
       </w:r>
     </w:p>
     <w:p>
@@ -6250,7 +8484,25 @@
           <w:sz w:val="18"/>
           <w:szCs w:val="18"/>
         </w:rPr>
-        <w:t xml:space="preserve">  (:documentation "Retract every fact whose origin-file is PATH."))</w:t>
+        <w:t xml:space="preserve">  </w:t>
+      </w:r>
+      <w:proofErr w:type="gramStart"/>
+      <w:r>
+        <w:rPr>
+          <w:rFonts w:ascii="Consolas" w:eastAsia="Consolas" w:hAnsi="Consolas" w:cs="Consolas"/>
+          <w:sz w:val="18"/>
+          <w:szCs w:val="18"/>
+        </w:rPr>
+        <w:t>(:documentation</w:t>
+      </w:r>
+      <w:proofErr w:type="gramEnd"/>
+      <w:r>
+        <w:rPr>
+          <w:rFonts w:ascii="Consolas" w:eastAsia="Consolas" w:hAnsi="Consolas" w:cs="Consolas"/>
+          <w:sz w:val="18"/>
+          <w:szCs w:val="18"/>
+        </w:rPr>
+        <w:t xml:space="preserve"> "Retract every fact whose origin-file is PATH."))</w:t>
       </w:r>
     </w:p>
     <w:p>
@@ -6283,7 +8535,52 @@
           <w:sz w:val="18"/>
           <w:szCs w:val="18"/>
         </w:rPr>
-        <w:t xml:space="preserve"> retract-op             (ontology-op) ((target-id :</w:t>
+        <w:t xml:space="preserve"> retract-op          </w:t>
+      </w:r>
+      <w:proofErr w:type="gramStart"/>
+      <w:r>
+        <w:rPr>
+          <w:rFonts w:ascii="Consolas" w:eastAsia="Consolas" w:hAnsi="Consolas" w:cs="Consolas"/>
+          <w:sz w:val="18"/>
+          <w:szCs w:val="18"/>
+        </w:rPr>
+        <w:t xml:space="preserve">   (</w:t>
+      </w:r>
+      <w:proofErr w:type="gramEnd"/>
+      <w:r>
+        <w:rPr>
+          <w:rFonts w:ascii="Consolas" w:eastAsia="Consolas" w:hAnsi="Consolas" w:cs="Consolas"/>
+          <w:sz w:val="18"/>
+          <w:szCs w:val="18"/>
+        </w:rPr>
+        <w:t>ontology-</w:t>
+      </w:r>
+      <w:proofErr w:type="gramStart"/>
+      <w:r>
+        <w:rPr>
+          <w:rFonts w:ascii="Consolas" w:eastAsia="Consolas" w:hAnsi="Consolas" w:cs="Consolas"/>
+          <w:sz w:val="18"/>
+          <w:szCs w:val="18"/>
+        </w:rPr>
+        <w:t>op) (</w:t>
+      </w:r>
+      <w:proofErr w:type="gramEnd"/>
+      <w:r>
+        <w:rPr>
+          <w:rFonts w:ascii="Consolas" w:eastAsia="Consolas" w:hAnsi="Consolas" w:cs="Consolas"/>
+          <w:sz w:val="18"/>
+          <w:szCs w:val="18"/>
+        </w:rPr>
+        <w:t>(target-</w:t>
+      </w:r>
+      <w:proofErr w:type="gramStart"/>
+      <w:r>
+        <w:rPr>
+          <w:rFonts w:ascii="Consolas" w:eastAsia="Consolas" w:hAnsi="Consolas" w:cs="Consolas"/>
+          <w:sz w:val="18"/>
+          <w:szCs w:val="18"/>
+        </w:rPr>
+        <w:t>id :</w:t>
       </w:r>
       <w:proofErr w:type="spellStart"/>
       <w:r>
@@ -6301,7 +8598,34 @@
           <w:sz w:val="18"/>
           <w:szCs w:val="18"/>
         </w:rPr>
-        <w:t xml:space="preserve"> :target-id :reader target-id)))</w:t>
+        <w:t xml:space="preserve"> :target</w:t>
+      </w:r>
+      <w:proofErr w:type="gramEnd"/>
+      <w:r>
+        <w:rPr>
+          <w:rFonts w:ascii="Consolas" w:eastAsia="Consolas" w:hAnsi="Consolas" w:cs="Consolas"/>
+          <w:sz w:val="18"/>
+          <w:szCs w:val="18"/>
+        </w:rPr>
+        <w:t>-</w:t>
+      </w:r>
+      <w:proofErr w:type="gramStart"/>
+      <w:r>
+        <w:rPr>
+          <w:rFonts w:ascii="Consolas" w:eastAsia="Consolas" w:hAnsi="Consolas" w:cs="Consolas"/>
+          <w:sz w:val="18"/>
+          <w:szCs w:val="18"/>
+        </w:rPr>
+        <w:t>id :reader</w:t>
+      </w:r>
+      <w:proofErr w:type="gramEnd"/>
+      <w:r>
+        <w:rPr>
+          <w:rFonts w:ascii="Consolas" w:eastAsia="Consolas" w:hAnsi="Consolas" w:cs="Consolas"/>
+          <w:sz w:val="18"/>
+          <w:szCs w:val="18"/>
+        </w:rPr>
+        <w:t xml:space="preserve"> target-id)))</w:t>
       </w:r>
     </w:p>
     <w:p>
@@ -6334,7 +8658,52 @@
           <w:sz w:val="18"/>
           <w:szCs w:val="18"/>
         </w:rPr>
-        <w:t xml:space="preserve"> mark-stale-op          (ontology-op) ((target-id :</w:t>
+        <w:t xml:space="preserve"> mark-stale-op       </w:t>
+      </w:r>
+      <w:proofErr w:type="gramStart"/>
+      <w:r>
+        <w:rPr>
+          <w:rFonts w:ascii="Consolas" w:eastAsia="Consolas" w:hAnsi="Consolas" w:cs="Consolas"/>
+          <w:sz w:val="18"/>
+          <w:szCs w:val="18"/>
+        </w:rPr>
+        <w:t xml:space="preserve">   (</w:t>
+      </w:r>
+      <w:proofErr w:type="gramEnd"/>
+      <w:r>
+        <w:rPr>
+          <w:rFonts w:ascii="Consolas" w:eastAsia="Consolas" w:hAnsi="Consolas" w:cs="Consolas"/>
+          <w:sz w:val="18"/>
+          <w:szCs w:val="18"/>
+        </w:rPr>
+        <w:t>ontology-</w:t>
+      </w:r>
+      <w:proofErr w:type="gramStart"/>
+      <w:r>
+        <w:rPr>
+          <w:rFonts w:ascii="Consolas" w:eastAsia="Consolas" w:hAnsi="Consolas" w:cs="Consolas"/>
+          <w:sz w:val="18"/>
+          <w:szCs w:val="18"/>
+        </w:rPr>
+        <w:t>op) (</w:t>
+      </w:r>
+      <w:proofErr w:type="gramEnd"/>
+      <w:r>
+        <w:rPr>
+          <w:rFonts w:ascii="Consolas" w:eastAsia="Consolas" w:hAnsi="Consolas" w:cs="Consolas"/>
+          <w:sz w:val="18"/>
+          <w:szCs w:val="18"/>
+        </w:rPr>
+        <w:t>(target-</w:t>
+      </w:r>
+      <w:proofErr w:type="gramStart"/>
+      <w:r>
+        <w:rPr>
+          <w:rFonts w:ascii="Consolas" w:eastAsia="Consolas" w:hAnsi="Consolas" w:cs="Consolas"/>
+          <w:sz w:val="18"/>
+          <w:szCs w:val="18"/>
+        </w:rPr>
+        <w:t>id :</w:t>
       </w:r>
       <w:proofErr w:type="spellStart"/>
       <w:r>
@@ -6352,7 +8721,34 @@
           <w:sz w:val="18"/>
           <w:szCs w:val="18"/>
         </w:rPr>
-        <w:t xml:space="preserve"> :target-id :reader target-id)</w:t>
+        <w:t xml:space="preserve"> :target</w:t>
+      </w:r>
+      <w:proofErr w:type="gramEnd"/>
+      <w:r>
+        <w:rPr>
+          <w:rFonts w:ascii="Consolas" w:eastAsia="Consolas" w:hAnsi="Consolas" w:cs="Consolas"/>
+          <w:sz w:val="18"/>
+          <w:szCs w:val="18"/>
+        </w:rPr>
+        <w:t>-</w:t>
+      </w:r>
+      <w:proofErr w:type="gramStart"/>
+      <w:r>
+        <w:rPr>
+          <w:rFonts w:ascii="Consolas" w:eastAsia="Consolas" w:hAnsi="Consolas" w:cs="Consolas"/>
+          <w:sz w:val="18"/>
+          <w:szCs w:val="18"/>
+        </w:rPr>
+        <w:t>id :reader</w:t>
+      </w:r>
+      <w:proofErr w:type="gramEnd"/>
+      <w:r>
+        <w:rPr>
+          <w:rFonts w:ascii="Consolas" w:eastAsia="Consolas" w:hAnsi="Consolas" w:cs="Consolas"/>
+          <w:sz w:val="18"/>
+          <w:szCs w:val="18"/>
+        </w:rPr>
+        <w:t xml:space="preserve"> target-id)</w:t>
       </w:r>
     </w:p>
     <w:p>
@@ -6367,7 +8763,16 @@
           <w:sz w:val="18"/>
           <w:szCs w:val="18"/>
         </w:rPr>
-        <w:t xml:space="preserve">                                                (reason    :</w:t>
+        <w:t xml:space="preserve">                                                (reason  </w:t>
+      </w:r>
+      <w:proofErr w:type="gramStart"/>
+      <w:r>
+        <w:rPr>
+          <w:rFonts w:ascii="Consolas" w:eastAsia="Consolas" w:hAnsi="Consolas" w:cs="Consolas"/>
+          <w:sz w:val="18"/>
+          <w:szCs w:val="18"/>
+        </w:rPr>
+        <w:t xml:space="preserve">  :</w:t>
       </w:r>
       <w:proofErr w:type="spellStart"/>
       <w:r>
@@ -6385,7 +8790,16 @@
           <w:sz w:val="18"/>
           <w:szCs w:val="18"/>
         </w:rPr>
-        <w:t xml:space="preserve"> :reason  :reader reason)))</w:t>
+        <w:t xml:space="preserve"> :reason  :reader</w:t>
+      </w:r>
+      <w:proofErr w:type="gramEnd"/>
+      <w:r>
+        <w:rPr>
+          <w:rFonts w:ascii="Consolas" w:eastAsia="Consolas" w:hAnsi="Consolas" w:cs="Consolas"/>
+          <w:sz w:val="18"/>
+          <w:szCs w:val="18"/>
+        </w:rPr>
+        <w:t xml:space="preserve"> reason)))</w:t>
       </w:r>
     </w:p>
     <w:p>
@@ -6401,7 +8815,24 @@
       </w:r>
       <w:proofErr w:type="spellEnd"/>
       <w:r>
-        <w:t xml:space="preserve"> keyed by the natural key, so re-analyzing an unchanged file is idempotent. The file-scoped retract is the workhorse of incremental update: reanalyzing a changed file is retract-file followed by the fresh asserts, which is simple, obviously correct, and cheap at the granularity of one file. Retract cascades a mark-stale to every relationship touching a removed entity and to every inferred fact whose derived-from names it.</w:t>
+        <w:t xml:space="preserve"> keyed by the natural key, so re-analyzing an unchanged file is idempotent. The file-scoped retract is the workhorse of incremental update: reanalyzing a changed file is retract-file followed by the fresh asserts, which </w:t>
+      </w:r>
+      <w:proofErr w:type="gramStart"/>
+      <w:r>
+        <w:t>is</w:t>
+      </w:r>
+      <w:proofErr w:type="gramEnd"/>
+      <w:r>
+        <w:t xml:space="preserve"> simple, obviously correct, and cheap at the granularity of one file.</w:t>
+      </w:r>
+    </w:p>
+    <w:p>
+      <w:pPr>
+        <w:pStyle w:val="Heading3"/>
+        <w:spacing w:before="200" w:after="120"/>
+      </w:pPr>
+      <w:r>
+        <w:t>Retraction and staleness are different things</w:t>
       </w:r>
     </w:p>
     <w:p>
@@ -6409,7 +8840,78 @@
         <w:spacing w:after="160"/>
       </w:pPr>
       <w:r>
-        <w:t>One point of emphasis, changed from the previous revision. The operation log is not the system of record — files are. The log exists to make incremental update expressible and to give the developer a readable trace of what the analyzers concluded and when. It is bounded, rotated, and may be discarded at any time; nothing recovers from it, because recovery is reindexing.</w:t>
+        <w:t xml:space="preserve">The previous revision said that retraction cascades a mark-stale to every relationship touching a removed entity as well as to every inferred fact whose </w:t>
+      </w:r>
+      <w:proofErr w:type="gramStart"/>
+      <w:r>
+        <w:t>derived-from names</w:t>
+      </w:r>
+      <w:proofErr w:type="gramEnd"/>
+      <w:r>
+        <w:t xml:space="preserve"> it. The first half of that was wrong, and the implementation is correct in departing from it. Referential integrity is an invariant of the index, not a condition to be flagged: add-relationship refuses to create an edge whose endpoint does not </w:t>
+      </w:r>
+      <w:proofErr w:type="gramStart"/>
+      <w:r>
+        <w:t>exist, and</w:t>
+      </w:r>
+      <w:proofErr w:type="gramEnd"/>
+      <w:r>
+        <w:t xml:space="preserve"> remove-entity drops the edges that touch it. There is consequently no such thing as a dangling edge to mark stale.</w:t>
+      </w:r>
+    </w:p>
+    <w:p>
+      <w:pPr>
+        <w:spacing w:after="160"/>
+      </w:pPr>
+      <w:r>
+        <w:t xml:space="preserve">Staleness means something narrower and is reserved for it: an inferred fact whose derived-from names a changed entity is flagged, excluded from agent context until re-verified, and never deleted. Structural facts are not marked stale, because nothing re-verifies them — they are re-derived. Flagging a dangling structural edge would </w:t>
+      </w:r>
+      <w:proofErr w:type="gramStart"/>
+      <w:r>
+        <w:t>file</w:t>
+      </w:r>
+      <w:proofErr w:type="gramEnd"/>
+      <w:r>
+        <w:t xml:space="preserve"> it in a category from which it could never be recovered, which is how a graph forgets rather than doubts.</w:t>
+      </w:r>
+    </w:p>
+    <w:p>
+      <w:pPr>
+        <w:spacing w:after="160"/>
+      </w:pPr>
+      <w:r>
+        <w:t>Dropping edges on retraction does leave one gap, and closing it is a requirement rather than an option. If file B calls a function defined in file A, the CALLS edge has B as its origin-file; when A changes and that function disappears, remove-entity drops the edge although B still asserts the call and B has not changed. The index would then under-report until B happened to be edited. Retraction therefore enqueues the origin-file of every dropped edge for reanalysis. B is re-read, the call no longer resolves</w:t>
+      </w:r>
+      <w:r>
+        <w:t>, and it is recorded as an unresolved-call property on the call site per §9.3 — which is where a reference to something that does not exist belongs, since it is a fact about B’s text rather than an edge in the graph. The index once again says exactly what the files say.</w:t>
+      </w:r>
+    </w:p>
+    <w:p>
+      <w:pPr>
+        <w:spacing w:after="160"/>
+      </w:pPr>
+      <w:r>
+        <w:t xml:space="preserve">Two implementation consequences worth stating. Analysis order matters on a cold start: a strict no-dangling-edges rule means relationships cannot be asserted before their endpoints exist, so a full index runs in two phases — all entities from all files, then all relationships. Incremental single-file updates need no such treatment, since the other files’ entities are already present. And staleness cascade is a scan over facts whose derived-from names a target, so it must be batched: a retract-file removing </w:t>
+      </w:r>
+      <w:r>
+        <w:t>fifty definitions should perform one scan against a set of fifty ids, not fifty scans. Called per-entity it is quadratic in the hot path, which is every file save; called per-transaction it is linear and unremarkable. A reverse index on derived-from removes the scan altogether and is the obvious optimization when the linear pass stops being free.</w:t>
+      </w:r>
+    </w:p>
+    <w:p>
+      <w:pPr>
+        <w:spacing w:after="160"/>
+      </w:pPr>
+      <w:r>
+        <w:lastRenderedPageBreak/>
+        <w:t xml:space="preserve">One point of </w:t>
+      </w:r>
+      <w:proofErr w:type="gramStart"/>
+      <w:r>
+        <w:t>emphasis,</w:t>
+      </w:r>
+      <w:proofErr w:type="gramEnd"/>
+      <w:r>
+        <w:t xml:space="preserve"> changed from the previous revision. The operation log is not the system of record — files are. The log exists to make incremental update expressible and to give the developer a readable trace of what the analyzers concluded and when. It is bounded, rotated, and may be discarded at any time; nothing recovers from it, because recovery is reindexing.</w:t>
       </w:r>
     </w:p>
     <w:p>
@@ -6417,32 +8919,37 @@
         <w:pStyle w:val="Heading1"/>
         <w:spacing w:before="320" w:after="160"/>
       </w:pPr>
-      <w:bookmarkStart w:id="14" w:name="_Toc236034269"/>
+      <w:bookmarkStart w:id="15" w:name="_Toc236037199"/>
       <w:r>
         <w:t>6. Graph Manager (loom-graph)</w:t>
       </w:r>
-      <w:bookmarkEnd w:id="14"/>
+      <w:bookmarkEnd w:id="15"/>
     </w:p>
     <w:p>
       <w:pPr>
         <w:pStyle w:val="Heading2"/>
         <w:spacing w:before="260" w:after="140"/>
       </w:pPr>
-      <w:bookmarkStart w:id="15" w:name="_Toc236034270"/>
+      <w:bookmarkStart w:id="16" w:name="_Toc236037200"/>
       <w:r>
         <w:t>6.1 Concurrency model: single writer</w:t>
       </w:r>
-      <w:bookmarkEnd w:id="15"/>
+      <w:bookmarkEnd w:id="16"/>
     </w:p>
     <w:p>
       <w:pPr>
         <w:spacing w:after="160"/>
       </w:pPr>
       <w:r>
-        <w:t>The Graph Manager runs one writer thread, consuming transactions from a mailbox. Analyzers, the workspace monitor, REST handlers, MCP tools, and interactive REPL code all submit transactions to that mailbox and none of them touch storage. Readers never block: query execution runs against an immutable view, so HTTP request threads and the console read freely while the writer applies changes. This eliminates lock discipline as a class of bugs at the cost of write throughput, which is the right trade here — th</w:t>
-      </w:r>
-      <w:r>
-        <w:t>e write load is one developer’s file saves.</w:t>
+        <w:t xml:space="preserve">The Graph Manager runs one writer thread, consuming transactions from a mailbox. Analyzers, the workspace monitor, REST handlers, MCP tools, and interactive REPL code all submit transactions to that mailbox and none of them touch storage. Readers never </w:t>
+      </w:r>
+      <w:proofErr w:type="gramStart"/>
+      <w:r>
+        <w:t>block:</w:t>
+      </w:r>
+      <w:proofErr w:type="gramEnd"/>
+      <w:r>
+        <w:t xml:space="preserve"> query execution runs against an immutable view, so HTTP request threads and the console read freely while the writer applies changes. This eliminates lock discipline as a class of bugs at the cost of write throughput, which is the right trade here — the write load is one developer’s file saves.</w:t>
       </w:r>
     </w:p>
     <w:p>
@@ -6450,21 +8957,26 @@
         <w:pStyle w:val="Heading2"/>
         <w:spacing w:before="260" w:after="140"/>
       </w:pPr>
-      <w:bookmarkStart w:id="16" w:name="_Toc236034271"/>
+      <w:bookmarkStart w:id="17" w:name="_Toc236037201"/>
       <w:r>
         <w:t>6.2 Transactions and validation</w:t>
       </w:r>
-      <w:bookmarkEnd w:id="16"/>
+      <w:bookmarkEnd w:id="17"/>
     </w:p>
     <w:p>
       <w:pPr>
         <w:spacing w:after="160"/>
       </w:pPr>
       <w:r>
-        <w:t>A transaction is validated in full before any of it is applied: every operation is checked against the entity-type registry (property types, required keys, bounds), relationship endpoints are checked for existence and type compatibility, and retracts are checked for dangling references. A transaction either applies atomically or is rejected with a structured error naming the failing operation. After a successful apply, the transaction is appended to the log and the workspace’s index version is bumped, which</w:t>
-      </w:r>
-      <w:r>
-        <w:t xml:space="preserve"> is what clients wait on when they need read-your-writes (Section 10.5).</w:t>
+        <w:t xml:space="preserve">A transaction is validated in full before any of it is applied: every operation is checked against the entity-type registry (property types, required keys, bounds), relationship endpoints are checked for existence and type compatibility, and retracts are checked for dangling references. A transaction either applies atomically or is rejected with a structured error naming the failing operation. After a successful </w:t>
+      </w:r>
+      <w:proofErr w:type="gramStart"/>
+      <w:r>
+        <w:t>apply</w:t>
+      </w:r>
+      <w:proofErr w:type="gramEnd"/>
+      <w:r>
+        <w:t>, the transaction is appended to the log and the workspace’s index version is bumped, which is what clients wait on when they need read-your-writes (Section 10.5).</w:t>
       </w:r>
     </w:p>
     <w:p>
@@ -6472,18 +8984,17 @@
         <w:pStyle w:val="Heading2"/>
         <w:spacing w:before="260" w:after="140"/>
       </w:pPr>
-      <w:bookmarkStart w:id="17" w:name="_Toc236034272"/>
+      <w:bookmarkStart w:id="18" w:name="_Toc236037202"/>
       <w:r>
         <w:t>6.3 Query protocol</w:t>
       </w:r>
-      <w:bookmarkEnd w:id="17"/>
+      <w:bookmarkEnd w:id="18"/>
     </w:p>
     <w:p>
       <w:pPr>
         <w:spacing w:after="160"/>
       </w:pPr>
       <w:r>
-        <w:lastRenderedPageBreak/>
         <w:t>Queries are read-only generic functions over a graph view. The Phase 1 set is intentionally small — these cover what the REST endpoints, MCP tools, and rule checks need, and each has an obvious translation to Cypher later.</w:t>
       </w:r>
     </w:p>
@@ -6517,7 +9028,25 @@
           <w:sz w:val="18"/>
           <w:szCs w:val="18"/>
         </w:rPr>
-        <w:t xml:space="preserve"> get-entity      (view id))</w:t>
+        <w:t xml:space="preserve"> get-entity   </w:t>
+      </w:r>
+      <w:proofErr w:type="gramStart"/>
+      <w:r>
+        <w:rPr>
+          <w:rFonts w:ascii="Consolas" w:eastAsia="Consolas" w:hAnsi="Consolas" w:cs="Consolas"/>
+          <w:sz w:val="18"/>
+          <w:szCs w:val="18"/>
+        </w:rPr>
+        <w:t xml:space="preserve">   (</w:t>
+      </w:r>
+      <w:proofErr w:type="gramEnd"/>
+      <w:r>
+        <w:rPr>
+          <w:rFonts w:ascii="Consolas" w:eastAsia="Consolas" w:hAnsi="Consolas" w:cs="Consolas"/>
+          <w:sz w:val="18"/>
+          <w:szCs w:val="18"/>
+        </w:rPr>
+        <w:t>view id))</w:t>
       </w:r>
     </w:p>
     <w:p>
@@ -6550,7 +9079,25 @@
           <w:sz w:val="18"/>
           <w:szCs w:val="18"/>
         </w:rPr>
-        <w:t xml:space="preserve"> find-entities   (view &amp;key entity-type name-like property-filters))</w:t>
+        <w:t xml:space="preserve"> find-entities</w:t>
+      </w:r>
+      <w:proofErr w:type="gramStart"/>
+      <w:r>
+        <w:rPr>
+          <w:rFonts w:ascii="Consolas" w:eastAsia="Consolas" w:hAnsi="Consolas" w:cs="Consolas"/>
+          <w:sz w:val="18"/>
+          <w:szCs w:val="18"/>
+        </w:rPr>
+        <w:t xml:space="preserve">   (</w:t>
+      </w:r>
+      <w:proofErr w:type="gramEnd"/>
+      <w:r>
+        <w:rPr>
+          <w:rFonts w:ascii="Consolas" w:eastAsia="Consolas" w:hAnsi="Consolas" w:cs="Consolas"/>
+          <w:sz w:val="18"/>
+          <w:szCs w:val="18"/>
+        </w:rPr>
+        <w:t>view &amp;key entity-type name-like property-filters))</w:t>
       </w:r>
     </w:p>
     <w:p>
@@ -6583,7 +9130,25 @@
           <w:sz w:val="18"/>
           <w:szCs w:val="18"/>
         </w:rPr>
-        <w:t xml:space="preserve"> neighbors       (view id &amp;key </w:t>
+        <w:t xml:space="preserve"> neighbors    </w:t>
+      </w:r>
+      <w:proofErr w:type="gramStart"/>
+      <w:r>
+        <w:rPr>
+          <w:rFonts w:ascii="Consolas" w:eastAsia="Consolas" w:hAnsi="Consolas" w:cs="Consolas"/>
+          <w:sz w:val="18"/>
+          <w:szCs w:val="18"/>
+        </w:rPr>
+        <w:t xml:space="preserve">   (</w:t>
+      </w:r>
+      <w:proofErr w:type="gramEnd"/>
+      <w:r>
+        <w:rPr>
+          <w:rFonts w:ascii="Consolas" w:eastAsia="Consolas" w:hAnsi="Consolas" w:cs="Consolas"/>
+          <w:sz w:val="18"/>
+          <w:szCs w:val="18"/>
+        </w:rPr>
+        <w:t xml:space="preserve">view id &amp;key </w:t>
       </w:r>
       <w:proofErr w:type="spellStart"/>
       <w:r>
@@ -6634,7 +9199,25 @@
           <w:sz w:val="18"/>
           <w:szCs w:val="18"/>
         </w:rPr>
-        <w:t xml:space="preserve"> impact-set      (view id &amp;key max-depth include-tests include-docs))</w:t>
+        <w:t xml:space="preserve"> impact-set   </w:t>
+      </w:r>
+      <w:proofErr w:type="gramStart"/>
+      <w:r>
+        <w:rPr>
+          <w:rFonts w:ascii="Consolas" w:eastAsia="Consolas" w:hAnsi="Consolas" w:cs="Consolas"/>
+          <w:sz w:val="18"/>
+          <w:szCs w:val="18"/>
+        </w:rPr>
+        <w:t xml:space="preserve">   (</w:t>
+      </w:r>
+      <w:proofErr w:type="gramEnd"/>
+      <w:r>
+        <w:rPr>
+          <w:rFonts w:ascii="Consolas" w:eastAsia="Consolas" w:hAnsi="Consolas" w:cs="Consolas"/>
+          <w:sz w:val="18"/>
+          <w:szCs w:val="18"/>
+        </w:rPr>
+        <w:t>view id &amp;key max-depth include-tests include-docs))</w:t>
       </w:r>
     </w:p>
     <w:p>
@@ -6700,7 +9283,25 @@
           <w:sz w:val="18"/>
           <w:szCs w:val="18"/>
         </w:rPr>
-        <w:t xml:space="preserve">  (:documentation "Backs the architectural rule checks of Sections 10.4 and 14.3."))</w:t>
+        <w:t xml:space="preserve">  </w:t>
+      </w:r>
+      <w:proofErr w:type="gramStart"/>
+      <w:r>
+        <w:rPr>
+          <w:rFonts w:ascii="Consolas" w:eastAsia="Consolas" w:hAnsi="Consolas" w:cs="Consolas"/>
+          <w:sz w:val="18"/>
+          <w:szCs w:val="18"/>
+        </w:rPr>
+        <w:t>(:documentation</w:t>
+      </w:r>
+      <w:proofErr w:type="gramEnd"/>
+      <w:r>
+        <w:rPr>
+          <w:rFonts w:ascii="Consolas" w:eastAsia="Consolas" w:hAnsi="Consolas" w:cs="Consolas"/>
+          <w:sz w:val="18"/>
+          <w:szCs w:val="18"/>
+        </w:rPr>
+        <w:t xml:space="preserve"> "Backs the architectural rule checks of Sections 10.4 and 14.3."))</w:t>
       </w:r>
     </w:p>
     <w:p>
@@ -6708,11 +9309,11 @@
         <w:pStyle w:val="Heading1"/>
         <w:spacing w:before="320" w:after="160"/>
       </w:pPr>
-      <w:bookmarkStart w:id="18" w:name="_Toc236034273"/>
+      <w:bookmarkStart w:id="19" w:name="_Toc236037203"/>
       <w:r>
         <w:t>7. Graph Adapter Protocol (loom-adapter)</w:t>
       </w:r>
-      <w:bookmarkEnd w:id="18"/>
+      <w:bookmarkEnd w:id="19"/>
     </w:p>
     <w:p>
       <w:pPr>
@@ -6785,7 +9386,25 @@
           <w:sz w:val="18"/>
           <w:szCs w:val="18"/>
         </w:rPr>
-        <w:t xml:space="preserve"> adapter-get-entity   (adapter id))</w:t>
+        <w:t xml:space="preserve"> adapter-get-entity</w:t>
+      </w:r>
+      <w:proofErr w:type="gramStart"/>
+      <w:r>
+        <w:rPr>
+          <w:rFonts w:ascii="Consolas" w:eastAsia="Consolas" w:hAnsi="Consolas" w:cs="Consolas"/>
+          <w:sz w:val="18"/>
+          <w:szCs w:val="18"/>
+        </w:rPr>
+        <w:t xml:space="preserve">   (</w:t>
+      </w:r>
+      <w:proofErr w:type="gramEnd"/>
+      <w:r>
+        <w:rPr>
+          <w:rFonts w:ascii="Consolas" w:eastAsia="Consolas" w:hAnsi="Consolas" w:cs="Consolas"/>
+          <w:sz w:val="18"/>
+          <w:szCs w:val="18"/>
+        </w:rPr>
+        <w:t>adapter id))</w:t>
       </w:r>
     </w:p>
     <w:p>
@@ -6818,7 +9437,25 @@
           <w:sz w:val="18"/>
           <w:szCs w:val="18"/>
         </w:rPr>
-        <w:t xml:space="preserve"> adapter-find         (adapter &amp;key entity-type name-like property-filters))</w:t>
+        <w:t xml:space="preserve"> adapter-find      </w:t>
+      </w:r>
+      <w:proofErr w:type="gramStart"/>
+      <w:r>
+        <w:rPr>
+          <w:rFonts w:ascii="Consolas" w:eastAsia="Consolas" w:hAnsi="Consolas" w:cs="Consolas"/>
+          <w:sz w:val="18"/>
+          <w:szCs w:val="18"/>
+        </w:rPr>
+        <w:t xml:space="preserve">   (</w:t>
+      </w:r>
+      <w:proofErr w:type="gramEnd"/>
+      <w:r>
+        <w:rPr>
+          <w:rFonts w:ascii="Consolas" w:eastAsia="Consolas" w:hAnsi="Consolas" w:cs="Consolas"/>
+          <w:sz w:val="18"/>
+          <w:szCs w:val="18"/>
+        </w:rPr>
+        <w:t>adapter &amp;key entity-type name-like property-filters))</w:t>
       </w:r>
     </w:p>
     <w:p>
@@ -6851,7 +9488,25 @@
           <w:sz w:val="18"/>
           <w:szCs w:val="18"/>
         </w:rPr>
-        <w:t xml:space="preserve"> adapter-neighbors    (adapter id &amp;key </w:t>
+        <w:t xml:space="preserve"> adapter-neighbors </w:t>
+      </w:r>
+      <w:proofErr w:type="gramStart"/>
+      <w:r>
+        <w:rPr>
+          <w:rFonts w:ascii="Consolas" w:eastAsia="Consolas" w:hAnsi="Consolas" w:cs="Consolas"/>
+          <w:sz w:val="18"/>
+          <w:szCs w:val="18"/>
+        </w:rPr>
+        <w:t xml:space="preserve">   (</w:t>
+      </w:r>
+      <w:proofErr w:type="gramEnd"/>
+      <w:r>
+        <w:rPr>
+          <w:rFonts w:ascii="Consolas" w:eastAsia="Consolas" w:hAnsi="Consolas" w:cs="Consolas"/>
+          <w:sz w:val="18"/>
+          <w:szCs w:val="18"/>
+        </w:rPr>
+        <w:t xml:space="preserve">adapter id &amp;key </w:t>
       </w:r>
       <w:proofErr w:type="spellStart"/>
       <w:r>
@@ -6917,7 +9572,25 @@
           <w:sz w:val="18"/>
           <w:szCs w:val="18"/>
         </w:rPr>
-        <w:t xml:space="preserve">  (:documentation "Every fact with this origin-file; backs retract-file."))</w:t>
+        <w:t xml:space="preserve">  </w:t>
+      </w:r>
+      <w:proofErr w:type="gramStart"/>
+      <w:r>
+        <w:rPr>
+          <w:rFonts w:ascii="Consolas" w:eastAsia="Consolas" w:hAnsi="Consolas" w:cs="Consolas"/>
+          <w:sz w:val="18"/>
+          <w:szCs w:val="18"/>
+        </w:rPr>
+        <w:t>(:documentation</w:t>
+      </w:r>
+      <w:proofErr w:type="gramEnd"/>
+      <w:r>
+        <w:rPr>
+          <w:rFonts w:ascii="Consolas" w:eastAsia="Consolas" w:hAnsi="Consolas" w:cs="Consolas"/>
+          <w:sz w:val="18"/>
+          <w:szCs w:val="18"/>
+        </w:rPr>
+        <w:t xml:space="preserve"> "Every fact with this origin-file; backs retract-file."))</w:t>
       </w:r>
     </w:p>
     <w:p>
@@ -6950,7 +9623,25 @@
           <w:sz w:val="18"/>
           <w:szCs w:val="18"/>
         </w:rPr>
-        <w:t xml:space="preserve"> adapter-load-index   (adapter index))</w:t>
+        <w:t xml:space="preserve"> adapter-load-index</w:t>
+      </w:r>
+      <w:proofErr w:type="gramStart"/>
+      <w:r>
+        <w:rPr>
+          <w:rFonts w:ascii="Consolas" w:eastAsia="Consolas" w:hAnsi="Consolas" w:cs="Consolas"/>
+          <w:sz w:val="18"/>
+          <w:szCs w:val="18"/>
+        </w:rPr>
+        <w:t xml:space="preserve">   (</w:t>
+      </w:r>
+      <w:proofErr w:type="gramEnd"/>
+      <w:r>
+        <w:rPr>
+          <w:rFonts w:ascii="Consolas" w:eastAsia="Consolas" w:hAnsi="Consolas" w:cs="Consolas"/>
+          <w:sz w:val="18"/>
+          <w:szCs w:val="18"/>
+        </w:rPr>
+        <w:t>adapter index))</w:t>
       </w:r>
     </w:p>
     <w:p>
@@ -6983,7 +9674,25 @@
           <w:sz w:val="18"/>
           <w:szCs w:val="18"/>
         </w:rPr>
-        <w:t xml:space="preserve"> adapter-write-index  (adapter))</w:t>
+        <w:t xml:space="preserve"> adapter-write-</w:t>
+      </w:r>
+      <w:proofErr w:type="gramStart"/>
+      <w:r>
+        <w:rPr>
+          <w:rFonts w:ascii="Consolas" w:eastAsia="Consolas" w:hAnsi="Consolas" w:cs="Consolas"/>
+          <w:sz w:val="18"/>
+          <w:szCs w:val="18"/>
+        </w:rPr>
+        <w:t>index  (</w:t>
+      </w:r>
+      <w:proofErr w:type="gramEnd"/>
+      <w:r>
+        <w:rPr>
+          <w:rFonts w:ascii="Consolas" w:eastAsia="Consolas" w:hAnsi="Consolas" w:cs="Consolas"/>
+          <w:sz w:val="18"/>
+          <w:szCs w:val="18"/>
+        </w:rPr>
+        <w:t>adapter))</w:t>
       </w:r>
     </w:p>
     <w:p>
@@ -6991,7 +9700,16 @@
         <w:spacing w:after="160"/>
       </w:pPr>
       <w:r>
-        <w:t>The in-memory adapter is two hash tables (id to entity, id to relationship) plus adjacency indexes in both directions, an index by entity type, and an index by origin file. That last one is what makes file-scoped retraction O(facts in the file) rather than a scan, and it exists because of the files-as-truth model.</w:t>
+        <w:lastRenderedPageBreak/>
+        <w:t xml:space="preserve">The in-memory adapter is two hash tables (id to entity, id to relationship) plus adjacency indexes in both directions, an index by entity type, and an index by origin file. That last one is what makes file-scoped retraction </w:t>
+      </w:r>
+      <w:proofErr w:type="gramStart"/>
+      <w:r>
+        <w:t>O(</w:t>
+      </w:r>
+      <w:proofErr w:type="gramEnd"/>
+      <w:r>
+        <w:t>facts in the file) rather than a scan, and it exists because of the files-as-truth model.</w:t>
       </w:r>
     </w:p>
     <w:p>
@@ -7007,29 +9725,37 @@
         <w:pStyle w:val="Heading1"/>
         <w:spacing w:before="320" w:after="160"/>
       </w:pPr>
-      <w:bookmarkStart w:id="19" w:name="_Toc236034274"/>
+      <w:bookmarkStart w:id="20" w:name="_Toc236037204"/>
       <w:r>
         <w:t>8. Workspaces, Overlays, and Snapshots (loom-workspace)</w:t>
       </w:r>
-      <w:bookmarkEnd w:id="19"/>
+      <w:bookmarkEnd w:id="20"/>
     </w:p>
     <w:p>
       <w:pPr>
         <w:pStyle w:val="Heading2"/>
         <w:spacing w:before="260" w:after="140"/>
       </w:pPr>
-      <w:bookmarkStart w:id="20" w:name="_Toc236034275"/>
+      <w:bookmarkStart w:id="21" w:name="_Toc236037205"/>
       <w:r>
         <w:t>8.1 Overlay model</w:t>
       </w:r>
-      <w:bookmarkEnd w:id="20"/>
+      <w:bookmarkEnd w:id="21"/>
     </w:p>
     <w:p>
       <w:pPr>
         <w:spacing w:after="160"/>
       </w:pPr>
       <w:r>
-        <w:t>The committed state of a repository forms the base index, built by analyzing the tree at a commit. Each watched working tree owns an overlay: the facts that differ from the base because of uncommitted edits. A view composes base plus overlay with the overlay winning, and all queries run against a view. On commit, the overlay is folded into a new base and emptied; on branch switch, the overlay is discarded and the base rebuilt, which is a re-analysis pass rather than a diffing problem.</w:t>
+        <w:t xml:space="preserve">The committed state of a repository forms the base index, built by analyzing the tree at a commit. Each watched working tree owns an overlay: the facts that differ from the base because of uncommitted edits. A view composes base plus overlay with the overlay winning, and all queries run against a view. On commit, the overlay is folded into a new base and emptied; on branch switch, the overlay is discarded and the base </w:t>
+      </w:r>
+      <w:proofErr w:type="gramStart"/>
+      <w:r>
+        <w:t>rebuilt</w:t>
+      </w:r>
+      <w:proofErr w:type="gramEnd"/>
+      <w:r>
+        <w:t>, which is a re-analysis pass rather than a diffing problem.</w:t>
       </w:r>
     </w:p>
     <w:p>
@@ -7037,11 +9763,11 @@
         <w:pStyle w:val="Heading2"/>
         <w:spacing w:before="260" w:after="140"/>
       </w:pPr>
-      <w:bookmarkStart w:id="21" w:name="_Toc236034276"/>
+      <w:bookmarkStart w:id="22" w:name="_Toc236037206"/>
       <w:r>
         <w:t>8.2 Snapshots</w:t>
       </w:r>
-      <w:bookmarkEnd w:id="21"/>
+      <w:bookmarkEnd w:id="22"/>
     </w:p>
     <w:p>
       <w:pPr>
@@ -7056,8 +9782,15 @@
         <w:spacing w:after="160"/>
       </w:pPr>
       <w:r>
-        <w:lastRenderedPageBreak/>
-        <w:t>Their role is smaller than the previous revision implied. Git holds the history of the truth; a Loom snapshot is only a position in a derived index, so there is nothing to preserve for the long term and no retention policy to speak of. Snapshots live for the session, are dropped when a repository is reindexed, and need no compaction. If a caller asks about a snapshot that no longer exists, the answer is a stale-snapshot error and a suggestion to re-query, not an attempt at reconstruction.</w:t>
+        <w:t xml:space="preserve">Their role is smaller than the previous revision implied. Git holds the history of the truth; a Loom snapshot is only a position in a derived index, so there is nothing to preserve for the long term and no retention policy to speak of. Snapshots live for the </w:t>
+      </w:r>
+      <w:proofErr w:type="gramStart"/>
+      <w:r>
+        <w:t>session,</w:t>
+      </w:r>
+      <w:proofErr w:type="gramEnd"/>
+      <w:r>
+        <w:t xml:space="preserve"> are dropped when a repository is reindexed, and need no compaction. If a caller asks about a snapshot that no longer exists, the answer is a stale-snapshot error and a suggestion to re-query, not an attempt at reconstruction.</w:t>
       </w:r>
     </w:p>
     <w:p>
@@ -7065,18 +9798,26 @@
         <w:pStyle w:val="Heading2"/>
         <w:spacing w:before="260" w:after="140"/>
       </w:pPr>
-      <w:bookmarkStart w:id="22" w:name="_Toc236034277"/>
+      <w:bookmarkStart w:id="23" w:name="_Toc236037207"/>
       <w:r>
         <w:t>8.3 File and Git monitoring</w:t>
       </w:r>
-      <w:bookmarkEnd w:id="22"/>
+      <w:bookmarkEnd w:id="23"/>
     </w:p>
     <w:p>
       <w:pPr>
         <w:spacing w:after="160"/>
       </w:pPr>
       <w:r>
-        <w:t xml:space="preserve">The monitor watches the working tree using OS file notifications where a portable library behaves, and falls back to a two-second </w:t>
+        <w:t xml:space="preserve">The monitor watches the working tree using OS file notifications where a portable library </w:t>
+      </w:r>
+      <w:proofErr w:type="gramStart"/>
+      <w:r>
+        <w:t>behaves, and</w:t>
+      </w:r>
+      <w:proofErr w:type="gramEnd"/>
+      <w:r>
+        <w:t xml:space="preserve"> falls back to a two-second </w:t>
       </w:r>
       <w:proofErr w:type="spellStart"/>
       <w:r>
@@ -7092,10 +9833,18 @@
       </w:r>
       <w:proofErr w:type="spellEnd"/>
       <w:r>
-        <w:t xml:space="preserve"> and batched, so a save-all in the editor becomes one analysis pass and one transaction. Git events (commit, branch switch) are detected by watching .git/HEAD and the refs, and trigger base rebuild or overlay reset as described above. Files are dispatched to analyzers by extension and path: source extensions to the code analyzers, anything under docs/ to the documenta</w:t>
-      </w:r>
-      <w:r>
-        <w:t>tion analyzer.</w:t>
+        <w:t xml:space="preserve"> and batched, so a save-all in the editor becomes one analysis pass and one transaction. Git events (commit, branch switch) are detected by </w:t>
+      </w:r>
+      <w:proofErr w:type="gramStart"/>
+      <w:r>
+        <w:t>watching .git</w:t>
+      </w:r>
+      <w:proofErr w:type="gramEnd"/>
+      <w:r>
+        <w:t>/HEAD and the refs, and trigger base rebuild or overlay reset as described above. Files are dispatched to analyzers by extension and path: source extensions to the code analyzer</w:t>
+      </w:r>
+      <w:r>
+        <w:t>s, anything under docs/ to the documentation analyzer.</w:t>
       </w:r>
     </w:p>
     <w:p>
@@ -7103,28 +9852,29 @@
         <w:pStyle w:val="Heading1"/>
         <w:spacing w:before="320" w:after="160"/>
       </w:pPr>
-      <w:bookmarkStart w:id="23" w:name="_Toc236034278"/>
+      <w:bookmarkStart w:id="24" w:name="_Toc236037208"/>
       <w:r>
         <w:t>9. Code Analyzer (loom-analyzer)</w:t>
       </w:r>
-      <w:bookmarkEnd w:id="23"/>
+      <w:bookmarkEnd w:id="24"/>
     </w:p>
     <w:p>
       <w:pPr>
         <w:pStyle w:val="Heading2"/>
         <w:spacing w:before="260" w:after="140"/>
       </w:pPr>
-      <w:bookmarkStart w:id="24" w:name="_Toc236034279"/>
+      <w:bookmarkStart w:id="25" w:name="_Toc236037209"/>
       <w:r>
         <w:t>9.1 Analyzer protocol</w:t>
       </w:r>
-      <w:bookmarkEnd w:id="24"/>
+      <w:bookmarkEnd w:id="25"/>
     </w:p>
     <w:p>
       <w:pPr>
         <w:spacing w:after="160"/>
       </w:pPr>
       <w:r>
+        <w:lastRenderedPageBreak/>
         <w:t>An analyzer receives a repository-relative path and the file contents and returns a list of ontology operations. Analyzers are stateless and know nothing about storage, which keeps language independence enforceable: the protocol is the only coupling.</w:t>
       </w:r>
     </w:p>
@@ -7173,7 +9923,25 @@
           <w:sz w:val="18"/>
           <w:szCs w:val="18"/>
         </w:rPr>
-        <w:t xml:space="preserve">  (:documentation "Return a list of ontology-ops for this file."))</w:t>
+        <w:t xml:space="preserve">  </w:t>
+      </w:r>
+      <w:proofErr w:type="gramStart"/>
+      <w:r>
+        <w:rPr>
+          <w:rFonts w:ascii="Consolas" w:eastAsia="Consolas" w:hAnsi="Consolas" w:cs="Consolas"/>
+          <w:sz w:val="18"/>
+          <w:szCs w:val="18"/>
+        </w:rPr>
+        <w:t>(:documentation</w:t>
+      </w:r>
+      <w:proofErr w:type="gramEnd"/>
+      <w:r>
+        <w:rPr>
+          <w:rFonts w:ascii="Consolas" w:eastAsia="Consolas" w:hAnsi="Consolas" w:cs="Consolas"/>
+          <w:sz w:val="18"/>
+          <w:szCs w:val="18"/>
+        </w:rPr>
+        <w:t xml:space="preserve"> "Return a list of ontology-ops for this file."))</w:t>
       </w:r>
     </w:p>
     <w:p>
@@ -7214,24 +9982,29 @@
         <w:pStyle w:val="Heading2"/>
         <w:spacing w:before="260" w:after="140"/>
       </w:pPr>
-      <w:bookmarkStart w:id="25" w:name="_Toc236034280"/>
+      <w:bookmarkStart w:id="26" w:name="_Toc236037210"/>
       <w:r>
         <w:t>9.2 Tree-sitter integration strategy</w:t>
       </w:r>
-      <w:bookmarkEnd w:id="25"/>
+      <w:bookmarkEnd w:id="26"/>
     </w:p>
     <w:p>
       <w:pPr>
         <w:spacing w:after="160"/>
       </w:pPr>
       <w:r>
-        <w:t xml:space="preserve">This is the highest-risk dependency, so the design commits to a two-stage strategy with the spike built in. Stage one drives Tree-sitter as a subprocess: a small helper parses a file and prints the syntax tree as JSON, and the Lisp side consumes JSON. This requires no FFI, behaves identically on Windows and Linux, and is the spike deliverable. Stage two, optional and purely a performance move, replaces the subprocess with CFFI bindings to </w:t>
+        <w:t xml:space="preserve">This is the highest-risk dependency, so the design commits to a two-stage strategy with the spike built in. Stage one drives Tree-sitter as a subprocess: a small helper parses a file and prints the syntax tree as JSON, and the Lisp side consumes JSON. This requires no FFI, behaves identically on Windows and Linux, and is the spike deliverable. Stage two, optional and purely a performance move, replaces the subprocess with CFFI bindings </w:t>
+      </w:r>
+      <w:proofErr w:type="gramStart"/>
+      <w:r>
+        <w:t xml:space="preserve">to </w:t>
       </w:r>
       <w:proofErr w:type="spellStart"/>
       <w:r>
         <w:t>libtree</w:t>
       </w:r>
       <w:proofErr w:type="spellEnd"/>
+      <w:proofErr w:type="gramEnd"/>
       <w:r>
         <w:t>-sitter behind the same analyze-file protocol. Nothing upstream changes.</w:t>
       </w:r>
@@ -7249,11 +10022,11 @@
         <w:pStyle w:val="Heading2"/>
         <w:spacing w:before="260" w:after="140"/>
       </w:pPr>
-      <w:bookmarkStart w:id="26" w:name="_Toc236034281"/>
+      <w:bookmarkStart w:id="27" w:name="_Toc236037211"/>
       <w:r>
         <w:t>9.3 What structural analysis emits</w:t>
       </w:r>
-      <w:bookmarkEnd w:id="26"/>
+      <w:bookmarkEnd w:id="27"/>
     </w:p>
     <w:p>
       <w:pPr>
@@ -7263,11 +10036,7 @@
         <w:t>Per file, the analyzer asserts a Module entity and CONTAINS relationships to each Function, Class, Method, and Variable found, with file and line-range properties; IMPORTS relationships between modules; CALLS relationships where the callee resolves within the workspace (unresolved calls are recorded as a property, not a dangling edge); and INHERITS or IMPLEMENTS from class declarations. Test files additionally assert Test entities with TESTS relationships to the units they exercise. Comments attached to a d</w:t>
       </w:r>
       <w:r>
-        <w:t xml:space="preserve">efinition are carried as a property of that entity rather than as separate facts, so that a doc comment is part of what an agent sees when it asks </w:t>
-      </w:r>
-      <w:r>
-        <w:lastRenderedPageBreak/>
-        <w:t>about a function. If a file cannot be parsed, the analyzer emits a single assert marking the module analysis-failed with the condition text, which is what makes the failure visible in status and honest in query results.</w:t>
+        <w:t>efinition are carried as a property of that entity rather than as separate facts, so that a doc comment is part of what an agent sees when it asks about a function. If a file cannot be parsed, the analyzer emits a single assert marking the module analysis-failed with the condition text, which is what makes the failure visible in status and honest in query results.</w:t>
       </w:r>
     </w:p>
     <w:p>
@@ -7275,18 +10044,26 @@
         <w:pStyle w:val="Heading1"/>
         <w:spacing w:before="320" w:after="160"/>
       </w:pPr>
-      <w:bookmarkStart w:id="27" w:name="_Toc236034282"/>
+      <w:bookmarkStart w:id="28" w:name="_Toc236037212"/>
       <w:r>
         <w:t>10. Documentation Analyzer (loom-docs)</w:t>
       </w:r>
-      <w:bookmarkEnd w:id="27"/>
+      <w:bookmarkEnd w:id="28"/>
     </w:p>
     <w:p>
       <w:pPr>
         <w:spacing w:after="160"/>
       </w:pPr>
       <w:r>
-        <w:t>If files are truth, then engineering knowledge — decisions, rules, architecture notes, vocabulary — must live in files as well, or the principle is a fiction and every restart quietly loses whatever the agents had recorded. Loom therefore reads a documentation tree in the repository as a first-class source, indexed through the same pipeline as source code, by the same watcher, into the same graph.</w:t>
+        <w:t xml:space="preserve">If files are truth, then engineering knowledge — decisions, rules, architecture notes, vocabulary — must live in files as well, or the principle is a </w:t>
+      </w:r>
+      <w:proofErr w:type="gramStart"/>
+      <w:r>
+        <w:t>fiction</w:t>
+      </w:r>
+      <w:proofErr w:type="gramEnd"/>
+      <w:r>
+        <w:t xml:space="preserve"> and every restart quietly loses whatever the agents had recorded. Loom therefore reads a documentation tree in the repository as a first-class source, indexed through the same pipeline as source code, by the same watcher, into the same graph.</w:t>
       </w:r>
     </w:p>
     <w:p>
@@ -7294,11 +10071,11 @@
         <w:pStyle w:val="Heading2"/>
         <w:spacing w:before="260" w:after="140"/>
       </w:pPr>
-      <w:bookmarkStart w:id="28" w:name="_Toc236034283"/>
+      <w:bookmarkStart w:id="29" w:name="_Toc236037213"/>
       <w:r>
         <w:t>10.1 Layout: the directory names the type</w:t>
       </w:r>
-      <w:bookmarkEnd w:id="28"/>
+      <w:bookmarkEnd w:id="29"/>
     </w:p>
     <w:p>
       <w:pPr>
@@ -7327,7 +10104,25 @@
           <w:sz w:val="18"/>
           <w:szCs w:val="18"/>
         </w:rPr>
-        <w:t xml:space="preserve">  design/      ; decisions: what was chosen and why</w:t>
+        <w:t xml:space="preserve">  design/    </w:t>
+      </w:r>
+      <w:proofErr w:type="gramStart"/>
+      <w:r>
+        <w:rPr>
+          <w:rFonts w:ascii="Consolas" w:eastAsia="Consolas" w:hAnsi="Consolas" w:cs="Consolas"/>
+          <w:sz w:val="18"/>
+          <w:szCs w:val="18"/>
+        </w:rPr>
+        <w:t xml:space="preserve">  ;</w:t>
+      </w:r>
+      <w:proofErr w:type="gramEnd"/>
+      <w:r>
+        <w:rPr>
+          <w:rFonts w:ascii="Consolas" w:eastAsia="Consolas" w:hAnsi="Consolas" w:cs="Consolas"/>
+          <w:sz w:val="18"/>
+          <w:szCs w:val="18"/>
+        </w:rPr>
+        <w:t xml:space="preserve"> decisions: what was chosen and why</w:t>
       </w:r>
     </w:p>
     <w:p>
@@ -7342,7 +10137,25 @@
           <w:sz w:val="18"/>
           <w:szCs w:val="18"/>
         </w:rPr>
-        <w:t xml:space="preserve">  rules/       ; normative, checkable constraints</w:t>
+        <w:t xml:space="preserve">  rules/     </w:t>
+      </w:r>
+      <w:proofErr w:type="gramStart"/>
+      <w:r>
+        <w:rPr>
+          <w:rFonts w:ascii="Consolas" w:eastAsia="Consolas" w:hAnsi="Consolas" w:cs="Consolas"/>
+          <w:sz w:val="18"/>
+          <w:szCs w:val="18"/>
+        </w:rPr>
+        <w:t xml:space="preserve">  ;</w:t>
+      </w:r>
+      <w:proofErr w:type="gramEnd"/>
+      <w:r>
+        <w:rPr>
+          <w:rFonts w:ascii="Consolas" w:eastAsia="Consolas" w:hAnsi="Consolas" w:cs="Consolas"/>
+          <w:sz w:val="18"/>
+          <w:szCs w:val="18"/>
+        </w:rPr>
+        <w:t xml:space="preserve"> normative, checkable constraints</w:t>
       </w:r>
     </w:p>
     <w:p>
@@ -7357,7 +10170,25 @@
           <w:sz w:val="18"/>
           <w:szCs w:val="18"/>
         </w:rPr>
-        <w:t xml:space="preserve">  arch/        ; architecture and component overviews</w:t>
+        <w:t xml:space="preserve">  arch/      </w:t>
+      </w:r>
+      <w:proofErr w:type="gramStart"/>
+      <w:r>
+        <w:rPr>
+          <w:rFonts w:ascii="Consolas" w:eastAsia="Consolas" w:hAnsi="Consolas" w:cs="Consolas"/>
+          <w:sz w:val="18"/>
+          <w:szCs w:val="18"/>
+        </w:rPr>
+        <w:t xml:space="preserve">  ;</w:t>
+      </w:r>
+      <w:proofErr w:type="gramEnd"/>
+      <w:r>
+        <w:rPr>
+          <w:rFonts w:ascii="Consolas" w:eastAsia="Consolas" w:hAnsi="Consolas" w:cs="Consolas"/>
+          <w:sz w:val="18"/>
+          <w:szCs w:val="18"/>
+        </w:rPr>
+        <w:t xml:space="preserve"> architecture and component overviews</w:t>
       </w:r>
     </w:p>
     <w:p>
@@ -7372,7 +10203,25 @@
           <w:sz w:val="18"/>
           <w:szCs w:val="18"/>
         </w:rPr>
-        <w:t xml:space="preserve">  concepts/    ; domain vocabulary and definitions</w:t>
+        <w:t xml:space="preserve">  concepts/  </w:t>
+      </w:r>
+      <w:proofErr w:type="gramStart"/>
+      <w:r>
+        <w:rPr>
+          <w:rFonts w:ascii="Consolas" w:eastAsia="Consolas" w:hAnsi="Consolas" w:cs="Consolas"/>
+          <w:sz w:val="18"/>
+          <w:szCs w:val="18"/>
+        </w:rPr>
+        <w:t xml:space="preserve">  ;</w:t>
+      </w:r>
+      <w:proofErr w:type="gramEnd"/>
+      <w:r>
+        <w:rPr>
+          <w:rFonts w:ascii="Consolas" w:eastAsia="Consolas" w:hAnsi="Consolas" w:cs="Consolas"/>
+          <w:sz w:val="18"/>
+          <w:szCs w:val="18"/>
+        </w:rPr>
+        <w:t xml:space="preserve"> domain vocabulary and definitions</w:t>
       </w:r>
     </w:p>
     <w:p>
@@ -7380,10 +10229,11 @@
         <w:spacing w:after="160"/>
       </w:pPr>
       <w:r>
-        <w:t>A document’s subdirectory determines its entity type. This keeps the convention obvious to a human reading the tree and keeps the analyzer free of content sniffing: the mapping from directory to type is a registry entry, so adding a category means creating a directory and registering a type rather than changing code. A subdirectory with no registered type is indexed as a generic Document and reported in status, rather than being silently ignored — a documentation directory that Loom is quietly skipping is e</w:t>
-      </w:r>
-      <w:r>
-        <w:t>xactly the kind of thing that erodes trust in the graph.</w:t>
+        <w:t xml:space="preserve">A document’s subdirectory determines its entity type. This keeps the convention obvious to a human reading the tree and keeps the analyzer free of content sniffing: the mapping from directory to type is a registry entry, so adding a category means creating a directory and registering a type rather than changing code. A subdirectory </w:t>
+      </w:r>
+      <w:r>
+        <w:lastRenderedPageBreak/>
+        <w:t>with no registered type is indexed as a generic Document and reported in status, rather than being silently ignored — a documentation directory that Loom is quietly skipping is exactly the kind of thing that erodes trust in the graph.</w:t>
       </w:r>
     </w:p>
     <w:p>
@@ -7391,11 +10241,11 @@
         <w:pStyle w:val="Heading2"/>
         <w:spacing w:before="260" w:after="140"/>
       </w:pPr>
-      <w:bookmarkStart w:id="29" w:name="_Toc236034284"/>
+      <w:bookmarkStart w:id="30" w:name="_Toc236037214"/>
       <w:r>
         <w:t>10.2 Format: YAML</w:t>
       </w:r>
-      <w:bookmarkEnd w:id="29"/>
+      <w:bookmarkEnd w:id="30"/>
     </w:p>
     <w:p>
       <w:pPr>
@@ -7695,7 +10545,6 @@
           <w:sz w:val="18"/>
           <w:szCs w:val="18"/>
         </w:rPr>
-        <w:lastRenderedPageBreak/>
         <w:t>status: active</w:t>
       </w:r>
     </w:p>
@@ -7816,7 +10665,25 @@
           <w:sz w:val="18"/>
           <w:szCs w:val="18"/>
         </w:rPr>
-        <w:t xml:space="preserve">  to: outside-system</w:t>
+        <w:t xml:space="preserve">  </w:t>
+      </w:r>
+      <w:proofErr w:type="gramStart"/>
+      <w:r>
+        <w:rPr>
+          <w:rFonts w:ascii="Consolas" w:eastAsia="Consolas" w:hAnsi="Consolas" w:cs="Consolas"/>
+          <w:sz w:val="18"/>
+          <w:szCs w:val="18"/>
+        </w:rPr>
+        <w:t>to:</w:t>
+      </w:r>
+      <w:proofErr w:type="gramEnd"/>
+      <w:r>
+        <w:rPr>
+          <w:rFonts w:ascii="Consolas" w:eastAsia="Consolas" w:hAnsi="Consolas" w:cs="Consolas"/>
+          <w:sz w:val="18"/>
+          <w:szCs w:val="18"/>
+        </w:rPr>
+        <w:t xml:space="preserve"> outside-system</w:t>
       </w:r>
     </w:p>
     <w:p>
@@ -7857,11 +10724,11 @@
         <w:pStyle w:val="Heading2"/>
         <w:spacing w:before="260" w:after="140"/>
       </w:pPr>
-      <w:bookmarkStart w:id="30" w:name="_Toc236034285"/>
+      <w:bookmarkStart w:id="31" w:name="_Toc236037215"/>
       <w:r>
         <w:t>10.3 What the documentation analyzer emits</w:t>
       </w:r>
-      <w:bookmarkEnd w:id="30"/>
+      <w:bookmarkEnd w:id="31"/>
     </w:p>
     <w:p>
       <w:pPr>
@@ -7896,7 +10763,23 @@
         <w:t xml:space="preserve">Declared links. </w:t>
       </w:r>
       <w:r>
-        <w:t>The affects, supersedes, applies-to, and implements fields are resolved against the entity index and produce :structural relationships at confidence 1.0. A name that does not resolve is not dropped silently — the document is flagged with an unresolved reference, counted in status, and exposed through the API. That flag is the documentation staleness detector: a decision that names a function which no longer exists is detectably rotten, and detecting it needs no scale and no inference.</w:t>
+        <w:t xml:space="preserve">The </w:t>
+      </w:r>
+      <w:proofErr w:type="gramStart"/>
+      <w:r>
+        <w:t>affects</w:t>
+      </w:r>
+      <w:proofErr w:type="gramEnd"/>
+      <w:r>
+        <w:t xml:space="preserve">, supersedes, applies-to, and implements fields are resolved against the entity index and </w:t>
+      </w:r>
+      <w:proofErr w:type="gramStart"/>
+      <w:r>
+        <w:t>produce :structural</w:t>
+      </w:r>
+      <w:proofErr w:type="gramEnd"/>
+      <w:r>
+        <w:t xml:space="preserve"> relationships at confidence 1.0. A name that does not resolve is not dropped silently — the document is flagged with an unresolved reference, counted in status, and exposed through the API. That flag is the documentation staleness detector: a decision that names a function which no longer exists is detectably rotten, and detecting it needs no scale and no inference.</w:t>
       </w:r>
     </w:p>
     <w:p>
@@ -7913,10 +10796,19 @@
           <w:b/>
           <w:bCs/>
         </w:rPr>
+        <w:lastRenderedPageBreak/>
         <w:t xml:space="preserve">Mentioned links. </w:t>
       </w:r>
       <w:r>
-        <w:t>Entity names appearing in prose blocks are matched against the index and produce :inferred relationships at lower confidence with derived-from populated. These are what make “what decisions touch this function?” work without the author having enumerated every consequence, and they are the facts that get marked stale when the referenced code changes.</w:t>
+        <w:t xml:space="preserve">Entity names appearing in prose blocks are matched against the index and </w:t>
+      </w:r>
+      <w:proofErr w:type="gramStart"/>
+      <w:r>
+        <w:t>produce :inferred</w:t>
+      </w:r>
+      <w:proofErr w:type="gramEnd"/>
+      <w:r>
+        <w:t xml:space="preserve"> relationships at lower confidence with derived-from populated. These are what make “what decisions touch this function?” work without the author having enumerated every consequence, and they are the facts that get marked stale when the referenced code changes.</w:t>
       </w:r>
     </w:p>
     <w:p>
@@ -7924,11 +10816,11 @@
         <w:pStyle w:val="Heading2"/>
         <w:spacing w:before="260" w:after="140"/>
       </w:pPr>
-      <w:bookmarkStart w:id="31" w:name="_Toc236034286"/>
+      <w:bookmarkStart w:id="32" w:name="_Toc236037216"/>
       <w:r>
         <w:t>10.4 Rules as executable checks</w:t>
       </w:r>
-      <w:bookmarkEnd w:id="31"/>
+      <w:bookmarkEnd w:id="32"/>
     </w:p>
     <w:p>
       <w:pPr>
@@ -7954,11 +10846,11 @@
         <w:pStyle w:val="Heading2"/>
         <w:spacing w:before="260" w:after="140"/>
       </w:pPr>
-      <w:bookmarkStart w:id="32" w:name="_Toc236034287"/>
+      <w:bookmarkStart w:id="33" w:name="_Toc236037217"/>
       <w:r>
         <w:t>10.5 Writing documents back</w:t>
       </w:r>
-      <w:bookmarkEnd w:id="32"/>
+      <w:bookmarkEnd w:id="33"/>
     </w:p>
     <w:p>
       <w:pPr>
@@ -7973,11 +10865,7 @@
       </w:r>
       <w:proofErr w:type="spellEnd"/>
       <w:r>
-        <w:t xml:space="preserve"> tool writes a YAML file into docs/design and returns its path. The watcher then indexes it exactly as if a human had written it — one code path, no special case, and no way for an agent-recorded decision to exist in the graph but not on disk. Two consequences are accepted deliberately. Loom writes into the developer’s repository, with Git as the undo. And there is a window between the write and the </w:t>
-      </w:r>
-      <w:r>
-        <w:lastRenderedPageBreak/>
-        <w:t>index catching up, which the tool closes by waiting for the resulting transaction to be a</w:t>
+        <w:t xml:space="preserve"> tool writes a YAML file into docs/design and returns its path. The watcher then indexes it exactly as if a human had written it — one code path, no special case, and no way for an agent-recorded decision to exist in the graph but not on disk. Two consequences are accepted deliberately. Loom writes into the developer’s repository, with Git as the undo. And there is a window between the write and the index catching up, which the tool closes by waiting for the resulting transaction to be a</w:t>
       </w:r>
       <w:r>
         <w:t>pplied before it returns, so an agent that records a decision and immediately queries for it sees it.</w:t>
@@ -7988,11 +10876,11 @@
         <w:pStyle w:val="Heading1"/>
         <w:spacing w:before="320" w:after="160"/>
       </w:pPr>
-      <w:bookmarkStart w:id="33" w:name="_Toc236034288"/>
+      <w:bookmarkStart w:id="34" w:name="_Toc236037218"/>
       <w:r>
         <w:t>11. Impact Analysis Specification</w:t>
       </w:r>
-      <w:bookmarkEnd w:id="33"/>
+      <w:bookmarkEnd w:id="34"/>
     </w:p>
     <w:p>
       <w:pPr>
@@ -8761,7 +11649,24 @@
         <w:spacing w:before="200" w:after="160"/>
       </w:pPr>
       <w:r>
-        <w:t>Traversal is bounded by max-depth (default 5, maximum 20) and runs against a single snapshot named in the request, so results are reproducible. Each result carries the path by which impact arrived and a depth, so agents can rank near impact above distant impact. Stale inferred facts are excluded from traversal; entities reached only through a stale edge appear in a separate possibly-affected list rather than silently disappearing.</w:t>
+        <w:lastRenderedPageBreak/>
+        <w:t xml:space="preserve">Traversal is bounded by max-depth (default 5, maximum 20) and runs against a single snapshot named in the request, so results are reproducible. Each result carries the path by which impact arrived and </w:t>
+      </w:r>
+      <w:proofErr w:type="gramStart"/>
+      <w:r>
+        <w:t>a depth</w:t>
+      </w:r>
+      <w:proofErr w:type="gramEnd"/>
+      <w:r>
+        <w:t xml:space="preserve">, so agents can rank near impact above distant impact. Stale inferred facts are excluded from traversal; entities reached only through a stale edge appear in a separate </w:t>
+      </w:r>
+      <w:proofErr w:type="gramStart"/>
+      <w:r>
+        <w:t>possibly-affected</w:t>
+      </w:r>
+      <w:proofErr w:type="gramEnd"/>
+      <w:r>
+        <w:t xml:space="preserve"> list rather than silently disappearing.</w:t>
       </w:r>
     </w:p>
     <w:p>
@@ -8769,7 +11674,85 @@
         <w:spacing w:after="160"/>
       </w:pPr>
       <w:r>
-        <w:t>The documentation edges make impact analysis answer a question the code graph alone cannot: changing this function does not only break callers and tests, it may also invalidate the decision that explains why the function exists. Returning that decision alongside the callers is the difference between an impact report and a briefing.</w:t>
+        <w:t xml:space="preserve">The documentation edges make impact analysis answer a question the code graph alone cannot: changing this function does not only break callers and tests, </w:t>
+      </w:r>
+      <w:proofErr w:type="gramStart"/>
+      <w:r>
+        <w:t>it</w:t>
+      </w:r>
+      <w:proofErr w:type="gramEnd"/>
+      <w:r>
+        <w:t xml:space="preserve"> may also invalidate the decision that explains why the function exists. Returning that decision alongside the callers is the difference between an impact report and a briefing.</w:t>
+      </w:r>
+    </w:p>
+    <w:p>
+      <w:pPr>
+        <w:pStyle w:val="Heading2"/>
+        <w:spacing w:before="260" w:after="140"/>
+      </w:pPr>
+      <w:bookmarkStart w:id="35" w:name="_Toc236037219"/>
+      <w:r>
+        <w:t>11.1 Forward expansion</w:t>
+      </w:r>
+      <w:bookmarkEnd w:id="35"/>
+    </w:p>
+    <w:p>
+      <w:pPr>
+        <w:spacing w:after="160"/>
+      </w:pPr>
+      <w:r>
+        <w:t xml:space="preserve">The complementary query starts at a document rather than at a unit of code: given this decision or rule, what does it govern? It is a forward traversal </w:t>
+      </w:r>
+      <w:proofErr w:type="gramStart"/>
+      <w:r>
+        <w:t>over :decides</w:t>
+      </w:r>
+      <w:proofErr w:type="gramEnd"/>
+      <w:r>
+        <w:t xml:space="preserve"> </w:t>
+      </w:r>
+      <w:proofErr w:type="gramStart"/>
+      <w:r>
+        <w:t>and :applies</w:t>
+      </w:r>
+      <w:proofErr w:type="gramEnd"/>
+      <w:r>
+        <w:t xml:space="preserve">-to, one step, with no transitive expansion — a decision reaches the units it names, not everything those </w:t>
+      </w:r>
+      <w:proofErr w:type="gramStart"/>
+      <w:r>
+        <w:t>units</w:t>
+      </w:r>
+      <w:proofErr w:type="gramEnd"/>
+      <w:r>
+        <w:t xml:space="preserve"> touch. It is specified separately from impact rather than as an inversion of it, because traversal direction follows from the starting node’s role and not from the edge type; a per-type direction flag that had to serve both would be wrong for one of them. Both an agent about to revise a decision and a reviewer checking whether a decision is still </w:t>
+      </w:r>
+      <w:proofErr w:type="spellStart"/>
+      <w:r>
+        <w:t>honoured</w:t>
+      </w:r>
+      <w:proofErr w:type="spellEnd"/>
+      <w:r>
+        <w:t xml:space="preserve"> need this query,</w:t>
+      </w:r>
+      <w:r>
+        <w:t xml:space="preserve"> and it is exposed as GET /</w:t>
+      </w:r>
+      <w:proofErr w:type="gramStart"/>
+      <w:r>
+        <w:t>documents/{id}/</w:t>
+      </w:r>
+      <w:proofErr w:type="gramEnd"/>
+      <w:r>
+        <w:t xml:space="preserve">governs and through </w:t>
+      </w:r>
+      <w:proofErr w:type="spellStart"/>
+      <w:r>
+        <w:t>loom_rules</w:t>
+      </w:r>
+      <w:proofErr w:type="spellEnd"/>
+      <w:r>
+        <w:t>.</w:t>
       </w:r>
     </w:p>
     <w:p>
@@ -8777,11 +11760,11 @@
         <w:pStyle w:val="Heading1"/>
         <w:spacing w:before="320" w:after="160"/>
       </w:pPr>
-      <w:bookmarkStart w:id="34" w:name="_Toc236034289"/>
+      <w:bookmarkStart w:id="36" w:name="_Toc236037220"/>
       <w:r>
         <w:t>12. REST API (loom-rest)</w:t>
       </w:r>
-      <w:bookmarkEnd w:id="34"/>
+      <w:bookmarkEnd w:id="36"/>
     </w:p>
     <w:p>
       <w:pPr>
@@ -8962,7 +11945,25 @@
                 <w:sz w:val="17"/>
                 <w:szCs w:val="17"/>
               </w:rPr>
-              <w:t>GET /repositories/{id}</w:t>
+              <w:t>GET /</w:t>
+            </w:r>
+            <w:proofErr w:type="gramStart"/>
+            <w:r>
+              <w:rPr>
+                <w:rFonts w:ascii="Consolas" w:eastAsia="Consolas" w:hAnsi="Consolas" w:cs="Consolas"/>
+                <w:sz w:val="17"/>
+                <w:szCs w:val="17"/>
+              </w:rPr>
+              <w:t>repositories/{</w:t>
+            </w:r>
+            <w:proofErr w:type="gramEnd"/>
+            <w:r>
+              <w:rPr>
+                <w:rFonts w:ascii="Consolas" w:eastAsia="Consolas" w:hAnsi="Consolas" w:cs="Consolas"/>
+                <w:sz w:val="17"/>
+                <w:szCs w:val="17"/>
+              </w:rPr>
+              <w:t>id}</w:t>
             </w:r>
           </w:p>
         </w:tc>
@@ -9017,7 +12018,25 @@
                 <w:sz w:val="17"/>
                 <w:szCs w:val="17"/>
               </w:rPr>
-              <w:t>POST /repositories/{id}/reindex</w:t>
+              <w:t>POST /</w:t>
+            </w:r>
+            <w:proofErr w:type="gramStart"/>
+            <w:r>
+              <w:rPr>
+                <w:rFonts w:ascii="Consolas" w:eastAsia="Consolas" w:hAnsi="Consolas" w:cs="Consolas"/>
+                <w:sz w:val="17"/>
+                <w:szCs w:val="17"/>
+              </w:rPr>
+              <w:t>repositories/{id}/</w:t>
+            </w:r>
+            <w:proofErr w:type="gramEnd"/>
+            <w:r>
+              <w:rPr>
+                <w:rFonts w:ascii="Consolas" w:eastAsia="Consolas" w:hAnsi="Consolas" w:cs="Consolas"/>
+                <w:sz w:val="17"/>
+                <w:szCs w:val="17"/>
+              </w:rPr>
+              <w:t>reindex</w:t>
             </w:r>
           </w:p>
         </w:tc>
@@ -9127,7 +12146,25 @@
                 <w:sz w:val="17"/>
                 <w:szCs w:val="17"/>
               </w:rPr>
-              <w:t>GET /entities/{id}</w:t>
+              <w:t>GET /</w:t>
+            </w:r>
+            <w:proofErr w:type="gramStart"/>
+            <w:r>
+              <w:rPr>
+                <w:rFonts w:ascii="Consolas" w:eastAsia="Consolas" w:hAnsi="Consolas" w:cs="Consolas"/>
+                <w:sz w:val="17"/>
+                <w:szCs w:val="17"/>
+              </w:rPr>
+              <w:t>entities/{</w:t>
+            </w:r>
+            <w:proofErr w:type="gramEnd"/>
+            <w:r>
+              <w:rPr>
+                <w:rFonts w:ascii="Consolas" w:eastAsia="Consolas" w:hAnsi="Consolas" w:cs="Consolas"/>
+                <w:sz w:val="17"/>
+                <w:szCs w:val="17"/>
+              </w:rPr>
+              <w:t>id}</w:t>
             </w:r>
           </w:p>
         </w:tc>
@@ -9255,7 +12292,25 @@
                 <w:sz w:val="17"/>
                 <w:szCs w:val="17"/>
               </w:rPr>
-              <w:t>GET /impact/{id}?depth=&amp;snapshot=</w:t>
+              <w:t>GET /</w:t>
+            </w:r>
+            <w:proofErr w:type="gramStart"/>
+            <w:r>
+              <w:rPr>
+                <w:rFonts w:ascii="Consolas" w:eastAsia="Consolas" w:hAnsi="Consolas" w:cs="Consolas"/>
+                <w:sz w:val="17"/>
+                <w:szCs w:val="17"/>
+              </w:rPr>
+              <w:t>impact/{id}?</w:t>
+            </w:r>
+            <w:proofErr w:type="gramEnd"/>
+            <w:r>
+              <w:rPr>
+                <w:rFonts w:ascii="Consolas" w:eastAsia="Consolas" w:hAnsi="Consolas" w:cs="Consolas"/>
+                <w:sz w:val="17"/>
+                <w:szCs w:val="17"/>
+              </w:rPr>
+              <w:t>depth=&amp;snapshot=</w:t>
             </w:r>
           </w:p>
         </w:tc>
@@ -9310,7 +12365,6 @@
                 <w:sz w:val="17"/>
                 <w:szCs w:val="17"/>
               </w:rPr>
-              <w:lastRenderedPageBreak/>
               <w:t>GET /</w:t>
             </w:r>
             <w:proofErr w:type="spellStart"/>
@@ -9494,7 +12548,25 @@
                 <w:sz w:val="17"/>
                 <w:szCs w:val="17"/>
               </w:rPr>
-              <w:t>GET /repositories/{id}/graph</w:t>
+              <w:t>GET /</w:t>
+            </w:r>
+            <w:proofErr w:type="gramStart"/>
+            <w:r>
+              <w:rPr>
+                <w:rFonts w:ascii="Consolas" w:eastAsia="Consolas" w:hAnsi="Consolas" w:cs="Consolas"/>
+                <w:sz w:val="17"/>
+                <w:szCs w:val="17"/>
+              </w:rPr>
+              <w:t>repositories/{id}/</w:t>
+            </w:r>
+            <w:proofErr w:type="gramEnd"/>
+            <w:r>
+              <w:rPr>
+                <w:rFonts w:ascii="Consolas" w:eastAsia="Consolas" w:hAnsi="Consolas" w:cs="Consolas"/>
+                <w:sz w:val="17"/>
+                <w:szCs w:val="17"/>
+              </w:rPr>
+              <w:t>graph</w:t>
             </w:r>
           </w:p>
         </w:tc>
@@ -9560,6 +12632,15 @@
         </w:rPr>
         <w:t xml:space="preserve">  "id": "</w:t>
       </w:r>
+      <w:proofErr w:type="gramStart"/>
+      <w:r>
+        <w:rPr>
+          <w:rFonts w:ascii="Consolas" w:eastAsia="Consolas" w:hAnsi="Consolas" w:cs="Consolas"/>
+          <w:sz w:val="18"/>
+          <w:szCs w:val="18"/>
+        </w:rPr>
+        <w:t>function::loom-graph/</w:t>
+      </w:r>
       <w:proofErr w:type="spellStart"/>
       <w:r>
         <w:rPr>
@@ -9567,7 +12648,7 @@
           <w:sz w:val="18"/>
           <w:szCs w:val="18"/>
         </w:rPr>
-        <w:t>loom-graph:src</w:t>
+        <w:t>src</w:t>
       </w:r>
       <w:proofErr w:type="spellEnd"/>
       <w:r>
@@ -9585,9 +12666,10 @@
           <w:sz w:val="18"/>
           <w:szCs w:val="18"/>
         </w:rPr>
-        <w:t>overlay.lisp:resolve-overlay</w:t>
+        <w:t>overlay.lisp#resolve-overlay</w:t>
       </w:r>
       <w:proofErr w:type="spellEnd"/>
+      <w:proofErr w:type="gramEnd"/>
       <w:r>
         <w:rPr>
           <w:rFonts w:ascii="Consolas" w:eastAsia="Consolas" w:hAnsi="Consolas" w:cs="Consolas"/>
@@ -9657,7 +12739,25 @@
           <w:sz w:val="18"/>
           <w:szCs w:val="18"/>
         </w:rPr>
-        <w:t xml:space="preserve">  "properties": { "file": "</w:t>
+        <w:t xml:space="preserve">  "properties": </w:t>
+      </w:r>
+      <w:proofErr w:type="gramStart"/>
+      <w:r>
+        <w:rPr>
+          <w:rFonts w:ascii="Consolas" w:eastAsia="Consolas" w:hAnsi="Consolas" w:cs="Consolas"/>
+          <w:sz w:val="18"/>
+          <w:szCs w:val="18"/>
+        </w:rPr>
+        <w:t>{ "</w:t>
+      </w:r>
+      <w:proofErr w:type="gramEnd"/>
+      <w:r>
+        <w:rPr>
+          <w:rFonts w:ascii="Consolas" w:eastAsia="Consolas" w:hAnsi="Consolas" w:cs="Consolas"/>
+          <w:sz w:val="18"/>
+          <w:szCs w:val="18"/>
+        </w:rPr>
+        <w:t>file": "</w:t>
       </w:r>
       <w:proofErr w:type="spellStart"/>
       <w:r>
@@ -9744,7 +12844,25 @@
           <w:sz w:val="18"/>
           <w:szCs w:val="18"/>
         </w:rPr>
-        <w:t>": 78, "language": "lisp" },</w:t>
+        <w:t>": 78, "language": "lisp</w:t>
+      </w:r>
+      <w:proofErr w:type="gramStart"/>
+      <w:r>
+        <w:rPr>
+          <w:rFonts w:ascii="Consolas" w:eastAsia="Consolas" w:hAnsi="Consolas" w:cs="Consolas"/>
+          <w:sz w:val="18"/>
+          <w:szCs w:val="18"/>
+        </w:rPr>
+        <w:t>" }</w:t>
+      </w:r>
+      <w:proofErr w:type="gramEnd"/>
+      <w:r>
+        <w:rPr>
+          <w:rFonts w:ascii="Consolas" w:eastAsia="Consolas" w:hAnsi="Consolas" w:cs="Consolas"/>
+          <w:sz w:val="18"/>
+          <w:szCs w:val="18"/>
+        </w:rPr>
+        <w:t>,</w:t>
       </w:r>
     </w:p>
     <w:p>
@@ -9759,7 +12877,25 @@
           <w:sz w:val="18"/>
           <w:szCs w:val="18"/>
         </w:rPr>
-        <w:t xml:space="preserve">  "provenance": { "source": "structural", "confidence": 1.0,</w:t>
+        <w:t xml:space="preserve">  "provenance": </w:t>
+      </w:r>
+      <w:proofErr w:type="gramStart"/>
+      <w:r>
+        <w:rPr>
+          <w:rFonts w:ascii="Consolas" w:eastAsia="Consolas" w:hAnsi="Consolas" w:cs="Consolas"/>
+          <w:sz w:val="18"/>
+          <w:szCs w:val="18"/>
+        </w:rPr>
+        <w:t>{ "</w:t>
+      </w:r>
+      <w:proofErr w:type="gramEnd"/>
+      <w:r>
+        <w:rPr>
+          <w:rFonts w:ascii="Consolas" w:eastAsia="Consolas" w:hAnsi="Consolas" w:cs="Consolas"/>
+          <w:sz w:val="18"/>
+          <w:szCs w:val="18"/>
+        </w:rPr>
+        <w:t>source": "structural", "confidence": 1.0,</w:t>
       </w:r>
     </w:p>
     <w:p>
@@ -9774,6 +12910,7 @@
           <w:sz w:val="18"/>
           <w:szCs w:val="18"/>
         </w:rPr>
+        <w:lastRenderedPageBreak/>
         <w:t xml:space="preserve">                  "</w:t>
       </w:r>
       <w:proofErr w:type="spellStart"/>
@@ -9828,8 +12965,18 @@
           <w:sz w:val="18"/>
           <w:szCs w:val="18"/>
         </w:rPr>
-        <w:t>", "stale": false }</w:t>
-      </w:r>
+        <w:t xml:space="preserve">", "stale": </w:t>
+      </w:r>
+      <w:proofErr w:type="gramStart"/>
+      <w:r>
+        <w:rPr>
+          <w:rFonts w:ascii="Consolas" w:eastAsia="Consolas" w:hAnsi="Consolas" w:cs="Consolas"/>
+          <w:sz w:val="18"/>
+          <w:szCs w:val="18"/>
+        </w:rPr>
+        <w:t>false }</w:t>
+      </w:r>
+      <w:proofErr w:type="gramEnd"/>
     </w:p>
     <w:p>
       <w:pPr>
@@ -9859,7 +13006,7 @@
         <w:pStyle w:val="Heading1"/>
         <w:spacing w:before="320" w:after="160"/>
       </w:pPr>
-      <w:bookmarkStart w:id="35" w:name="_Toc236034290"/>
+      <w:bookmarkStart w:id="37" w:name="_Toc236037221"/>
       <w:r>
         <w:t>13. MCP Server (loom-</w:t>
       </w:r>
@@ -9871,7 +13018,7 @@
       <w:r>
         <w:t>)</w:t>
       </w:r>
-      <w:bookmarkEnd w:id="35"/>
+      <w:bookmarkEnd w:id="37"/>
     </w:p>
     <w:p>
       <w:pPr>
@@ -9905,7 +13052,15 @@
         <w:t xml:space="preserve"> to the HTTP endpoint is a twenty-line fallback that changes nothing in this design. Tool descriptions embed the ontol</w:t>
       </w:r>
       <w:r>
-        <w:t>ogy schema so the model knows the vocabulary without discovery calls.</w:t>
+        <w:t xml:space="preserve">ogy </w:t>
+      </w:r>
+      <w:proofErr w:type="gramStart"/>
+      <w:r>
+        <w:t>schema</w:t>
+      </w:r>
+      <w:proofErr w:type="gramEnd"/>
+      <w:r>
+        <w:t xml:space="preserve"> so the model knows the vocabulary without discovery calls.</w:t>
       </w:r>
     </w:p>
     <w:tbl>
@@ -10039,12 +13194,21 @@
             <w:pPr>
               <w:spacing w:line="252" w:lineRule="auto"/>
             </w:pPr>
+            <w:proofErr w:type="gramStart"/>
             <w:r>
               <w:rPr>
                 <w:sz w:val="19"/>
                 <w:szCs w:val="19"/>
               </w:rPr>
-              <w:t>Search entities by type, name, and properties. The entry point for “where is X defined.”</w:t>
+              <w:t>Search</w:t>
+            </w:r>
+            <w:proofErr w:type="gramEnd"/>
+            <w:r>
+              <w:rPr>
+                <w:sz w:val="19"/>
+                <w:szCs w:val="19"/>
+              </w:rPr>
+              <w:t xml:space="preserve"> entities by type, name, and properties. The entry point for “where is X defined.”</w:t>
             </w:r>
           </w:p>
         </w:tc>
@@ -10345,11 +13509,7 @@
       </w:r>
       <w:proofErr w:type="spellEnd"/>
       <w:r>
-        <w:t xml:space="preserve"> is the tool that attacks the original problem statement — tokens spent rediscovering the same code. Its first implementation is deliberately simple (seed entities from the task text by name matching, expand </w:t>
-      </w:r>
-      <w:r>
-        <w:lastRenderedPageBreak/>
-        <w:t>one hop, attach non-stale decisions and active rules touching those entities, truncate to budget) and it should be instrumented from the first day, because the log of what agents asked for and what they were given is the only honest evidence that the graph is earning its keep.</w:t>
+        <w:t xml:space="preserve"> is the tool that attacks the original problem statement — tokens spent rediscovering the same code. Its first implementation is deliberately simple (seed entities from the task text by name matching, expand one hop, attach non-stale decisions and active rules touching those entities, truncate to budget) and it should be instrumented from the first day, because the log of what agents asked for and what they were given is the only honest evidence that the graph is earning its keep.</w:t>
       </w:r>
     </w:p>
     <w:p>
@@ -10357,11 +13517,11 @@
         <w:pStyle w:val="Heading1"/>
         <w:spacing w:before="320" w:after="160"/>
       </w:pPr>
-      <w:bookmarkStart w:id="36" w:name="_Toc236034291"/>
+      <w:bookmarkStart w:id="38" w:name="_Toc236037222"/>
       <w:r>
         <w:t>14. Testing Strategy</w:t>
       </w:r>
-      <w:bookmarkEnd w:id="36"/>
+      <w:bookmarkEnd w:id="38"/>
     </w:p>
     <w:p>
       <w:pPr>
@@ -10376,17 +13536,18 @@
         <w:pStyle w:val="Heading2"/>
         <w:spacing w:before="260" w:after="140"/>
       </w:pPr>
-      <w:bookmarkStart w:id="37" w:name="_Toc236034292"/>
+      <w:bookmarkStart w:id="39" w:name="_Toc236037223"/>
       <w:r>
         <w:t>14.1 Test levels and bootstrap order</w:t>
       </w:r>
-      <w:bookmarkEnd w:id="37"/>
+      <w:bookmarkEnd w:id="39"/>
     </w:p>
     <w:p>
       <w:pPr>
         <w:spacing w:after="160"/>
       </w:pPr>
       <w:r>
+        <w:lastRenderedPageBreak/>
         <w:t>Self-hosting has an obvious ordering problem — Loom cannot test Loom until Loom works — so the suite is stratified and the levels run in order.</w:t>
       </w:r>
     </w:p>
@@ -10463,11 +13624,11 @@
         <w:pStyle w:val="Heading2"/>
         <w:spacing w:before="260" w:after="140"/>
       </w:pPr>
-      <w:bookmarkStart w:id="38" w:name="_Toc236034293"/>
+      <w:bookmarkStart w:id="40" w:name="_Toc236037224"/>
       <w:r>
         <w:t>14.2 Self-analysis as the primary fixture</w:t>
       </w:r>
-      <w:bookmarkEnd w:id="38"/>
+      <w:bookmarkEnd w:id="40"/>
     </w:p>
     <w:p>
       <w:pPr>
@@ -10498,18 +13659,26 @@
         <w:pStyle w:val="Heading2"/>
         <w:spacing w:before="260" w:after="140"/>
       </w:pPr>
-      <w:bookmarkStart w:id="39" w:name="_Toc236034294"/>
+      <w:bookmarkStart w:id="41" w:name="_Toc236037225"/>
       <w:r>
         <w:t>14.3 Architectural invariants as executable queries</w:t>
       </w:r>
-      <w:bookmarkEnd w:id="39"/>
+      <w:bookmarkEnd w:id="41"/>
     </w:p>
     <w:p>
       <w:pPr>
         <w:spacing w:after="160"/>
       </w:pPr>
       <w:r>
-        <w:t xml:space="preserve">This is the real payoff of self-hosting, and under the documentation model it becomes something better than a test suite: the rules live in docs/rules as YAML, they are indexed like everything else, and the test suite runs them. A violation fails the build, and the same rule that failed the build is the one a human reads and an agent is handed by </w:t>
+        <w:t xml:space="preserve">This is the real payoff of self-hosting, and under the documentation model it becomes something better than a test suite: the rules live in docs/rules as YAML, they are indexed like everything else, and the test suite runs them. A violation fails the build, and the same rule that failed the build is the one a </w:t>
+      </w:r>
+      <w:proofErr w:type="gramStart"/>
+      <w:r>
+        <w:t>human reads</w:t>
+      </w:r>
+      <w:proofErr w:type="gramEnd"/>
+      <w:r>
+        <w:t xml:space="preserve"> and an agent is handed by </w:t>
       </w:r>
       <w:proofErr w:type="spellStart"/>
       <w:r>
@@ -10574,7 +13743,6 @@
                 <w:sz w:val="19"/>
                 <w:szCs w:val="19"/>
               </w:rPr>
-              <w:lastRenderedPageBreak/>
               <w:t>Invariant</w:t>
             </w:r>
           </w:p>
@@ -11100,6 +14268,7 @@
         <w:spacing w:before="200" w:after="120"/>
       </w:pPr>
       <w:r>
+        <w:lastRenderedPageBreak/>
         <w:t>Written out, an invariant test is short, because the graph has already done the work:</w:t>
       </w:r>
     </w:p>
@@ -11130,7 +14299,25 @@
           <w:sz w:val="18"/>
           <w:szCs w:val="18"/>
         </w:rPr>
-        <w:t xml:space="preserve">  (let* ((view      (analyze-self))</w:t>
+        <w:t xml:space="preserve">  (let* ((view   </w:t>
+      </w:r>
+      <w:proofErr w:type="gramStart"/>
+      <w:r>
+        <w:rPr>
+          <w:rFonts w:ascii="Consolas" w:eastAsia="Consolas" w:hAnsi="Consolas" w:cs="Consolas"/>
+          <w:sz w:val="18"/>
+          <w:szCs w:val="18"/>
+        </w:rPr>
+        <w:t xml:space="preserve">   (</w:t>
+      </w:r>
+      <w:proofErr w:type="gramEnd"/>
+      <w:r>
+        <w:rPr>
+          <w:rFonts w:ascii="Consolas" w:eastAsia="Consolas" w:hAnsi="Consolas" w:cs="Consolas"/>
+          <w:sz w:val="18"/>
+          <w:szCs w:val="18"/>
+        </w:rPr>
+        <w:t>analyze-self))</w:t>
       </w:r>
     </w:p>
     <w:p>
@@ -11145,8 +14332,54 @@
           <w:sz w:val="18"/>
           <w:szCs w:val="18"/>
         </w:rPr>
-        <w:t xml:space="preserve">         (offenders (edges-between-systems view :loom-ontology :outside</w:t>
-      </w:r>
+        <w:t xml:space="preserve">         (</w:t>
+      </w:r>
+      <w:proofErr w:type="gramStart"/>
+      <w:r>
+        <w:rPr>
+          <w:rFonts w:ascii="Consolas" w:eastAsia="Consolas" w:hAnsi="Consolas" w:cs="Consolas"/>
+          <w:sz w:val="18"/>
+          <w:szCs w:val="18"/>
+        </w:rPr>
+        <w:t>offenders</w:t>
+      </w:r>
+      <w:proofErr w:type="gramEnd"/>
+      <w:r>
+        <w:rPr>
+          <w:rFonts w:ascii="Consolas" w:eastAsia="Consolas" w:hAnsi="Consolas" w:cs="Consolas"/>
+          <w:sz w:val="18"/>
+          <w:szCs w:val="18"/>
+        </w:rPr>
+        <w:t xml:space="preserve"> (edges-between-systems </w:t>
+      </w:r>
+      <w:proofErr w:type="gramStart"/>
+      <w:r>
+        <w:rPr>
+          <w:rFonts w:ascii="Consolas" w:eastAsia="Consolas" w:hAnsi="Consolas" w:cs="Consolas"/>
+          <w:sz w:val="18"/>
+          <w:szCs w:val="18"/>
+        </w:rPr>
+        <w:t>view :loom</w:t>
+      </w:r>
+      <w:proofErr w:type="gramEnd"/>
+      <w:r>
+        <w:rPr>
+          <w:rFonts w:ascii="Consolas" w:eastAsia="Consolas" w:hAnsi="Consolas" w:cs="Consolas"/>
+          <w:sz w:val="18"/>
+          <w:szCs w:val="18"/>
+        </w:rPr>
+        <w:t>-</w:t>
+      </w:r>
+      <w:proofErr w:type="gramStart"/>
+      <w:r>
+        <w:rPr>
+          <w:rFonts w:ascii="Consolas" w:eastAsia="Consolas" w:hAnsi="Consolas" w:cs="Consolas"/>
+          <w:sz w:val="18"/>
+          <w:szCs w:val="18"/>
+        </w:rPr>
+        <w:t>ontology :outside</w:t>
+      </w:r>
+      <w:proofErr w:type="gramEnd"/>
     </w:p>
     <w:p>
       <w:pPr>
@@ -11160,7 +14393,16 @@
           <w:sz w:val="18"/>
           <w:szCs w:val="18"/>
         </w:rPr>
-        <w:t xml:space="preserve">                                           :</w:t>
+        <w:t xml:space="preserve">                                           </w:t>
+      </w:r>
+      <w:proofErr w:type="gramStart"/>
+      <w:r>
+        <w:rPr>
+          <w:rFonts w:ascii="Consolas" w:eastAsia="Consolas" w:hAnsi="Consolas" w:cs="Consolas"/>
+          <w:sz w:val="18"/>
+          <w:szCs w:val="18"/>
+        </w:rPr>
+        <w:t>:</w:t>
       </w:r>
       <w:proofErr w:type="spellStart"/>
       <w:r>
@@ -11172,13 +14414,32 @@
         <w:t>rel</w:t>
       </w:r>
       <w:proofErr w:type="spellEnd"/>
-      <w:r>
-        <w:rPr>
-          <w:rFonts w:ascii="Consolas" w:eastAsia="Consolas" w:hAnsi="Consolas" w:cs="Consolas"/>
-          <w:sz w:val="18"/>
-          <w:szCs w:val="18"/>
-        </w:rPr>
-        <w:t>-types '(:calls :imports :depends-on))))</w:t>
+      <w:proofErr w:type="gramEnd"/>
+      <w:r>
+        <w:rPr>
+          <w:rFonts w:ascii="Consolas" w:eastAsia="Consolas" w:hAnsi="Consolas" w:cs="Consolas"/>
+          <w:sz w:val="18"/>
+          <w:szCs w:val="18"/>
+        </w:rPr>
+        <w:t>-types '</w:t>
+      </w:r>
+      <w:proofErr w:type="gramStart"/>
+      <w:r>
+        <w:rPr>
+          <w:rFonts w:ascii="Consolas" w:eastAsia="Consolas" w:hAnsi="Consolas" w:cs="Consolas"/>
+          <w:sz w:val="18"/>
+          <w:szCs w:val="18"/>
+        </w:rPr>
+        <w:t>(:calls :imports :depends</w:t>
+      </w:r>
+      <w:proofErr w:type="gramEnd"/>
+      <w:r>
+        <w:rPr>
+          <w:rFonts w:ascii="Consolas" w:eastAsia="Consolas" w:hAnsi="Consolas" w:cs="Consolas"/>
+          <w:sz w:val="18"/>
+          <w:szCs w:val="18"/>
+        </w:rPr>
+        <w:t>-on))))</w:t>
       </w:r>
     </w:p>
     <w:p>
@@ -11208,7 +14469,25 @@
           <w:sz w:val="18"/>
           <w:szCs w:val="18"/>
         </w:rPr>
-        <w:t xml:space="preserve">        "loom-ontology must not depend on other systems; found: ~a" offenders)))</w:t>
+        <w:t xml:space="preserve">        "</w:t>
+      </w:r>
+      <w:proofErr w:type="gramStart"/>
+      <w:r>
+        <w:rPr>
+          <w:rFonts w:ascii="Consolas" w:eastAsia="Consolas" w:hAnsi="Consolas" w:cs="Consolas"/>
+          <w:sz w:val="18"/>
+          <w:szCs w:val="18"/>
+        </w:rPr>
+        <w:t>loom</w:t>
+      </w:r>
+      <w:proofErr w:type="gramEnd"/>
+      <w:r>
+        <w:rPr>
+          <w:rFonts w:ascii="Consolas" w:eastAsia="Consolas" w:hAnsi="Consolas" w:cs="Consolas"/>
+          <w:sz w:val="18"/>
+          <w:szCs w:val="18"/>
+        </w:rPr>
+        <w:t>-ontology must not depend on other systems; found: ~a" offenders)))</w:t>
       </w:r>
     </w:p>
     <w:p>
@@ -11216,11 +14495,11 @@
         <w:pStyle w:val="Heading2"/>
         <w:spacing w:before="260" w:after="140"/>
       </w:pPr>
-      <w:bookmarkStart w:id="40" w:name="_Toc236034295"/>
+      <w:bookmarkStart w:id="42" w:name="_Toc236037226"/>
       <w:r>
         <w:t>14.4 Rebuild and incremental equivalence</w:t>
       </w:r>
-      <w:bookmarkEnd w:id="40"/>
+      <w:bookmarkEnd w:id="42"/>
     </w:p>
     <w:p>
       <w:pPr>
@@ -11249,11 +14528,11 @@
         <w:pStyle w:val="Heading2"/>
         <w:spacing w:before="260" w:after="140"/>
       </w:pPr>
-      <w:bookmarkStart w:id="41" w:name="_Toc236034296"/>
+      <w:bookmarkStart w:id="43" w:name="_Toc236037227"/>
       <w:r>
         <w:t>14.5 Guarding against vacuous passes</w:t>
       </w:r>
-      <w:bookmarkEnd w:id="41"/>
+      <w:bookmarkEnd w:id="43"/>
     </w:p>
     <w:p>
       <w:pPr>
@@ -11263,7 +14542,15 @@
         <w:t>Most of the invariants in Section 14.3 are negative assertions — no edge of this kind exists. If the analyzer silently emits nothing, every one of them passes. A self-hosting suite is therefore only as trustworthy as its positive assertions, and each prohibition is paired with one: minimum entity and relationship counts per system, presence of the named sentinel entities, a check that the count of analyzed modules equals the number of source files on disk, and a check that every YAML file under docs/ produc</w:t>
       </w:r>
       <w:r>
-        <w:t>ed an entity. Without these, the suite turns green precisely as it goes blind.</w:t>
+        <w:t xml:space="preserve">ed an entity. Without </w:t>
+      </w:r>
+      <w:proofErr w:type="gramStart"/>
+      <w:r>
+        <w:t>these</w:t>
+      </w:r>
+      <w:proofErr w:type="gramEnd"/>
+      <w:r>
+        <w:t>, the suite turns green precisely as it goes blind.</w:t>
       </w:r>
     </w:p>
     <w:p>
@@ -11271,18 +14558,17 @@
         <w:pStyle w:val="Heading2"/>
         <w:spacing w:before="260" w:after="140"/>
       </w:pPr>
-      <w:bookmarkStart w:id="42" w:name="_Toc236034297"/>
+      <w:bookmarkStart w:id="44" w:name="_Toc236037228"/>
       <w:r>
         <w:t>14.6 What self-hosting does not cover</w:t>
       </w:r>
-      <w:bookmarkEnd w:id="42"/>
+      <w:bookmarkEnd w:id="44"/>
     </w:p>
     <w:p>
       <w:pPr>
         <w:spacing w:after="160"/>
       </w:pPr>
       <w:r>
-        <w:lastRenderedPageBreak/>
         <w:t>Loom’s source is Common Lisp, so self-analysis exercises the reader-based analyzer and never touches the Tree-sitter path. TypeScript coverage stays with the golden-file analyzer tests — a source file in, an expected operation list out, checked in as documentation of what the analyzer extracts — and with level 2 runs against the game engine. Self-analysis is also uniform and small: one repository, one language, thousands of lines rather than millions. Scale behavior, multi-language repositories, watcher beh</w:t>
       </w:r>
       <w:r>
@@ -11294,11 +14580,11 @@
         <w:pStyle w:val="Heading1"/>
         <w:spacing w:before="320" w:after="160"/>
       </w:pPr>
-      <w:bookmarkStart w:id="43" w:name="_Toc236034298"/>
+      <w:bookmarkStart w:id="45" w:name="_Toc236037229"/>
       <w:r>
         <w:t>15. Risks and Spike Plan</w:t>
       </w:r>
-      <w:bookmarkEnd w:id="43"/>
+      <w:bookmarkEnd w:id="45"/>
     </w:p>
     <w:p>
       <w:pPr>
@@ -11308,7 +14594,19 @@
         <w:t>The analyzer, graph, ontology, and knowledge services are implemented; the spikes that remain are the ones this revision introduces or leaves outstanding. Spike A: the process shell — command loop, thread supervision with *debugger-hook* bound, watch and reindex against a real repository, and a deliberate mid-analysis error to confirm that the watcher survives it, that status reports it, and that the offending file is marked rather than missing. Spike B: MCP over HTTP from Claude Code against the running pr</w:t>
       </w:r>
       <w:r>
-        <w:t>ocess, with one trivial tool, which retires the transport question raised in Section 13 and proves the consumption path on Windows. Spike C: the documentation pipeline end to end — a decision and a rule in docs/, indexed, linked to real entities, with the rule’s check running and failing on a deliberately introduced layering violation. Spike C is the one that most changes the character of the system, because it is where the graph starts holding knowledge that no analyzer could derive.</w:t>
+        <w:t xml:space="preserve">ocess, with one trivial tool, which </w:t>
+      </w:r>
+      <w:r>
+        <w:lastRenderedPageBreak/>
+        <w:t xml:space="preserve">retires the transport question raised in Section 13 and proves the consumption path on Windows. Spike C: the documentation pipeline end to end — a decision and a rule in docs/, indexed, linked to real entities, with the rule’s check running and failing on a deliberately introduced layering violation. Spike C is the one that </w:t>
+      </w:r>
+      <w:proofErr w:type="gramStart"/>
+      <w:r>
+        <w:t>most changes the character of the system</w:t>
+      </w:r>
+      <w:proofErr w:type="gramEnd"/>
+      <w:r>
+        <w:t>, because it is where the graph starts holding knowledge that no analyzer could derive.</w:t>
       </w:r>
     </w:p>
     <w:p>
@@ -11340,11 +14638,22 @@
         <w:pStyle w:val="Heading1"/>
         <w:spacing w:before="320" w:after="160"/>
       </w:pPr>
-      <w:bookmarkStart w:id="44" w:name="_Toc236034299"/>
+      <w:bookmarkStart w:id="46" w:name="_Toc236037230"/>
       <w:r>
         <w:t>16. Repository Layout</w:t>
       </w:r>
-      <w:bookmarkEnd w:id="44"/>
+      <w:bookmarkEnd w:id="46"/>
+    </w:p>
+    <w:p>
+      <w:pPr>
+        <w:spacing w:after="160"/>
+      </w:pPr>
+      <w:r>
+        <w:t>The previous revision sketched a greenfield tree in which each directory was named for its ASDF system. That was a proposal, not a specification, and it should not be acted on: directory names and system names are independent, only the system names appear in code, and renaming directories is expensive here in a way it was not before. Ids derive from paths and every fact carries an origin-file, so moving a directory rewrites every id in the index, invalidates the cache wholesale, and breaks any golden-file t</w:t>
+      </w:r>
+      <w:r>
+        <w:t>est keyed on a path. Under files-as-truth, paths are part of identity. The existing tree stands.</w:t>
+      </w:r>
     </w:p>
     <w:p>
       <w:pPr>
@@ -11352,13 +14661,23 @@
         <w:spacing w:line="240" w:lineRule="auto"/>
         <w:ind w:left="240" w:right="240"/>
       </w:pPr>
-      <w:r>
-        <w:rPr>
-          <w:rFonts w:ascii="Consolas" w:eastAsia="Consolas" w:hAnsi="Consolas" w:cs="Consolas"/>
-          <w:sz w:val="18"/>
-          <w:szCs w:val="18"/>
-        </w:rPr>
-        <w:t>loom/</w:t>
+      <w:proofErr w:type="spellStart"/>
+      <w:r>
+        <w:rPr>
+          <w:rFonts w:ascii="Consolas" w:eastAsia="Consolas" w:hAnsi="Consolas" w:cs="Consolas"/>
+          <w:sz w:val="18"/>
+          <w:szCs w:val="18"/>
+        </w:rPr>
+        <w:t>src</w:t>
+      </w:r>
+      <w:proofErr w:type="spellEnd"/>
+      <w:r>
+        <w:rPr>
+          <w:rFonts w:ascii="Consolas" w:eastAsia="Consolas" w:hAnsi="Consolas" w:cs="Consolas"/>
+          <w:sz w:val="18"/>
+          <w:szCs w:val="18"/>
+        </w:rPr>
+        <w:t>/</w:t>
       </w:r>
     </w:p>
     <w:p>
@@ -11373,25 +14692,25 @@
           <w:sz w:val="18"/>
           <w:szCs w:val="18"/>
         </w:rPr>
-        <w:t xml:space="preserve">  loom-ontology/     ; classes, </w:t>
-      </w:r>
-      <w:proofErr w:type="spellStart"/>
-      <w:r>
-        <w:rPr>
-          <w:rFonts w:ascii="Consolas" w:eastAsia="Consolas" w:hAnsi="Consolas" w:cs="Consolas"/>
-          <w:sz w:val="18"/>
-          <w:szCs w:val="18"/>
-        </w:rPr>
-        <w:t>mixins</w:t>
-      </w:r>
-      <w:proofErr w:type="spellEnd"/>
-      <w:r>
-        <w:rPr>
-          <w:rFonts w:ascii="Consolas" w:eastAsia="Consolas" w:hAnsi="Consolas" w:cs="Consolas"/>
-          <w:sz w:val="18"/>
-          <w:szCs w:val="18"/>
-        </w:rPr>
-        <w:t>, define-entity-type, ops</w:t>
+        <w:t xml:space="preserve">  ontology/       </w:t>
+      </w:r>
+      <w:proofErr w:type="gramStart"/>
+      <w:r>
+        <w:rPr>
+          <w:rFonts w:ascii="Consolas" w:eastAsia="Consolas" w:hAnsi="Consolas" w:cs="Consolas"/>
+          <w:sz w:val="18"/>
+          <w:szCs w:val="18"/>
+        </w:rPr>
+        <w:t xml:space="preserve">  ;</w:t>
+      </w:r>
+      <w:proofErr w:type="gramEnd"/>
+      <w:r>
+        <w:rPr>
+          <w:rFonts w:ascii="Consolas" w:eastAsia="Consolas" w:hAnsi="Consolas" w:cs="Consolas"/>
+          <w:sz w:val="18"/>
+          <w:szCs w:val="18"/>
+        </w:rPr>
+        <w:t xml:space="preserve"> loom-ontology      implemented</w:t>
       </w:r>
     </w:p>
     <w:p>
@@ -11406,7 +14725,25 @@
           <w:sz w:val="18"/>
           <w:szCs w:val="18"/>
         </w:rPr>
-        <w:t xml:space="preserve">  loom-adapter/      ; protocol + in-memory backend</w:t>
+        <w:t xml:space="preserve">  graph/          </w:t>
+      </w:r>
+      <w:proofErr w:type="gramStart"/>
+      <w:r>
+        <w:rPr>
+          <w:rFonts w:ascii="Consolas" w:eastAsia="Consolas" w:hAnsi="Consolas" w:cs="Consolas"/>
+          <w:sz w:val="18"/>
+          <w:szCs w:val="18"/>
+        </w:rPr>
+        <w:t xml:space="preserve">  ;</w:t>
+      </w:r>
+      <w:proofErr w:type="gramEnd"/>
+      <w:r>
+        <w:rPr>
+          <w:rFonts w:ascii="Consolas" w:eastAsia="Consolas" w:hAnsi="Consolas" w:cs="Consolas"/>
+          <w:sz w:val="18"/>
+          <w:szCs w:val="18"/>
+        </w:rPr>
+        <w:t xml:space="preserve"> loom-graph         implemented</w:t>
       </w:r>
     </w:p>
     <w:p>
@@ -11421,7 +14758,25 @@
           <w:sz w:val="18"/>
           <w:szCs w:val="18"/>
         </w:rPr>
-        <w:t xml:space="preserve">  loom-graph/        ; graph manager, transactions, queries, impact</w:t>
+        <w:t xml:space="preserve">  analyzer/       </w:t>
+      </w:r>
+      <w:proofErr w:type="gramStart"/>
+      <w:r>
+        <w:rPr>
+          <w:rFonts w:ascii="Consolas" w:eastAsia="Consolas" w:hAnsi="Consolas" w:cs="Consolas"/>
+          <w:sz w:val="18"/>
+          <w:szCs w:val="18"/>
+        </w:rPr>
+        <w:t xml:space="preserve">  ;</w:t>
+      </w:r>
+      <w:proofErr w:type="gramEnd"/>
+      <w:r>
+        <w:rPr>
+          <w:rFonts w:ascii="Consolas" w:eastAsia="Consolas" w:hAnsi="Consolas" w:cs="Consolas"/>
+          <w:sz w:val="18"/>
+          <w:szCs w:val="18"/>
+        </w:rPr>
+        <w:t xml:space="preserve"> loom-analyzer      implemented</w:t>
       </w:r>
     </w:p>
     <w:p>
@@ -11436,25 +14791,25 @@
           <w:sz w:val="18"/>
           <w:szCs w:val="18"/>
         </w:rPr>
-        <w:t xml:space="preserve">  loom-analyzer/     ; protocol, tree-sitter driver, lisp + </w:t>
-      </w:r>
-      <w:proofErr w:type="spellStart"/>
-      <w:r>
-        <w:rPr>
-          <w:rFonts w:ascii="Consolas" w:eastAsia="Consolas" w:hAnsi="Consolas" w:cs="Consolas"/>
-          <w:sz w:val="18"/>
-          <w:szCs w:val="18"/>
-        </w:rPr>
-        <w:t>ts</w:t>
-      </w:r>
-      <w:proofErr w:type="spellEnd"/>
-      <w:r>
-        <w:rPr>
-          <w:rFonts w:ascii="Consolas" w:eastAsia="Consolas" w:hAnsi="Consolas" w:cs="Consolas"/>
-          <w:sz w:val="18"/>
-          <w:szCs w:val="18"/>
-        </w:rPr>
-        <w:t xml:space="preserve"> analyzers</w:t>
+        <w:t xml:space="preserve">  knowledge/      </w:t>
+      </w:r>
+      <w:proofErr w:type="gramStart"/>
+      <w:r>
+        <w:rPr>
+          <w:rFonts w:ascii="Consolas" w:eastAsia="Consolas" w:hAnsi="Consolas" w:cs="Consolas"/>
+          <w:sz w:val="18"/>
+          <w:szCs w:val="18"/>
+        </w:rPr>
+        <w:t xml:space="preserve">  ;</w:t>
+      </w:r>
+      <w:proofErr w:type="gramEnd"/>
+      <w:r>
+        <w:rPr>
+          <w:rFonts w:ascii="Consolas" w:eastAsia="Consolas" w:hAnsi="Consolas" w:cs="Consolas"/>
+          <w:sz w:val="18"/>
+          <w:szCs w:val="18"/>
+        </w:rPr>
+        <w:t xml:space="preserve"> loom-knowledge     implemented</w:t>
       </w:r>
     </w:p>
     <w:p>
@@ -11469,25 +14824,25 @@
           <w:sz w:val="18"/>
           <w:szCs w:val="18"/>
         </w:rPr>
-        <w:t xml:space="preserve">  loom-docs/         ; </w:t>
-      </w:r>
-      <w:proofErr w:type="spellStart"/>
-      <w:r>
-        <w:rPr>
-          <w:rFonts w:ascii="Consolas" w:eastAsia="Consolas" w:hAnsi="Consolas" w:cs="Consolas"/>
-          <w:sz w:val="18"/>
-          <w:szCs w:val="18"/>
-        </w:rPr>
-        <w:t>yaml</w:t>
-      </w:r>
-      <w:proofErr w:type="spellEnd"/>
-      <w:r>
-        <w:rPr>
-          <w:rFonts w:ascii="Consolas" w:eastAsia="Consolas" w:hAnsi="Consolas" w:cs="Consolas"/>
-          <w:sz w:val="18"/>
-          <w:szCs w:val="18"/>
-        </w:rPr>
-        <w:t xml:space="preserve"> document analyzer, link resolution, rule compiler</w:t>
+        <w:t xml:space="preserve">  adapter/        </w:t>
+      </w:r>
+      <w:proofErr w:type="gramStart"/>
+      <w:r>
+        <w:rPr>
+          <w:rFonts w:ascii="Consolas" w:eastAsia="Consolas" w:hAnsi="Consolas" w:cs="Consolas"/>
+          <w:sz w:val="18"/>
+          <w:szCs w:val="18"/>
+        </w:rPr>
+        <w:t xml:space="preserve">  ;</w:t>
+      </w:r>
+      <w:proofErr w:type="gramEnd"/>
+      <w:r>
+        <w:rPr>
+          <w:rFonts w:ascii="Consolas" w:eastAsia="Consolas" w:hAnsi="Consolas" w:cs="Consolas"/>
+          <w:sz w:val="18"/>
+          <w:szCs w:val="18"/>
+        </w:rPr>
+        <w:t xml:space="preserve"> loom-adapter</w:t>
       </w:r>
     </w:p>
     <w:p>
@@ -11502,7 +14857,25 @@
           <w:sz w:val="18"/>
           <w:szCs w:val="18"/>
         </w:rPr>
-        <w:t xml:space="preserve">  loom-workspace/    ; watcher, overlays, snapshots, dispatch</w:t>
+        <w:t xml:space="preserve">  docs-analyzer/  </w:t>
+      </w:r>
+      <w:proofErr w:type="gramStart"/>
+      <w:r>
+        <w:rPr>
+          <w:rFonts w:ascii="Consolas" w:eastAsia="Consolas" w:hAnsi="Consolas" w:cs="Consolas"/>
+          <w:sz w:val="18"/>
+          <w:szCs w:val="18"/>
+        </w:rPr>
+        <w:t xml:space="preserve">  ;</w:t>
+      </w:r>
+      <w:proofErr w:type="gramEnd"/>
+      <w:r>
+        <w:rPr>
+          <w:rFonts w:ascii="Consolas" w:eastAsia="Consolas" w:hAnsi="Consolas" w:cs="Consolas"/>
+          <w:sz w:val="18"/>
+          <w:szCs w:val="18"/>
+        </w:rPr>
+        <w:t xml:space="preserve"> loom-docs</w:t>
       </w:r>
     </w:p>
     <w:p>
@@ -11517,43 +14890,25 @@
           <w:sz w:val="18"/>
           <w:szCs w:val="18"/>
         </w:rPr>
-        <w:t xml:space="preserve">  loom-rest/         ; </w:t>
-      </w:r>
-      <w:proofErr w:type="spellStart"/>
-      <w:r>
-        <w:rPr>
-          <w:rFonts w:ascii="Consolas" w:eastAsia="Consolas" w:hAnsi="Consolas" w:cs="Consolas"/>
-          <w:sz w:val="18"/>
-          <w:szCs w:val="18"/>
-        </w:rPr>
-        <w:t>hunchentoot</w:t>
-      </w:r>
-      <w:proofErr w:type="spellEnd"/>
-      <w:r>
-        <w:rPr>
-          <w:rFonts w:ascii="Consolas" w:eastAsia="Consolas" w:hAnsi="Consolas" w:cs="Consolas"/>
-          <w:sz w:val="18"/>
-          <w:szCs w:val="18"/>
-        </w:rPr>
-        <w:t xml:space="preserve"> handlers, </w:t>
-      </w:r>
-      <w:proofErr w:type="spellStart"/>
-      <w:r>
-        <w:rPr>
-          <w:rFonts w:ascii="Consolas" w:eastAsia="Consolas" w:hAnsi="Consolas" w:cs="Consolas"/>
-          <w:sz w:val="18"/>
-          <w:szCs w:val="18"/>
-        </w:rPr>
-        <w:t>json</w:t>
-      </w:r>
-      <w:proofErr w:type="spellEnd"/>
-      <w:r>
-        <w:rPr>
-          <w:rFonts w:ascii="Consolas" w:eastAsia="Consolas" w:hAnsi="Consolas" w:cs="Consolas"/>
-          <w:sz w:val="18"/>
-          <w:szCs w:val="18"/>
-        </w:rPr>
-        <w:t xml:space="preserve"> codecs</w:t>
+        <w:t xml:space="preserve">  workspace/      </w:t>
+      </w:r>
+      <w:proofErr w:type="gramStart"/>
+      <w:r>
+        <w:rPr>
+          <w:rFonts w:ascii="Consolas" w:eastAsia="Consolas" w:hAnsi="Consolas" w:cs="Consolas"/>
+          <w:sz w:val="18"/>
+          <w:szCs w:val="18"/>
+        </w:rPr>
+        <w:t xml:space="preserve">  ;</w:t>
+      </w:r>
+      <w:proofErr w:type="gramEnd"/>
+      <w:r>
+        <w:rPr>
+          <w:rFonts w:ascii="Consolas" w:eastAsia="Consolas" w:hAnsi="Consolas" w:cs="Consolas"/>
+          <w:sz w:val="18"/>
+          <w:szCs w:val="18"/>
+        </w:rPr>
+        <w:t xml:space="preserve"> loom-workspace</w:t>
       </w:r>
     </w:p>
     <w:p>
@@ -11568,43 +14923,25 @@
           <w:sz w:val="18"/>
           <w:szCs w:val="18"/>
         </w:rPr>
-        <w:t xml:space="preserve">  loom-</w:t>
-      </w:r>
-      <w:proofErr w:type="spellStart"/>
-      <w:r>
-        <w:rPr>
-          <w:rFonts w:ascii="Consolas" w:eastAsia="Consolas" w:hAnsi="Consolas" w:cs="Consolas"/>
-          <w:sz w:val="18"/>
-          <w:szCs w:val="18"/>
-        </w:rPr>
-        <w:t>mcp</w:t>
-      </w:r>
-      <w:proofErr w:type="spellEnd"/>
-      <w:r>
-        <w:rPr>
-          <w:rFonts w:ascii="Consolas" w:eastAsia="Consolas" w:hAnsi="Consolas" w:cs="Consolas"/>
-          <w:sz w:val="18"/>
-          <w:szCs w:val="18"/>
-        </w:rPr>
-        <w:t xml:space="preserve">/          ; </w:t>
-      </w:r>
-      <w:proofErr w:type="spellStart"/>
-      <w:r>
-        <w:rPr>
-          <w:rFonts w:ascii="Consolas" w:eastAsia="Consolas" w:hAnsi="Consolas" w:cs="Consolas"/>
-          <w:sz w:val="18"/>
-          <w:szCs w:val="18"/>
-        </w:rPr>
-        <w:t>mcp</w:t>
-      </w:r>
-      <w:proofErr w:type="spellEnd"/>
-      <w:r>
-        <w:rPr>
-          <w:rFonts w:ascii="Consolas" w:eastAsia="Consolas" w:hAnsi="Consolas" w:cs="Consolas"/>
-          <w:sz w:val="18"/>
-          <w:szCs w:val="18"/>
-        </w:rPr>
-        <w:t xml:space="preserve"> over http</w:t>
+        <w:t xml:space="preserve">  rest/           </w:t>
+      </w:r>
+      <w:proofErr w:type="gramStart"/>
+      <w:r>
+        <w:rPr>
+          <w:rFonts w:ascii="Consolas" w:eastAsia="Consolas" w:hAnsi="Consolas" w:cs="Consolas"/>
+          <w:sz w:val="18"/>
+          <w:szCs w:val="18"/>
+        </w:rPr>
+        <w:t xml:space="preserve">  ;</w:t>
+      </w:r>
+      <w:proofErr w:type="gramEnd"/>
+      <w:r>
+        <w:rPr>
+          <w:rFonts w:ascii="Consolas" w:eastAsia="Consolas" w:hAnsi="Consolas" w:cs="Consolas"/>
+          <w:sz w:val="18"/>
+          <w:szCs w:val="18"/>
+        </w:rPr>
+        <w:t xml:space="preserve"> loom-rest</w:t>
       </w:r>
     </w:p>
     <w:p>
@@ -11619,8 +14956,54 @@
           <w:sz w:val="18"/>
           <w:szCs w:val="18"/>
         </w:rPr>
-        <w:t xml:space="preserve">  loom-process/      ; command loop, supervision, lifecycle, image build</w:t>
-      </w:r>
+        <w:t xml:space="preserve">  </w:t>
+      </w:r>
+      <w:proofErr w:type="spellStart"/>
+      <w:r>
+        <w:rPr>
+          <w:rFonts w:ascii="Consolas" w:eastAsia="Consolas" w:hAnsi="Consolas" w:cs="Consolas"/>
+          <w:sz w:val="18"/>
+          <w:szCs w:val="18"/>
+        </w:rPr>
+        <w:t>mcp</w:t>
+      </w:r>
+      <w:proofErr w:type="spellEnd"/>
+      <w:r>
+        <w:rPr>
+          <w:rFonts w:ascii="Consolas" w:eastAsia="Consolas" w:hAnsi="Consolas" w:cs="Consolas"/>
+          <w:sz w:val="18"/>
+          <w:szCs w:val="18"/>
+        </w:rPr>
+        <w:t xml:space="preserve">/            </w:t>
+      </w:r>
+      <w:proofErr w:type="gramStart"/>
+      <w:r>
+        <w:rPr>
+          <w:rFonts w:ascii="Consolas" w:eastAsia="Consolas" w:hAnsi="Consolas" w:cs="Consolas"/>
+          <w:sz w:val="18"/>
+          <w:szCs w:val="18"/>
+        </w:rPr>
+        <w:t xml:space="preserve">  ;</w:t>
+      </w:r>
+      <w:proofErr w:type="gramEnd"/>
+      <w:r>
+        <w:rPr>
+          <w:rFonts w:ascii="Consolas" w:eastAsia="Consolas" w:hAnsi="Consolas" w:cs="Consolas"/>
+          <w:sz w:val="18"/>
+          <w:szCs w:val="18"/>
+        </w:rPr>
+        <w:t xml:space="preserve"> loom-</w:t>
+      </w:r>
+      <w:proofErr w:type="spellStart"/>
+      <w:r>
+        <w:rPr>
+          <w:rFonts w:ascii="Consolas" w:eastAsia="Consolas" w:hAnsi="Consolas" w:cs="Consolas"/>
+          <w:sz w:val="18"/>
+          <w:szCs w:val="18"/>
+        </w:rPr>
+        <w:t>mcp</w:t>
+      </w:r>
+      <w:proofErr w:type="spellEnd"/>
     </w:p>
     <w:p>
       <w:pPr>
@@ -11634,7 +15017,25 @@
           <w:sz w:val="18"/>
           <w:szCs w:val="18"/>
         </w:rPr>
-        <w:t xml:space="preserve">  loom-tests/        ; suites, golden files, conformance, self-analysis</w:t>
+        <w:t xml:space="preserve">  process/        </w:t>
+      </w:r>
+      <w:proofErr w:type="gramStart"/>
+      <w:r>
+        <w:rPr>
+          <w:rFonts w:ascii="Consolas" w:eastAsia="Consolas" w:hAnsi="Consolas" w:cs="Consolas"/>
+          <w:sz w:val="18"/>
+          <w:szCs w:val="18"/>
+        </w:rPr>
+        <w:t xml:space="preserve">  ;</w:t>
+      </w:r>
+      <w:proofErr w:type="gramEnd"/>
+      <w:r>
+        <w:rPr>
+          <w:rFonts w:ascii="Consolas" w:eastAsia="Consolas" w:hAnsi="Consolas" w:cs="Consolas"/>
+          <w:sz w:val="18"/>
+          <w:szCs w:val="18"/>
+        </w:rPr>
+        <w:t xml:space="preserve"> loom-process</w:t>
       </w:r>
     </w:p>
     <w:p>
@@ -11649,7 +15050,25 @@
           <w:sz w:val="18"/>
           <w:szCs w:val="18"/>
         </w:rPr>
-        <w:t xml:space="preserve">  tools/             ; tree-sitter subprocess helper</w:t>
+        <w:t xml:space="preserve">tests/            </w:t>
+      </w:r>
+      <w:proofErr w:type="gramStart"/>
+      <w:r>
+        <w:rPr>
+          <w:rFonts w:ascii="Consolas" w:eastAsia="Consolas" w:hAnsi="Consolas" w:cs="Consolas"/>
+          <w:sz w:val="18"/>
+          <w:szCs w:val="18"/>
+        </w:rPr>
+        <w:t xml:space="preserve">  ;</w:t>
+      </w:r>
+      <w:proofErr w:type="gramEnd"/>
+      <w:r>
+        <w:rPr>
+          <w:rFonts w:ascii="Consolas" w:eastAsia="Consolas" w:hAnsi="Consolas" w:cs="Consolas"/>
+          <w:sz w:val="18"/>
+          <w:szCs w:val="18"/>
+        </w:rPr>
+        <w:t xml:space="preserve"> loom-tests</w:t>
       </w:r>
     </w:p>
     <w:p>
@@ -11664,7 +15083,25 @@
           <w:sz w:val="18"/>
           <w:szCs w:val="18"/>
         </w:rPr>
-        <w:t xml:space="preserve">  docs/</w:t>
+        <w:t xml:space="preserve">tools/            </w:t>
+      </w:r>
+      <w:proofErr w:type="gramStart"/>
+      <w:r>
+        <w:rPr>
+          <w:rFonts w:ascii="Consolas" w:eastAsia="Consolas" w:hAnsi="Consolas" w:cs="Consolas"/>
+          <w:sz w:val="18"/>
+          <w:szCs w:val="18"/>
+        </w:rPr>
+        <w:t xml:space="preserve">  ;</w:t>
+      </w:r>
+      <w:proofErr w:type="gramEnd"/>
+      <w:r>
+        <w:rPr>
+          <w:rFonts w:ascii="Consolas" w:eastAsia="Consolas" w:hAnsi="Consolas" w:cs="Consolas"/>
+          <w:sz w:val="18"/>
+          <w:szCs w:val="18"/>
+        </w:rPr>
+        <w:t xml:space="preserve"> tree-sitter subprocess helper</w:t>
       </w:r>
     </w:p>
     <w:p>
@@ -11679,7 +15116,7 @@
           <w:sz w:val="18"/>
           <w:szCs w:val="18"/>
         </w:rPr>
-        <w:t xml:space="preserve">    design/          ; decisions (YAML)</w:t>
+        <w:t>docs/</w:t>
       </w:r>
     </w:p>
     <w:p>
@@ -11694,7 +15131,25 @@
           <w:sz w:val="18"/>
           <w:szCs w:val="18"/>
         </w:rPr>
-        <w:t xml:space="preserve">    rules/           ; checkable constraints (YAML)</w:t>
+        <w:t xml:space="preserve">  design/         </w:t>
+      </w:r>
+      <w:proofErr w:type="gramStart"/>
+      <w:r>
+        <w:rPr>
+          <w:rFonts w:ascii="Consolas" w:eastAsia="Consolas" w:hAnsi="Consolas" w:cs="Consolas"/>
+          <w:sz w:val="18"/>
+          <w:szCs w:val="18"/>
+        </w:rPr>
+        <w:t xml:space="preserve">  ;</w:t>
+      </w:r>
+      <w:proofErr w:type="gramEnd"/>
+      <w:r>
+        <w:rPr>
+          <w:rFonts w:ascii="Consolas" w:eastAsia="Consolas" w:hAnsi="Consolas" w:cs="Consolas"/>
+          <w:sz w:val="18"/>
+          <w:szCs w:val="18"/>
+        </w:rPr>
+        <w:t xml:space="preserve"> decisions (YAML)</w:t>
       </w:r>
     </w:p>
     <w:p>
@@ -11709,7 +15164,25 @@
           <w:sz w:val="18"/>
           <w:szCs w:val="18"/>
         </w:rPr>
-        <w:t xml:space="preserve">    arch/            ; architecture overviews</w:t>
+        <w:t xml:space="preserve">  rules/          </w:t>
+      </w:r>
+      <w:proofErr w:type="gramStart"/>
+      <w:r>
+        <w:rPr>
+          <w:rFonts w:ascii="Consolas" w:eastAsia="Consolas" w:hAnsi="Consolas" w:cs="Consolas"/>
+          <w:sz w:val="18"/>
+          <w:szCs w:val="18"/>
+        </w:rPr>
+        <w:t xml:space="preserve">  ;</w:t>
+      </w:r>
+      <w:proofErr w:type="gramEnd"/>
+      <w:r>
+        <w:rPr>
+          <w:rFonts w:ascii="Consolas" w:eastAsia="Consolas" w:hAnsi="Consolas" w:cs="Consolas"/>
+          <w:sz w:val="18"/>
+          <w:szCs w:val="18"/>
+        </w:rPr>
+        <w:t xml:space="preserve"> checkable constraints (YAML)</w:t>
       </w:r>
     </w:p>
     <w:p>
@@ -11724,7 +15197,58 @@
           <w:sz w:val="18"/>
           <w:szCs w:val="18"/>
         </w:rPr>
-        <w:t xml:space="preserve">    concepts/        ; domain vocabulary</w:t>
+        <w:t xml:space="preserve">  arch/           </w:t>
+      </w:r>
+      <w:proofErr w:type="gramStart"/>
+      <w:r>
+        <w:rPr>
+          <w:rFonts w:ascii="Consolas" w:eastAsia="Consolas" w:hAnsi="Consolas" w:cs="Consolas"/>
+          <w:sz w:val="18"/>
+          <w:szCs w:val="18"/>
+        </w:rPr>
+        <w:t xml:space="preserve">  ;</w:t>
+      </w:r>
+      <w:proofErr w:type="gramEnd"/>
+      <w:r>
+        <w:rPr>
+          <w:rFonts w:ascii="Consolas" w:eastAsia="Consolas" w:hAnsi="Consolas" w:cs="Consolas"/>
+          <w:sz w:val="18"/>
+          <w:szCs w:val="18"/>
+        </w:rPr>
+        <w:t xml:space="preserve"> architecture overviews</w:t>
+      </w:r>
+    </w:p>
+    <w:p>
+      <w:pPr>
+        <w:shd w:val="clear" w:color="auto" w:fill="F3F4F6"/>
+        <w:spacing w:line="240" w:lineRule="auto"/>
+        <w:ind w:left="240" w:right="240"/>
+      </w:pPr>
+      <w:r>
+        <w:rPr>
+          <w:rFonts w:ascii="Consolas" w:eastAsia="Consolas" w:hAnsi="Consolas" w:cs="Consolas"/>
+          <w:sz w:val="18"/>
+          <w:szCs w:val="18"/>
+        </w:rPr>
+        <w:t xml:space="preserve">  concepts/       </w:t>
+      </w:r>
+      <w:proofErr w:type="gramStart"/>
+      <w:r>
+        <w:rPr>
+          <w:rFonts w:ascii="Consolas" w:eastAsia="Consolas" w:hAnsi="Consolas" w:cs="Consolas"/>
+          <w:sz w:val="18"/>
+          <w:szCs w:val="18"/>
+        </w:rPr>
+        <w:t xml:space="preserve">  ;</w:t>
+      </w:r>
+      <w:proofErr w:type="gramEnd"/>
+      <w:r>
+        <w:rPr>
+          <w:rFonts w:ascii="Consolas" w:eastAsia="Consolas" w:hAnsi="Consolas" w:cs="Consolas"/>
+          <w:sz w:val="18"/>
+          <w:szCs w:val="18"/>
+        </w:rPr>
+        <w:t xml:space="preserve"> domain vocabulary</w:t>
       </w:r>
     </w:p>
     <w:p>
@@ -11739,7 +15263,50 @@
           <w:sz w:val="18"/>
           <w:szCs w:val="18"/>
         </w:rPr>
-        <w:t xml:space="preserve">  CLAUDE.md          ; validated-knowledge file for agent sessions</w:t>
+        <w:t>CLAUDE.md</w:t>
+      </w:r>
+    </w:p>
+    <w:p>
+      <w:pPr>
+        <w:spacing w:after="160"/>
+      </w:pPr>
+      <w:r>
+        <w:t xml:space="preserve">The four implemented systems keep the directories they have. </w:t>
+      </w:r>
+      <w:proofErr w:type="gramStart"/>
+      <w:r>
+        <w:t>The mapping</w:t>
+      </w:r>
+      <w:proofErr w:type="gramEnd"/>
+      <w:r>
+        <w:t xml:space="preserve"> is a convention rather than a rule — directory </w:t>
+      </w:r>
+      <w:proofErr w:type="spellStart"/>
+      <w:r>
+        <w:t>src</w:t>
+      </w:r>
+      <w:proofErr w:type="spellEnd"/>
+      <w:r>
+        <w:t xml:space="preserve">/knowledge holds system loom-knowledge — and it is written down here precisely because it is not derivable. The one name chosen with care is </w:t>
+      </w:r>
+      <w:proofErr w:type="spellStart"/>
+      <w:r>
+        <w:t>src</w:t>
+      </w:r>
+      <w:proofErr w:type="spellEnd"/>
+      <w:r>
+        <w:t xml:space="preserve">/docs-analyzer, which avoids colliding with the docs/ content tree at the root; a directory named docs/ inside </w:t>
+      </w:r>
+      <w:proofErr w:type="spellStart"/>
+      <w:r>
+        <w:t>src</w:t>
+      </w:r>
+      <w:proofErr w:type="spellEnd"/>
+      <w:r>
+        <w:t>/ that contains an analyzer for the documents in docs/ is a confusion worth spending eleven characters to avoid. If the tree as built differs from the above, the tree is right and this section</w:t>
+      </w:r>
+      <w:r>
+        <w:t xml:space="preserve"> should be corrected to match it.</w:t>
       </w:r>
     </w:p>
     <w:p>
@@ -11767,96 +15334,10 @@
 <file path=word/numbering.xml><?xml version="1.0" encoding="utf-8"?>
 <w:numbering xmlns:wpc="http://schemas.microsoft.com/office/word/2010/wordprocessingCanvas" xmlns:cx="http://schemas.microsoft.com/office/drawing/2014/chartex" xmlns:cx1="http://schemas.microsoft.com/office/drawing/2015/9/8/chartex" xmlns:cx2="http://schemas.microsoft.com/office/drawing/2015/10/21/chartex" xmlns:cx3="http://schemas.microsoft.com/office/drawing/2016/5/9/chartex" xmlns:cx4="http://schemas.microsoft.com/office/drawing/2016/5/10/chartex" xmlns:cx5="http://schemas.microsoft.com/office/drawing/2016/5/11/chartex" xmlns:cx6="http://schemas.microsoft.com/office/drawing/2016/5/12/chartex" xmlns:cx7="http://schemas.microsoft.com/office/drawing/2016/5/13/chartex" xmlns:cx8="http://schemas.microsoft.com/office/drawing/2016/5/14/chartex" xmlns:mc="http://schemas.openxmlformats.org/markup-compatibility/2006" xmlns:aink="http://schemas.microsoft.com/office/drawing/2016/ink" xmlns:am3d="http://schemas.microsoft.com/office/drawing/2017/model3d" xmlns:o="urn:schemas-microsoft-com:office:office" xmlns:oel="http://schemas.microsoft.com/office/2019/extlst" xmlns:r="http://schemas.openxmlformats.org/officeDocument/2006/relationships" xmlns:m="http://schemas.openxmlformats.org/officeDocument/2006/math" xmlns:v="urn:schemas-microsoft-com:vml" xmlns:wp14="http://schemas.microsoft.com/office/word/2010/wordprocessingDrawing" xmlns:wp="http://schemas.openxmlformats.org/drawingml/2006/wordprocessingDrawing" xmlns:w10="urn:schemas-microsoft-com:office:word" xmlns:w="http://schemas.openxmlformats.org/wordprocessingml/2006/main" xmlns:w14="http://schemas.microsoft.com/office/word/2010/wordml" xmlns:w15="http://schemas.microsoft.com/office/word/2012/wordml" xmlns:w16cex="http://schemas.microsoft.com/office/word/2018/wordml/cex" xmlns:w16cid="http://schemas.microsoft.com/office/word/2016/wordml/cid" xmlns:w16="http://schemas.microsoft.com/office/word/2018/wordml" xmlns:w16du="http://schemas.microsoft.com/office/word/2023/wordml/word16du" xmlns:w16sdtdh="http://schemas.microsoft.com/office/word/2020/wordml/sdtdatahash" xmlns:w16sdtfl="http://schemas.microsoft.com/office/word/2024/wordml/sdtformatlock" xmlns:w16se="http://schemas.microsoft.com/office/word/2015/wordml/symex" xmlns:wpg="http://schemas.microsoft.com/office/word/2010/wordprocessingGroup" xmlns:wpi="http://schemas.microsoft.com/office/word/2010/wordprocessingInk" xmlns:wne="http://schemas.microsoft.com/office/word/2006/wordml" xmlns:wps="http://schemas.microsoft.com/office/word/2010/wordprocessingShape" mc:Ignorable="w14 w15 w16se w16cid w16 w16cex w16sdtdh w16sdtfl w16du wp14">
   <w:abstractNum w:abstractNumId="0" w15:restartNumberingAfterBreak="0">
-    <w:nsid w:val="0A9A6C8C"/>
+    <w:nsid w:val="0D593B4C"/>
     <w:multiLevelType w:val="hybridMultilevel"/>
-    <w:tmpl w:val="5BE84E72"/>
-    <w:lvl w:ilvl="0" w:tplc="F592ABB0">
-      <w:start w:val="1"/>
-      <w:numFmt w:val="bullet"/>
-      <w:lvlText w:val="●"/>
-      <w:lvlJc w:val="left"/>
-      <w:pPr>
-        <w:ind w:left="720" w:hanging="360"/>
-      </w:pPr>
-    </w:lvl>
-    <w:lvl w:ilvl="1" w:tplc="FCC49C34">
-      <w:start w:val="1"/>
-      <w:numFmt w:val="bullet"/>
-      <w:lvlText w:val="○"/>
-      <w:lvlJc w:val="left"/>
-      <w:pPr>
-        <w:ind w:left="1440" w:hanging="360"/>
-      </w:pPr>
-    </w:lvl>
-    <w:lvl w:ilvl="2" w:tplc="E5629072">
-      <w:start w:val="1"/>
-      <w:numFmt w:val="bullet"/>
-      <w:lvlText w:val="■"/>
-      <w:lvlJc w:val="left"/>
-      <w:pPr>
-        <w:ind w:left="2160" w:hanging="360"/>
-      </w:pPr>
-    </w:lvl>
-    <w:lvl w:ilvl="3" w:tplc="CC9CFB92">
-      <w:start w:val="1"/>
-      <w:numFmt w:val="bullet"/>
-      <w:lvlText w:val="●"/>
-      <w:lvlJc w:val="left"/>
-      <w:pPr>
-        <w:ind w:left="2880" w:hanging="360"/>
-      </w:pPr>
-    </w:lvl>
-    <w:lvl w:ilvl="4" w:tplc="AB72E7E8">
-      <w:start w:val="1"/>
-      <w:numFmt w:val="bullet"/>
-      <w:lvlText w:val="○"/>
-      <w:lvlJc w:val="left"/>
-      <w:pPr>
-        <w:ind w:left="3600" w:hanging="360"/>
-      </w:pPr>
-    </w:lvl>
-    <w:lvl w:ilvl="5" w:tplc="36CA3104">
-      <w:start w:val="1"/>
-      <w:numFmt w:val="bullet"/>
-      <w:lvlText w:val="■"/>
-      <w:lvlJc w:val="left"/>
-      <w:pPr>
-        <w:ind w:left="4320" w:hanging="360"/>
-      </w:pPr>
-    </w:lvl>
-    <w:lvl w:ilvl="6" w:tplc="C99ABA90">
-      <w:start w:val="1"/>
-      <w:numFmt w:val="bullet"/>
-      <w:lvlText w:val="●"/>
-      <w:lvlJc w:val="left"/>
-      <w:pPr>
-        <w:ind w:left="5040" w:hanging="360"/>
-      </w:pPr>
-    </w:lvl>
-    <w:lvl w:ilvl="7" w:tplc="BAC83AEC">
-      <w:start w:val="1"/>
-      <w:numFmt w:val="bullet"/>
-      <w:lvlText w:val="●"/>
-      <w:lvlJc w:val="left"/>
-      <w:pPr>
-        <w:ind w:left="5760" w:hanging="360"/>
-      </w:pPr>
-    </w:lvl>
-    <w:lvl w:ilvl="8" w:tplc="C7C203A8">
-      <w:start w:val="1"/>
-      <w:numFmt w:val="bullet"/>
-      <w:lvlText w:val="●"/>
-      <w:lvlJc w:val="left"/>
-      <w:pPr>
-        <w:ind w:left="6480" w:hanging="360"/>
-      </w:pPr>
-    </w:lvl>
-  </w:abstractNum>
-  <w:abstractNum w:abstractNumId="1" w15:restartNumberingAfterBreak="0">
-    <w:nsid w:val="66730D8D"/>
-    <w:multiLevelType w:val="hybridMultilevel"/>
-    <w:tmpl w:val="264CBF5A"/>
-    <w:lvl w:ilvl="0" w:tplc="9A7066D0">
+    <w:tmpl w:val="12A21EA6"/>
+    <w:lvl w:ilvl="0" w:tplc="0886645E">
       <w:start w:val="1"/>
       <w:numFmt w:val="bullet"/>
       <w:lvlText w:val="•"/>
@@ -11865,55 +15346,141 @@
         <w:ind w:left="480" w:hanging="240"/>
       </w:pPr>
     </w:lvl>
-    <w:lvl w:ilvl="1" w:tplc="D044797C">
+    <w:lvl w:ilvl="1" w:tplc="0818D450">
       <w:numFmt w:val="decimal"/>
       <w:lvlText w:val=""/>
       <w:lvlJc w:val="left"/>
     </w:lvl>
-    <w:lvl w:ilvl="2" w:tplc="F8FEBD26">
+    <w:lvl w:ilvl="2" w:tplc="B554D212">
       <w:numFmt w:val="decimal"/>
       <w:lvlText w:val=""/>
       <w:lvlJc w:val="left"/>
     </w:lvl>
-    <w:lvl w:ilvl="3" w:tplc="D5189B94">
+    <w:lvl w:ilvl="3" w:tplc="9A2CEF18">
       <w:numFmt w:val="decimal"/>
       <w:lvlText w:val=""/>
       <w:lvlJc w:val="left"/>
     </w:lvl>
-    <w:lvl w:ilvl="4" w:tplc="0F0CC300">
+    <w:lvl w:ilvl="4" w:tplc="2B2C9050">
       <w:numFmt w:val="decimal"/>
       <w:lvlText w:val=""/>
       <w:lvlJc w:val="left"/>
     </w:lvl>
-    <w:lvl w:ilvl="5" w:tplc="6178C208">
+    <w:lvl w:ilvl="5" w:tplc="CDB415AA">
       <w:numFmt w:val="decimal"/>
       <w:lvlText w:val=""/>
       <w:lvlJc w:val="left"/>
     </w:lvl>
-    <w:lvl w:ilvl="6" w:tplc="668C9254">
+    <w:lvl w:ilvl="6" w:tplc="A238E586">
       <w:numFmt w:val="decimal"/>
       <w:lvlText w:val=""/>
       <w:lvlJc w:val="left"/>
     </w:lvl>
-    <w:lvl w:ilvl="7" w:tplc="1BFE2EC8">
+    <w:lvl w:ilvl="7" w:tplc="C308AF88">
       <w:numFmt w:val="decimal"/>
       <w:lvlText w:val=""/>
       <w:lvlJc w:val="left"/>
     </w:lvl>
-    <w:lvl w:ilvl="8" w:tplc="1AAEE86C">
+    <w:lvl w:ilvl="8" w:tplc="82E88440">
       <w:numFmt w:val="decimal"/>
       <w:lvlText w:val=""/>
       <w:lvlJc w:val="left"/>
     </w:lvl>
   </w:abstractNum>
-  <w:num w:numId="1" w16cid:durableId="1748571966">
-    <w:abstractNumId w:val="0"/>
+  <w:abstractNum w:abstractNumId="1" w15:restartNumberingAfterBreak="0">
+    <w:nsid w:val="511B4FB6"/>
+    <w:multiLevelType w:val="hybridMultilevel"/>
+    <w:tmpl w:val="B89270DA"/>
+    <w:lvl w:ilvl="0" w:tplc="B50AE88A">
+      <w:start w:val="1"/>
+      <w:numFmt w:val="bullet"/>
+      <w:lvlText w:val="●"/>
+      <w:lvlJc w:val="left"/>
+      <w:pPr>
+        <w:ind w:left="720" w:hanging="360"/>
+      </w:pPr>
+    </w:lvl>
+    <w:lvl w:ilvl="1" w:tplc="8278C99A">
+      <w:start w:val="1"/>
+      <w:numFmt w:val="bullet"/>
+      <w:lvlText w:val="○"/>
+      <w:lvlJc w:val="left"/>
+      <w:pPr>
+        <w:ind w:left="1440" w:hanging="360"/>
+      </w:pPr>
+    </w:lvl>
+    <w:lvl w:ilvl="2" w:tplc="AC34BAA2">
+      <w:start w:val="1"/>
+      <w:numFmt w:val="bullet"/>
+      <w:lvlText w:val="■"/>
+      <w:lvlJc w:val="left"/>
+      <w:pPr>
+        <w:ind w:left="2160" w:hanging="360"/>
+      </w:pPr>
+    </w:lvl>
+    <w:lvl w:ilvl="3" w:tplc="4EDCAFEA">
+      <w:start w:val="1"/>
+      <w:numFmt w:val="bullet"/>
+      <w:lvlText w:val="●"/>
+      <w:lvlJc w:val="left"/>
+      <w:pPr>
+        <w:ind w:left="2880" w:hanging="360"/>
+      </w:pPr>
+    </w:lvl>
+    <w:lvl w:ilvl="4" w:tplc="2F2CF8AE">
+      <w:start w:val="1"/>
+      <w:numFmt w:val="bullet"/>
+      <w:lvlText w:val="○"/>
+      <w:lvlJc w:val="left"/>
+      <w:pPr>
+        <w:ind w:left="3600" w:hanging="360"/>
+      </w:pPr>
+    </w:lvl>
+    <w:lvl w:ilvl="5" w:tplc="C6949174">
+      <w:start w:val="1"/>
+      <w:numFmt w:val="bullet"/>
+      <w:lvlText w:val="■"/>
+      <w:lvlJc w:val="left"/>
+      <w:pPr>
+        <w:ind w:left="4320" w:hanging="360"/>
+      </w:pPr>
+    </w:lvl>
+    <w:lvl w:ilvl="6" w:tplc="B4FEE1D6">
+      <w:start w:val="1"/>
+      <w:numFmt w:val="bullet"/>
+      <w:lvlText w:val="●"/>
+      <w:lvlJc w:val="left"/>
+      <w:pPr>
+        <w:ind w:left="5040" w:hanging="360"/>
+      </w:pPr>
+    </w:lvl>
+    <w:lvl w:ilvl="7" w:tplc="9302290A">
+      <w:start w:val="1"/>
+      <w:numFmt w:val="bullet"/>
+      <w:lvlText w:val="●"/>
+      <w:lvlJc w:val="left"/>
+      <w:pPr>
+        <w:ind w:left="5760" w:hanging="360"/>
+      </w:pPr>
+    </w:lvl>
+    <w:lvl w:ilvl="8" w:tplc="F158709A">
+      <w:start w:val="1"/>
+      <w:numFmt w:val="bullet"/>
+      <w:lvlText w:val="●"/>
+      <w:lvlJc w:val="left"/>
+      <w:pPr>
+        <w:ind w:left="6480" w:hanging="360"/>
+      </w:pPr>
+    </w:lvl>
+  </w:abstractNum>
+  <w:num w:numId="1" w16cid:durableId="988095929">
+    <w:abstractNumId w:val="1"/>
     <w:lvlOverride w:ilvl="0">
       <w:startOverride w:val="1"/>
     </w:lvlOverride>
   </w:num>
-  <w:num w:numId="2" w16cid:durableId="98373094">
-    <w:abstractNumId w:val="1"/>
+  <w:num w:numId="2" w16cid:durableId="2002074101">
+    <w:abstractNumId w:val="0"/>
     <w:lvlOverride w:ilvl="0">
       <w:startOverride w:val="1"/>
     </w:lvlOverride>
@@ -12354,7 +15921,6 @@
   <w:style w:type="paragraph" w:styleId="Heading3">
     <w:name w:val="heading 3"/>
     <w:uiPriority w:val="9"/>
-    <w:semiHidden/>
     <w:unhideWhenUsed/>
     <w:qFormat/>
     <w:pPr>
@@ -12541,7 +16107,7 @@
     <w:autoRedefine/>
     <w:uiPriority w:val="39"/>
     <w:unhideWhenUsed/>
-    <w:rsid w:val="008846B6"/>
+    <w:rsid w:val="008F1D9F"/>
     <w:pPr>
       <w:spacing w:after="100"/>
     </w:pPr>
@@ -12553,7 +16119,7 @@
     <w:autoRedefine/>
     <w:uiPriority w:val="39"/>
     <w:unhideWhenUsed/>
-    <w:rsid w:val="008846B6"/>
+    <w:rsid w:val="008F1D9F"/>
     <w:pPr>
       <w:spacing w:after="100"/>
       <w:ind w:left="210"/>
